--- a/01_Manuscript/03_Supplementary_Material.docx
+++ b/01_Manuscript/03_Supplementary_Material.docx
@@ -54,7 +54,7 @@
           <w:i w:val="0"/>
           <w:sz w:val="20"/>
         </w:rPr>
-        <w:t>Predictor dictionary. Each NHANES item code is given with a plain description of what the item records, its coding in this analysis, and the number of model columns it contributes after encoding (total 33). Categorical variables with more than two levels were one-hot encoded with the stated reference category omitted.</w:t>
+        <w:t>Predictor dictionary. Each NHANES item code is given with a plain description of what the item records, its coding in this analysis, and the number of model columns it contributes after encoding (total 32). Categorical variables with more than two levels were one-hot encoded with the stated reference category omitted.</w:t>
       </w:r>
     </w:p>
     <w:tbl>
@@ -2381,7 +2381,7 @@
                 <w:i w:val="0"/>
                 <w:sz w:val="16"/>
               </w:rPr>
-              <w:t>Current cigarette smoking frequency</w:t>
+              <w:t>Current cigarette smoking frequency (never-smokers, who skip the item, coded not at all)</w:t>
             </w:r>
           </w:p>
         </w:tc>
@@ -2493,7 +2493,7 @@
                 <w:i w:val="0"/>
                 <w:sz w:val="16"/>
               </w:rPr>
-              <w:t>ALQ101 / ALQ111</w:t>
+              <w:t>ALQ120Q / ALQ121</w:t>
             </w:r>
           </w:p>
         </w:tc>
@@ -2520,7 +2520,7 @@
                 <w:i w:val="0"/>
                 <w:sz w:val="16"/>
               </w:rPr>
-              <w:t>Alcohol gatekeeper item, harmonized across cycles: "had at least 12 alcoholic drinks in any one year" (2007–2016) and "ever had a drink of any kind of alcohol" (2017–2018)</w:t>
+              <w:t>Any alcohol in the past 12 months, from the past-year drinking frequency (ALQ120Q in 2007–2016, ALQ121 in 2017–2018); those who never had 12 drinks in their life or never had a drink skip it and are coded no</w:t>
             </w:r>
           </w:p>
         </w:tc>
@@ -2547,7 +2547,7 @@
                 <w:i w:val="0"/>
                 <w:sz w:val="16"/>
               </w:rPr>
-              <w:t>Binary (ever = 1)</w:t>
+              <w:t>Binary (yes = 1)</w:t>
             </w:r>
           </w:p>
         </w:tc>
@@ -2659,7 +2659,7 @@
                 <w:i w:val="0"/>
                 <w:sz w:val="16"/>
               </w:rPr>
-              <w:t>Average number of alcoholic drinks per day on drinking days, past 12 months</w:t>
+              <w:t>Average number of alcoholic drinks on drinking days, past 12 months (0 for past-year non-drinkers)</w:t>
             </w:r>
           </w:p>
         </w:tc>
@@ -3590,7 +3590,7 @@
           <w:i w:val="0"/>
           <w:sz w:val="20"/>
         </w:rPr>
-        <w:t>Metabolic syndrome component definitions. A component is scored positive when either the measured criterion or the drug-treatment criterion is met, following the harmonized joint interim statement [5] and the earlier AHA/NHLBI thresholds [6]. Participants meeting at least three of five components were classified as cases.</w:t>
+        <w:t>Metabolic syndrome component definitions. A component is scored positive when either the measured criterion or the drug-treatment criterion is met, following the harmonized joint interim statement [5], which retains the AHA/NHLBI thresholds and treatment clauses [6]. Participants meeting at least three of five components were classified as cases.</w:t>
       </w:r>
     </w:p>
     <w:tbl>
@@ -4113,7 +4113,7 @@
                 <w:i w:val="0"/>
                 <w:sz w:val="16"/>
               </w:rPr>
-              <w:t>Systolic ≥ 130 mmHg or diastolic ≥ 85 mmHg</w:t>
+              <w:t>Mean systolic ≥ 130 mmHg or mean diastolic ≥ 85 mmHg</w:t>
             </w:r>
           </w:p>
         </w:tc>
@@ -4140,7 +4140,7 @@
                 <w:i w:val="0"/>
                 <w:sz w:val="16"/>
               </w:rPr>
-              <w:t>BPXSY1, BPXDI1</w:t>
+              <w:t>BPXSY1–4, BPXDI1–4 (mean of valid readings)</w:t>
             </w:r>
           </w:p>
         </w:tc>
@@ -4297,7 +4297,7 @@
           <w:i w:val="0"/>
           <w:sz w:val="18"/>
         </w:rPr>
-        <w:t>HDL-C, high-density lipoprotein cholesterol. NHANES carries only one cholesterol-medication item in the cycles used here and does not distinguish HDL-specific from triglyceride-specific treatment, so BPQ100D is applied to both lipid components. Component measurements and medication items were used solely to construct the outcome and were excluded from the predictor set.</w:t>
+        <w:t>HDL-C, high-density lipoprotein cholesterol. NHANES carries only one cholesterol-medication item and does not name the drug, whereas the guideline's lipid treatment clause refers to drugs such as fibrates and nicotinic acid; BPQ100D is applied to both lipid components as a stated modelling choice, and a sensitivity analysis without it is given in Table S7. Blood pressure is the mean of all valid readings (a diastolic reading of 0 mmHg is treated as invalid); a first-reading-only version is also tested in Table S7. Component measurements and medication items were used solely to construct the outcome and were excluded from the predictor set.</w:t>
       </w:r>
     </w:p>
     <w:p>
@@ -4322,7 +4322,7 @@
           <w:i w:val="0"/>
           <w:sz w:val="20"/>
         </w:rPr>
-        <w:t xml:space="preserve">Hyperparameter search space, selected configuration and cross-validated discrimination for each algorithm. Configurations were chosen by randomized search (capped at 12 configurations; smaller grids searched exhaustively) with 10-fold stratified cross-validation on the training partition, optimizing AUROC. </w:t>
+        <w:t xml:space="preserve">Hyperparameter search space, selected configuration and cross-validated discrimination for each algorithm. Every grid holds at most 12 configurations and was searched exhaustively, with 10-fold stratified cross-validation on the training partition, optimizing AUROC. </w:t>
       </w:r>
       <w:r>
         <w:rPr>
@@ -4569,7 +4569,7 @@
                 <w:i w:val="0"/>
                 <w:sz w:val="15"/>
               </w:rPr>
-              <w:t>0.8463</w:t>
+              <w:t>0.8438</w:t>
             </w:r>
           </w:p>
         </w:tc>
@@ -4601,7 +4601,7 @@
                 <w:i w:val="0"/>
                 <w:sz w:val="15"/>
               </w:rPr>
-              <w:t>XGBoost</w:t>
+              <w:t>LightGBM</w:t>
             </w:r>
           </w:p>
         </w:tc>
@@ -4628,7 +4628,7 @@
                 <w:i w:val="0"/>
                 <w:sz w:val="15"/>
               </w:rPr>
-              <w:t>n_estimators ∈ {200, 500}; learning_rate ∈ {0.01, 0.05, 0.1}; max_depth ∈ {3, 5}</w:t>
+              <w:t>n_estimators ∈ {200, 500}; learning_rate ∈ {0.01, 0.05, 0.1}; num_leaves ∈ {15, 31}</w:t>
             </w:r>
           </w:p>
         </w:tc>
@@ -4655,7 +4655,7 @@
                 <w:i w:val="0"/>
                 <w:sz w:val="15"/>
               </w:rPr>
-              <w:t>n_estimators = 200, max_depth = 3, learning_rate = 0.05</w:t>
+              <w:t>num_leaves = 15, n_estimators = 500, learning_rate = 0.01</w:t>
             </w:r>
           </w:p>
         </w:tc>
@@ -4682,7 +4682,7 @@
                 <w:i w:val="0"/>
                 <w:sz w:val="15"/>
               </w:rPr>
-              <w:t>0.8446</w:t>
+              <w:t>0.8400</w:t>
             </w:r>
           </w:p>
         </w:tc>
@@ -4714,7 +4714,7 @@
                 <w:i w:val="0"/>
                 <w:sz w:val="15"/>
               </w:rPr>
-              <w:t>Gradient Boosting</w:t>
+              <w:t>XGBoost</w:t>
             </w:r>
           </w:p>
         </w:tc>
@@ -4741,7 +4741,7 @@
                 <w:i w:val="0"/>
                 <w:sz w:val="15"/>
               </w:rPr>
-              <w:t>n_estimators ∈ {100, 200}; learning_rate ∈ {0.01, 0.1}; max_depth ∈ {2, 3}</w:t>
+              <w:t>n_estimators ∈ {200, 500}; learning_rate ∈ {0.01, 0.05, 0.1}; max_depth ∈ {3, 5}</w:t>
             </w:r>
           </w:p>
         </w:tc>
@@ -4768,7 +4768,7 @@
                 <w:i w:val="0"/>
                 <w:sz w:val="15"/>
               </w:rPr>
-              <w:t>n_estimators = 200, max_depth = 2, learning_rate = 0.1</w:t>
+              <w:t>n_estimators = 200, max_depth = 3, learning_rate = 0.05</w:t>
             </w:r>
           </w:p>
         </w:tc>
@@ -4795,7 +4795,7 @@
                 <w:i w:val="0"/>
                 <w:sz w:val="15"/>
               </w:rPr>
-              <w:t>0.8443</w:t>
+              <w:t>0.8399</w:t>
             </w:r>
           </w:p>
         </w:tc>
@@ -4827,7 +4827,7 @@
                 <w:i w:val="0"/>
                 <w:sz w:val="15"/>
               </w:rPr>
-              <w:t>LightGBM</w:t>
+              <w:t>Gradient Boosting</w:t>
             </w:r>
           </w:p>
         </w:tc>
@@ -4854,7 +4854,7 @@
                 <w:i w:val="0"/>
                 <w:sz w:val="15"/>
               </w:rPr>
-              <w:t>n_estimators ∈ {200, 500}; learning_rate ∈ {0.01, 0.05, 0.1}; num_leaves ∈ {15, 31}</w:t>
+              <w:t>n_estimators ∈ {100, 200}; learning_rate ∈ {0.01, 0.1}; max_depth ∈ {2, 3}</w:t>
             </w:r>
           </w:p>
         </w:tc>
@@ -4881,7 +4881,7 @@
                 <w:i w:val="0"/>
                 <w:sz w:val="15"/>
               </w:rPr>
-              <w:t>num_leaves = 15, n_estimators = 500, learning_rate = 0.01</w:t>
+              <w:t>n_estimators = 100, max_depth = 3, learning_rate = 0.1</w:t>
             </w:r>
           </w:p>
         </w:tc>
@@ -4908,7 +4908,7 @@
                 <w:i w:val="0"/>
                 <w:sz w:val="15"/>
               </w:rPr>
-              <w:t>0.8438</w:t>
+              <w:t>0.8393</w:t>
             </w:r>
           </w:p>
         </w:tc>
@@ -5021,7 +5021,7 @@
                 <w:i w:val="0"/>
                 <w:sz w:val="15"/>
               </w:rPr>
-              <w:t>0.8398</w:t>
+              <w:t>0.8374</w:t>
             </w:r>
           </w:p>
         </w:tc>
@@ -5053,7 +5053,7 @@
                 <w:i w:val="0"/>
                 <w:sz w:val="15"/>
               </w:rPr>
-              <w:t>Logistic Regression</w:t>
+              <w:t>Random Forest</w:t>
             </w:r>
           </w:p>
         </w:tc>
@@ -5080,7 +5080,7 @@
                 <w:i w:val="0"/>
                 <w:sz w:val="15"/>
               </w:rPr>
-              <w:t>C ∈ {0.01, 0.1, 1, 10}; penalty = L2</w:t>
+              <w:t>n_estimators ∈ {200, 500}; max_depth ∈ {None, 8, 15}; min_samples_leaf ∈ {1, 5}</w:t>
             </w:r>
           </w:p>
         </w:tc>
@@ -5107,7 +5107,7 @@
                 <w:i w:val="0"/>
                 <w:sz w:val="15"/>
               </w:rPr>
-              <w:t>penalty = l2, C = 0.01</w:t>
+              <w:t>n_estimators = 500, min_samples_leaf = 5, max_depth = None</w:t>
             </w:r>
           </w:p>
         </w:tc>
@@ -5134,7 +5134,7 @@
                 <w:i w:val="0"/>
                 <w:sz w:val="15"/>
               </w:rPr>
-              <w:t>0.8396</w:t>
+              <w:t>0.8371</w:t>
             </w:r>
           </w:p>
         </w:tc>
@@ -5166,7 +5166,7 @@
                 <w:i w:val="0"/>
                 <w:sz w:val="15"/>
               </w:rPr>
-              <w:t>Random Forest</w:t>
+              <w:t>Logistic Regression</w:t>
             </w:r>
           </w:p>
         </w:tc>
@@ -5193,7 +5193,7 @@
                 <w:i w:val="0"/>
                 <w:sz w:val="15"/>
               </w:rPr>
-              <w:t>n_estimators ∈ {200, 500}; max_depth ∈ {None, 8, 15}; min_samples_leaf ∈ {1, 5}</w:t>
+              <w:t>C ∈ {0.01, 0.1, 1, 10}; penalty = L2</w:t>
             </w:r>
           </w:p>
         </w:tc>
@@ -5220,7 +5220,7 @@
                 <w:i w:val="0"/>
                 <w:sz w:val="15"/>
               </w:rPr>
-              <w:t>n_estimators = 500, min_samples_leaf = 5, max_depth = None</w:t>
+              <w:t>penalty = l2, C = 0.01</w:t>
             </w:r>
           </w:p>
         </w:tc>
@@ -5247,7 +5247,7 @@
                 <w:i w:val="0"/>
                 <w:sz w:val="15"/>
               </w:rPr>
-              <w:t>0.8377</w:t>
+              <w:t>0.8352</w:t>
             </w:r>
           </w:p>
         </w:tc>
@@ -5360,7 +5360,7 @@
                 <w:i w:val="0"/>
                 <w:sz w:val="15"/>
               </w:rPr>
-              <w:t>0.8238</w:t>
+              <w:t>0.8184</w:t>
             </w:r>
           </w:p>
         </w:tc>
@@ -5473,7 +5473,7 @@
                 <w:i w:val="0"/>
                 <w:sz w:val="15"/>
               </w:rPr>
-              <w:t>0.7991</w:t>
+              <w:t>0.8018</w:t>
             </w:r>
           </w:p>
         </w:tc>
@@ -5586,7 +5586,7 @@
                 <w:i w:val="0"/>
                 <w:sz w:val="15"/>
               </w:rPr>
-              <w:t>0.7943</w:t>
+              <w:t>0.7898</w:t>
             </w:r>
           </w:p>
         </w:tc>
@@ -5672,7 +5672,7 @@
                 <w:i w:val="0"/>
                 <w:sz w:val="15"/>
               </w:rPr>
-              <w:t>—</w:t>
+              <w:t>–</w:t>
             </w:r>
           </w:p>
         </w:tc>
@@ -5699,7 +5699,7 @@
                 <w:i w:val="0"/>
                 <w:sz w:val="15"/>
               </w:rPr>
-              <w:t>0.7472</w:t>
+              <w:t>0.7438</w:t>
             </w:r>
           </w:p>
         </w:tc>
@@ -6136,7 +6136,7 @@
                 <w:i w:val="0"/>
                 <w:sz w:val="14"/>
               </w:rPr>
-              <w:t>0.528</w:t>
+              <w:t>0.511</w:t>
             </w:r>
           </w:p>
         </w:tc>
@@ -6163,7 +6163,7 @@
                 <w:i w:val="0"/>
                 <w:sz w:val="14"/>
               </w:rPr>
-              <w:t>77.4</w:t>
+              <w:t>77.3</w:t>
             </w:r>
           </w:p>
         </w:tc>
@@ -6190,223 +6190,223 @@
                 <w:i w:val="0"/>
                 <w:sz w:val="14"/>
               </w:rPr>
+              <w:t>78.3</w:t>
+            </w:r>
+          </w:p>
+        </w:tc>
+        <w:tc>
+          <w:tcPr>
+            <w:tcW w:type="dxa" w:w="662"/>
+            <w:tcBorders>
+              <w:top w:val="nil"/>
+              <w:bottom w:val="nil"/>
+              <w:left w:val="nil"/>
+              <w:right w:val="nil"/>
+            </w:tcBorders>
+          </w:tcPr>
+          <w:p>
+            <w:pPr>
+              <w:spacing w:line="240" w:lineRule="auto" w:after="30" w:before="30"/>
+              <w:jc w:val="center"/>
+            </w:pPr>
+            <w:r/>
+            <w:r>
+              <w:rPr>
+                <w:rFonts w:ascii="Times New Roman" w:hAnsi="Times New Roman" w:cs="Times New Roman" w:eastAsia="Times New Roman"/>
+                <w:b w:val="0"/>
+                <w:i w:val="0"/>
+                <w:sz w:val="14"/>
+              </w:rPr>
+              <w:t>76.4</w:t>
+            </w:r>
+          </w:p>
+        </w:tc>
+        <w:tc>
+          <w:tcPr>
+            <w:tcW w:type="dxa" w:w="634"/>
+            <w:tcBorders>
+              <w:top w:val="nil"/>
+              <w:bottom w:val="nil"/>
+              <w:left w:val="nil"/>
+              <w:right w:val="nil"/>
+            </w:tcBorders>
+          </w:tcPr>
+          <w:p>
+            <w:pPr>
+              <w:spacing w:line="240" w:lineRule="auto" w:after="30" w:before="30"/>
+              <w:jc w:val="center"/>
+            </w:pPr>
+            <w:r/>
+            <w:r>
+              <w:rPr>
+                <w:rFonts w:ascii="Times New Roman" w:hAnsi="Times New Roman" w:cs="Times New Roman" w:eastAsia="Times New Roman"/>
+                <w:b w:val="0"/>
+                <w:i w:val="0"/>
+                <w:sz w:val="14"/>
+              </w:rPr>
+              <w:t>74.4</w:t>
+            </w:r>
+          </w:p>
+        </w:tc>
+        <w:tc>
+          <w:tcPr>
+            <w:tcW w:type="dxa" w:w="634"/>
+            <w:tcBorders>
+              <w:top w:val="nil"/>
+              <w:bottom w:val="nil"/>
+              <w:left w:val="nil"/>
+              <w:right w:val="nil"/>
+            </w:tcBorders>
+          </w:tcPr>
+          <w:p>
+            <w:pPr>
+              <w:spacing w:line="240" w:lineRule="auto" w:after="30" w:before="30"/>
+              <w:jc w:val="center"/>
+            </w:pPr>
+            <w:r/>
+            <w:r>
+              <w:rPr>
+                <w:rFonts w:ascii="Times New Roman" w:hAnsi="Times New Roman" w:cs="Times New Roman" w:eastAsia="Times New Roman"/>
+                <w:b w:val="0"/>
+                <w:i w:val="0"/>
+                <w:sz w:val="14"/>
+              </w:rPr>
+              <w:t>80.1</w:t>
+            </w:r>
+          </w:p>
+        </w:tc>
+        <w:tc>
+          <w:tcPr>
+            <w:tcW w:type="dxa" w:w="634"/>
+            <w:tcBorders>
+              <w:top w:val="nil"/>
+              <w:bottom w:val="nil"/>
+              <w:left w:val="nil"/>
+              <w:right w:val="nil"/>
+            </w:tcBorders>
+          </w:tcPr>
+          <w:p>
+            <w:pPr>
+              <w:spacing w:line="240" w:lineRule="auto" w:after="30" w:before="30"/>
+              <w:jc w:val="center"/>
+            </w:pPr>
+            <w:r/>
+            <w:r>
+              <w:rPr>
+                <w:rFonts w:ascii="Times New Roman" w:hAnsi="Times New Roman" w:cs="Times New Roman" w:eastAsia="Times New Roman"/>
+                <w:b w:val="0"/>
+                <w:i w:val="0"/>
+                <w:sz w:val="14"/>
+              </w:rPr>
+              <w:t>0.763</w:t>
+            </w:r>
+          </w:p>
+        </w:tc>
+        <w:tc>
+          <w:tcPr>
+            <w:tcW w:type="dxa" w:w="634"/>
+            <w:tcBorders>
+              <w:top w:val="nil"/>
+              <w:bottom w:val="nil"/>
+              <w:left w:val="nil"/>
+              <w:right w:val="nil"/>
+            </w:tcBorders>
+          </w:tcPr>
+          <w:p>
+            <w:pPr>
+              <w:spacing w:line="240" w:lineRule="auto" w:after="30" w:before="30"/>
+              <w:jc w:val="center"/>
+            </w:pPr>
+            <w:r/>
+            <w:r>
+              <w:rPr>
+                <w:rFonts w:ascii="Times New Roman" w:hAnsi="Times New Roman" w:cs="Times New Roman" w:eastAsia="Times New Roman"/>
+                <w:b w:val="0"/>
+                <w:i w:val="0"/>
+                <w:sz w:val="14"/>
+              </w:rPr>
+              <w:t>0.545</w:t>
+            </w:r>
+          </w:p>
+        </w:tc>
+        <w:tc>
+          <w:tcPr>
+            <w:tcW w:type="dxa" w:w="720"/>
+            <w:tcBorders>
+              <w:top w:val="nil"/>
+              <w:bottom w:val="nil"/>
+              <w:left w:val="nil"/>
+              <w:right w:val="nil"/>
+            </w:tcBorders>
+          </w:tcPr>
+          <w:p>
+            <w:pPr>
+              <w:spacing w:line="240" w:lineRule="auto" w:after="30" w:before="30"/>
+              <w:jc w:val="center"/>
+            </w:pPr>
+            <w:r/>
+            <w:r>
+              <w:rPr>
+                <w:rFonts w:ascii="Times New Roman" w:hAnsi="Times New Roman" w:cs="Times New Roman" w:eastAsia="Times New Roman"/>
+                <w:b w:val="0"/>
+                <w:i w:val="0"/>
+                <w:sz w:val="14"/>
+              </w:rPr>
+              <w:t>77.2</w:t>
+            </w:r>
+          </w:p>
+        </w:tc>
+        <w:tc>
+          <w:tcPr>
+            <w:tcW w:type="dxa" w:w="749"/>
+            <w:tcBorders>
+              <w:top w:val="nil"/>
+              <w:bottom w:val="nil"/>
+              <w:left w:val="nil"/>
+              <w:right w:val="nil"/>
+            </w:tcBorders>
+          </w:tcPr>
+          <w:p>
+            <w:pPr>
+              <w:spacing w:line="240" w:lineRule="auto" w:after="30" w:before="30"/>
+              <w:jc w:val="center"/>
+            </w:pPr>
+            <w:r/>
+            <w:r>
+              <w:rPr>
+                <w:rFonts w:ascii="Times New Roman" w:hAnsi="Times New Roman" w:cs="Times New Roman" w:eastAsia="Times New Roman"/>
+                <w:b w:val="0"/>
+                <w:i w:val="0"/>
+                <w:sz w:val="14"/>
+              </w:rPr>
+              <w:t>79.4</w:t>
+            </w:r>
+          </w:p>
+        </w:tc>
+        <w:tc>
+          <w:tcPr>
+            <w:tcW w:type="dxa" w:w="749"/>
+            <w:tcBorders>
+              <w:top w:val="nil"/>
+              <w:bottom w:val="nil"/>
+              <w:left w:val="nil"/>
+              <w:right w:val="nil"/>
+            </w:tcBorders>
+          </w:tcPr>
+          <w:p>
+            <w:pPr>
+              <w:spacing w:line="240" w:lineRule="auto" w:after="30" w:before="30"/>
+              <w:jc w:val="center"/>
+            </w:pPr>
+            <w:r/>
+            <w:r>
+              <w:rPr>
+                <w:rFonts w:ascii="Times New Roman" w:hAnsi="Times New Roman" w:cs="Times New Roman" w:eastAsia="Times New Roman"/>
+                <w:b w:val="0"/>
+                <w:i w:val="0"/>
+                <w:sz w:val="14"/>
+              </w:rPr>
               <w:t>75.3</w:t>
-            </w:r>
-          </w:p>
-        </w:tc>
-        <w:tc>
-          <w:tcPr>
-            <w:tcW w:type="dxa" w:w="662"/>
-            <w:tcBorders>
-              <w:top w:val="nil"/>
-              <w:bottom w:val="nil"/>
-              <w:left w:val="nil"/>
-              <w:right w:val="nil"/>
-            </w:tcBorders>
-          </w:tcPr>
-          <w:p>
-            <w:pPr>
-              <w:spacing w:line="240" w:lineRule="auto" w:after="30" w:before="30"/>
-              <w:jc w:val="center"/>
-            </w:pPr>
-            <w:r/>
-            <w:r>
-              <w:rPr>
-                <w:rFonts w:ascii="Times New Roman" w:hAnsi="Times New Roman" w:cs="Times New Roman" w:eastAsia="Times New Roman"/>
-                <w:b w:val="0"/>
-                <w:i w:val="0"/>
-                <w:sz w:val="14"/>
-              </w:rPr>
-              <w:t>79.3</w:t>
-            </w:r>
-          </w:p>
-        </w:tc>
-        <w:tc>
-          <w:tcPr>
-            <w:tcW w:type="dxa" w:w="634"/>
-            <w:tcBorders>
-              <w:top w:val="nil"/>
-              <w:bottom w:val="nil"/>
-              <w:left w:val="nil"/>
-              <w:right w:val="nil"/>
-            </w:tcBorders>
-          </w:tcPr>
-          <w:p>
-            <w:pPr>
-              <w:spacing w:line="240" w:lineRule="auto" w:after="30" w:before="30"/>
-              <w:jc w:val="center"/>
-            </w:pPr>
-            <w:r/>
-            <w:r>
-              <w:rPr>
-                <w:rFonts w:ascii="Times New Roman" w:hAnsi="Times New Roman" w:cs="Times New Roman" w:eastAsia="Times New Roman"/>
-                <w:b w:val="0"/>
-                <w:i w:val="0"/>
-                <w:sz w:val="14"/>
-              </w:rPr>
-              <w:t>75.8</w:t>
-            </w:r>
-          </w:p>
-        </w:tc>
-        <w:tc>
-          <w:tcPr>
-            <w:tcW w:type="dxa" w:w="634"/>
-            <w:tcBorders>
-              <w:top w:val="nil"/>
-              <w:bottom w:val="nil"/>
-              <w:left w:val="nil"/>
-              <w:right w:val="nil"/>
-            </w:tcBorders>
-          </w:tcPr>
-          <w:p>
-            <w:pPr>
-              <w:spacing w:line="240" w:lineRule="auto" w:after="30" w:before="30"/>
-              <w:jc w:val="center"/>
-            </w:pPr>
-            <w:r/>
-            <w:r>
-              <w:rPr>
-                <w:rFonts w:ascii="Times New Roman" w:hAnsi="Times New Roman" w:cs="Times New Roman" w:eastAsia="Times New Roman"/>
-                <w:b w:val="0"/>
-                <w:i w:val="0"/>
-                <w:sz w:val="14"/>
-              </w:rPr>
-              <w:t>78.8</w:t>
-            </w:r>
-          </w:p>
-        </w:tc>
-        <w:tc>
-          <w:tcPr>
-            <w:tcW w:type="dxa" w:w="634"/>
-            <w:tcBorders>
-              <w:top w:val="nil"/>
-              <w:bottom w:val="nil"/>
-              <w:left w:val="nil"/>
-              <w:right w:val="nil"/>
-            </w:tcBorders>
-          </w:tcPr>
-          <w:p>
-            <w:pPr>
-              <w:spacing w:line="240" w:lineRule="auto" w:after="30" w:before="30"/>
-              <w:jc w:val="center"/>
-            </w:pPr>
-            <w:r/>
-            <w:r>
-              <w:rPr>
-                <w:rFonts w:ascii="Times New Roman" w:hAnsi="Times New Roman" w:cs="Times New Roman" w:eastAsia="Times New Roman"/>
-                <w:b w:val="0"/>
-                <w:i w:val="0"/>
-                <w:sz w:val="14"/>
-              </w:rPr>
-              <w:t>0.756</w:t>
-            </w:r>
-          </w:p>
-        </w:tc>
-        <w:tc>
-          <w:tcPr>
-            <w:tcW w:type="dxa" w:w="634"/>
-            <w:tcBorders>
-              <w:top w:val="nil"/>
-              <w:bottom w:val="nil"/>
-              <w:left w:val="nil"/>
-              <w:right w:val="nil"/>
-            </w:tcBorders>
-          </w:tcPr>
-          <w:p>
-            <w:pPr>
-              <w:spacing w:line="240" w:lineRule="auto" w:after="30" w:before="30"/>
-              <w:jc w:val="center"/>
-            </w:pPr>
-            <w:r/>
-            <w:r>
-              <w:rPr>
-                <w:rFonts w:ascii="Times New Roman" w:hAnsi="Times New Roman" w:cs="Times New Roman" w:eastAsia="Times New Roman"/>
-                <w:b w:val="0"/>
-                <w:i w:val="0"/>
-                <w:sz w:val="14"/>
-              </w:rPr>
-              <w:t>0.546</w:t>
-            </w:r>
-          </w:p>
-        </w:tc>
-        <w:tc>
-          <w:tcPr>
-            <w:tcW w:type="dxa" w:w="720"/>
-            <w:tcBorders>
-              <w:top w:val="nil"/>
-              <w:bottom w:val="nil"/>
-              <w:left w:val="nil"/>
-              <w:right w:val="nil"/>
-            </w:tcBorders>
-          </w:tcPr>
-          <w:p>
-            <w:pPr>
-              <w:spacing w:line="240" w:lineRule="auto" w:after="30" w:before="30"/>
-              <w:jc w:val="center"/>
-            </w:pPr>
-            <w:r/>
-            <w:r>
-              <w:rPr>
-                <w:rFonts w:ascii="Times New Roman" w:hAnsi="Times New Roman" w:cs="Times New Roman" w:eastAsia="Times New Roman"/>
-                <w:b w:val="0"/>
-                <w:i w:val="0"/>
-                <w:sz w:val="14"/>
-              </w:rPr>
-              <w:t>77.5</w:t>
-            </w:r>
-          </w:p>
-        </w:tc>
-        <w:tc>
-          <w:tcPr>
-            <w:tcW w:type="dxa" w:w="749"/>
-            <w:tcBorders>
-              <w:top w:val="nil"/>
-              <w:bottom w:val="nil"/>
-              <w:left w:val="nil"/>
-              <w:right w:val="nil"/>
-            </w:tcBorders>
-          </w:tcPr>
-          <w:p>
-            <w:pPr>
-              <w:spacing w:line="240" w:lineRule="auto" w:after="30" w:before="30"/>
-              <w:jc w:val="center"/>
-            </w:pPr>
-            <w:r/>
-            <w:r>
-              <w:rPr>
-                <w:rFonts w:ascii="Times New Roman" w:hAnsi="Times New Roman" w:cs="Times New Roman" w:eastAsia="Times New Roman"/>
-                <w:b w:val="0"/>
-                <w:i w:val="0"/>
-                <w:sz w:val="14"/>
-              </w:rPr>
-              <w:t>78.8</w:t>
-            </w:r>
-          </w:p>
-        </w:tc>
-        <w:tc>
-          <w:tcPr>
-            <w:tcW w:type="dxa" w:w="749"/>
-            <w:tcBorders>
-              <w:top w:val="nil"/>
-              <w:bottom w:val="nil"/>
-              <w:left w:val="nil"/>
-              <w:right w:val="nil"/>
-            </w:tcBorders>
-          </w:tcPr>
-          <w:p>
-            <w:pPr>
-              <w:spacing w:line="240" w:lineRule="auto" w:after="30" w:before="30"/>
-              <w:jc w:val="center"/>
-            </w:pPr>
-            <w:r/>
-            <w:r>
-              <w:rPr>
-                <w:rFonts w:ascii="Times New Roman" w:hAnsi="Times New Roman" w:cs="Times New Roman" w:eastAsia="Times New Roman"/>
-                <w:b w:val="0"/>
-                <w:i w:val="0"/>
-                <w:sz w:val="14"/>
-              </w:rPr>
-              <w:t>76.4</w:t>
             </w:r>
           </w:p>
         </w:tc>
@@ -6438,7 +6438,7 @@
                 <w:i w:val="0"/>
                 <w:sz w:val="14"/>
               </w:rPr>
-              <w:t>LightGBM</w:t>
+              <w:t>XGBoost</w:t>
             </w:r>
           </w:p>
         </w:tc>
@@ -6465,7 +6465,7 @@
                 <w:i w:val="0"/>
                 <w:sz w:val="14"/>
               </w:rPr>
-              <w:t>0.510</w:t>
+              <w:t>0.531</w:t>
             </w:r>
           </w:p>
         </w:tc>
@@ -6492,7 +6492,7 @@
                 <w:i w:val="0"/>
                 <w:sz w:val="14"/>
               </w:rPr>
-              <w:t>77.0</w:t>
+              <w:t>76.8</w:t>
             </w:r>
           </w:p>
         </w:tc>
@@ -6519,7 +6519,7 @@
                 <w:i w:val="0"/>
                 <w:sz w:val="14"/>
               </w:rPr>
-              <w:t>77.6</w:t>
+              <w:t>76.2</w:t>
             </w:r>
           </w:p>
         </w:tc>
@@ -6546,7 +6546,7 @@
                 <w:i w:val="0"/>
                 <w:sz w:val="14"/>
               </w:rPr>
-              <w:t>76.5</w:t>
+              <w:t>77.2</w:t>
             </w:r>
           </w:p>
         </w:tc>
@@ -6573,7 +6573,7 @@
                 <w:i w:val="0"/>
                 <w:sz w:val="14"/>
               </w:rPr>
-              <w:t>74.1</w:t>
+              <w:t>74.6</w:t>
             </w:r>
           </w:p>
         </w:tc>
@@ -6600,7 +6600,7 @@
                 <w:i w:val="0"/>
                 <w:sz w:val="14"/>
               </w:rPr>
-              <w:t>79.8</w:t>
+              <w:t>78.7</w:t>
             </w:r>
           </w:p>
         </w:tc>
@@ -6627,7 +6627,7 @@
                 <w:i w:val="0"/>
                 <w:sz w:val="14"/>
               </w:rPr>
-              <w:t>0.758</w:t>
+              <w:t>0.754</w:t>
             </w:r>
           </w:p>
         </w:tc>
@@ -6654,7 +6654,7 @@
                 <w:i w:val="0"/>
                 <w:sz w:val="14"/>
               </w:rPr>
-              <w:t>0.540</w:t>
+              <w:t>0.533</w:t>
             </w:r>
           </w:p>
         </w:tc>
@@ -6681,7 +6681,7 @@
                 <w:i w:val="0"/>
                 <w:sz w:val="14"/>
               </w:rPr>
-              <w:t>76.8</w:t>
+              <w:t>76.7</w:t>
             </w:r>
           </w:p>
         </w:tc>
@@ -6708,7 +6708,7 @@
                 <w:i w:val="0"/>
                 <w:sz w:val="14"/>
               </w:rPr>
-              <w:t>78.5</w:t>
+              <w:t>79.3</w:t>
             </w:r>
           </w:p>
         </w:tc>
@@ -6735,7 +6735,7 @@
                 <w:i w:val="0"/>
                 <w:sz w:val="14"/>
               </w:rPr>
-              <w:t>75.4</w:t>
+              <w:t>74.4</w:t>
             </w:r>
           </w:p>
         </w:tc>
@@ -6767,7 +6767,7 @@
                 <w:i w:val="0"/>
                 <w:sz w:val="14"/>
               </w:rPr>
-              <w:t>XGBoost</w:t>
+              <w:t>Gradient Boosting</w:t>
             </w:r>
           </w:p>
         </w:tc>
@@ -6794,7 +6794,7 @@
                 <w:i w:val="0"/>
                 <w:sz w:val="14"/>
               </w:rPr>
-              <w:t>0.506</w:t>
+              <w:t>0.552</w:t>
             </w:r>
           </w:p>
         </w:tc>
@@ -6821,7 +6821,7 @@
                 <w:i w:val="0"/>
                 <w:sz w:val="14"/>
               </w:rPr>
-              <w:t>77.3</w:t>
+              <w:t>76.4</w:t>
             </w:r>
           </w:p>
         </w:tc>
@@ -6848,7 +6848,7 @@
                 <w:i w:val="0"/>
                 <w:sz w:val="14"/>
               </w:rPr>
-              <w:t>78.9</w:t>
+              <w:t>74.0</w:t>
             </w:r>
           </w:p>
         </w:tc>
@@ -6875,7 +6875,7 @@
                 <w:i w:val="0"/>
                 <w:sz w:val="14"/>
               </w:rPr>
-              <w:t>75.9</w:t>
+              <w:t>78.5</w:t>
             </w:r>
           </w:p>
         </w:tc>
@@ -6902,7 +6902,7 @@
                 <w:i w:val="0"/>
                 <w:sz w:val="14"/>
               </w:rPr>
-              <w:t>73.9</w:t>
+              <w:t>75.0</w:t>
             </w:r>
           </w:p>
         </w:tc>
@@ -6929,7 +6929,7 @@
                 <w:i w:val="0"/>
                 <w:sz w:val="14"/>
               </w:rPr>
-              <w:t>80.6</w:t>
+              <w:t>77.5</w:t>
             </w:r>
           </w:p>
         </w:tc>
@@ -6956,7 +6956,7 @@
                 <w:i w:val="0"/>
                 <w:sz w:val="14"/>
               </w:rPr>
-              <w:t>0.763</w:t>
+              <w:t>0.745</w:t>
             </w:r>
           </w:p>
         </w:tc>
@@ -6983,7 +6983,7 @@
                 <w:i w:val="0"/>
                 <w:sz w:val="14"/>
               </w:rPr>
-              <w:t>0.546</w:t>
+              <w:t>0.525</w:t>
             </w:r>
           </w:p>
         </w:tc>
@@ -7010,7 +7010,7 @@
                 <w:i w:val="0"/>
                 <w:sz w:val="14"/>
               </w:rPr>
-              <w:t>77.2</w:t>
+              <w:t>76.5</w:t>
             </w:r>
           </w:p>
         </w:tc>
@@ -7037,7 +7037,7 @@
                 <w:i w:val="0"/>
                 <w:sz w:val="14"/>
               </w:rPr>
-              <w:t>79.1</w:t>
+              <w:t>78.3</w:t>
             </w:r>
           </w:p>
         </w:tc>
@@ -7064,7 +7064,7 @@
                 <w:i w:val="0"/>
                 <w:sz w:val="14"/>
               </w:rPr>
-              <w:t>75.5</w:t>
+              <w:t>74.9</w:t>
             </w:r>
           </w:p>
         </w:tc>
@@ -7096,7 +7096,7 @@
                 <w:i w:val="0"/>
                 <w:sz w:val="14"/>
               </w:rPr>
-              <w:t>Gradient Boosting</w:t>
+              <w:t>LightGBM</w:t>
             </w:r>
           </w:p>
         </w:tc>
@@ -7123,7 +7123,7 @@
                 <w:i w:val="0"/>
                 <w:sz w:val="14"/>
               </w:rPr>
-              <w:t>0.518</w:t>
+              <w:t>0.532</w:t>
             </w:r>
           </w:p>
         </w:tc>
@@ -7150,7 +7150,7 @@
                 <w:i w:val="0"/>
                 <w:sz w:val="14"/>
               </w:rPr>
-              <w:t>77.0</w:t>
+              <w:t>76.6</w:t>
             </w:r>
           </w:p>
         </w:tc>
@@ -7177,7 +7177,7 @@
                 <w:i w:val="0"/>
                 <w:sz w:val="14"/>
               </w:rPr>
-              <w:t>76.6</w:t>
+              <w:t>75.0</w:t>
             </w:r>
           </w:p>
         </w:tc>
@@ -7204,7 +7204,7 @@
                 <w:i w:val="0"/>
                 <w:sz w:val="14"/>
               </w:rPr>
-              <w:t>77.4</w:t>
+              <w:t>78.0</w:t>
             </w:r>
           </w:p>
         </w:tc>
@@ -7231,7 +7231,7 @@
                 <w:i w:val="0"/>
                 <w:sz w:val="14"/>
               </w:rPr>
-              <w:t>74.6</w:t>
+              <w:t>74.9</w:t>
             </w:r>
           </w:p>
         </w:tc>
@@ -7258,7 +7258,7 @@
                 <w:i w:val="0"/>
                 <w:sz w:val="14"/>
               </w:rPr>
-              <w:t>79.3</w:t>
+              <w:t>78.1</w:t>
             </w:r>
           </w:p>
         </w:tc>
@@ -7285,7 +7285,7 @@
                 <w:i w:val="0"/>
                 <w:sz w:val="14"/>
               </w:rPr>
-              <w:t>0.755</w:t>
+              <w:t>0.750</w:t>
             </w:r>
           </w:p>
         </w:tc>
@@ -7312,7 +7312,7 @@
                 <w:i w:val="0"/>
                 <w:sz w:val="14"/>
               </w:rPr>
-              <w:t>0.539</w:t>
+              <w:t>0.530</w:t>
             </w:r>
           </w:p>
         </w:tc>
@@ -7339,7 +7339,7 @@
                 <w:i w:val="0"/>
                 <w:sz w:val="14"/>
               </w:rPr>
-              <w:t>76.9</w:t>
+              <w:t>76.4</w:t>
             </w:r>
           </w:p>
         </w:tc>
@@ -7366,7 +7366,7 @@
                 <w:i w:val="0"/>
                 <w:sz w:val="14"/>
               </w:rPr>
-              <w:t>77.9</w:t>
+              <w:t>77.8</w:t>
             </w:r>
           </w:p>
         </w:tc>
@@ -7393,7 +7393,7 @@
                 <w:i w:val="0"/>
                 <w:sz w:val="14"/>
               </w:rPr>
-              <w:t>76.1</w:t>
+              <w:t>75.1</w:t>
             </w:r>
           </w:p>
         </w:tc>
@@ -7425,7 +7425,7 @@
                 <w:i w:val="0"/>
                 <w:sz w:val="14"/>
               </w:rPr>
-              <w:t>SVM</w:t>
+              <w:t>Random Forest</w:t>
             </w:r>
           </w:p>
         </w:tc>
@@ -7452,7 +7452,7 @@
                 <w:i w:val="0"/>
                 <w:sz w:val="14"/>
               </w:rPr>
-              <w:t>0.444</w:t>
+              <w:t>0.486</w:t>
             </w:r>
           </w:p>
         </w:tc>
@@ -7479,7 +7479,7 @@
                 <w:i w:val="0"/>
                 <w:sz w:val="14"/>
               </w:rPr>
-              <w:t>75.7</w:t>
+              <w:t>76.4</w:t>
             </w:r>
           </w:p>
         </w:tc>
@@ -7506,7 +7506,7 @@
                 <w:i w:val="0"/>
                 <w:sz w:val="14"/>
               </w:rPr>
-              <w:t>81.7</w:t>
+              <w:t>78.8</w:t>
             </w:r>
           </w:p>
         </w:tc>
@@ -7533,7 +7533,7 @@
                 <w:i w:val="0"/>
                 <w:sz w:val="14"/>
               </w:rPr>
-              <w:t>70.6</w:t>
+              <w:t>74.3</w:t>
             </w:r>
           </w:p>
         </w:tc>
@@ -7560,7 +7560,7 @@
                 <w:i w:val="0"/>
                 <w:sz w:val="14"/>
               </w:rPr>
-              <w:t>70.6</w:t>
+              <w:t>72.9</w:t>
             </w:r>
           </w:p>
         </w:tc>
@@ -7587,7 +7587,7 @@
                 <w:i w:val="0"/>
                 <w:sz w:val="14"/>
               </w:rPr>
-              <w:t>81.7</w:t>
+              <w:t>80.0</w:t>
             </w:r>
           </w:p>
         </w:tc>
@@ -7641,7 +7641,7 @@
                 <w:i w:val="0"/>
                 <w:sz w:val="14"/>
               </w:rPr>
-              <w:t>0.517</w:t>
+              <w:t>0.529</w:t>
             </w:r>
           </w:p>
         </w:tc>
@@ -7668,7 +7668,7 @@
                 <w:i w:val="0"/>
                 <w:sz w:val="14"/>
               </w:rPr>
-              <w:t>76.4</w:t>
+              <w:t>76.3</w:t>
             </w:r>
           </w:p>
         </w:tc>
@@ -7695,7 +7695,7 @@
                 <w:i w:val="0"/>
                 <w:sz w:val="14"/>
               </w:rPr>
-              <w:t>78.5</w:t>
+              <w:t>77.3</w:t>
             </w:r>
           </w:p>
         </w:tc>
@@ -7722,7 +7722,7 @@
                 <w:i w:val="0"/>
                 <w:sz w:val="14"/>
               </w:rPr>
-              <w:t>74.6</w:t>
+              <w:t>75.4</w:t>
             </w:r>
           </w:p>
         </w:tc>
@@ -7781,7 +7781,7 @@
                 <w:i w:val="0"/>
                 <w:sz w:val="14"/>
               </w:rPr>
-              <w:t>0.457</w:t>
+              <w:t>0.446</w:t>
             </w:r>
           </w:p>
         </w:tc>
@@ -7808,7 +7808,7 @@
                 <w:i w:val="0"/>
                 <w:sz w:val="14"/>
               </w:rPr>
-              <w:t>76.7</w:t>
+              <w:t>76.8</w:t>
             </w:r>
           </w:p>
         </w:tc>
@@ -7835,7 +7835,7 @@
                 <w:i w:val="0"/>
                 <w:sz w:val="14"/>
               </w:rPr>
-              <w:t>82.0</w:t>
+              <w:t>83.3</w:t>
             </w:r>
           </w:p>
         </w:tc>
@@ -7862,7 +7862,7 @@
                 <w:i w:val="0"/>
                 <w:sz w:val="14"/>
               </w:rPr>
-              <w:t>72.2</w:t>
+              <w:t>71.1</w:t>
             </w:r>
           </w:p>
         </w:tc>
@@ -7889,7 +7889,7 @@
                 <w:i w:val="0"/>
                 <w:sz w:val="14"/>
               </w:rPr>
-              <w:t>71.8</w:t>
+              <w:t>71.6</w:t>
             </w:r>
           </w:p>
         </w:tc>
@@ -7916,7 +7916,7 @@
                 <w:i w:val="0"/>
                 <w:sz w:val="14"/>
               </w:rPr>
-              <w:t>82.3</w:t>
+              <w:t>82.9</w:t>
             </w:r>
           </w:p>
         </w:tc>
@@ -7943,7 +7943,7 @@
                 <w:i w:val="0"/>
                 <w:sz w:val="14"/>
               </w:rPr>
-              <w:t>0.765</w:t>
+              <w:t>0.770</w:t>
             </w:r>
           </w:p>
         </w:tc>
@@ -7970,7 +7970,7 @@
                 <w:i w:val="0"/>
                 <w:sz w:val="14"/>
               </w:rPr>
-              <w:t>0.536</w:t>
+              <w:t>0.538</w:t>
             </w:r>
           </w:p>
         </w:tc>
@@ -7997,7 +7997,7 @@
                 <w:i w:val="0"/>
                 <w:sz w:val="14"/>
               </w:rPr>
-              <w:t>76.7</w:t>
+              <w:t>76.5</w:t>
             </w:r>
           </w:p>
         </w:tc>
@@ -8024,7 +8024,7 @@
                 <w:i w:val="0"/>
                 <w:sz w:val="14"/>
               </w:rPr>
-              <w:t>77.3</w:t>
+              <w:t>76.3</w:t>
             </w:r>
           </w:p>
         </w:tc>
@@ -8051,7 +8051,7 @@
                 <w:i w:val="0"/>
                 <w:sz w:val="14"/>
               </w:rPr>
-              <w:t>76.2</w:t>
+              <w:t>76.6</w:t>
             </w:r>
           </w:p>
         </w:tc>
@@ -8083,7 +8083,7 @@
                 <w:i w:val="0"/>
                 <w:sz w:val="14"/>
               </w:rPr>
-              <w:t>Random Forest</w:t>
+              <w:t>SVM</w:t>
             </w:r>
           </w:p>
         </w:tc>
@@ -8110,7 +8110,7 @@
                 <w:i w:val="0"/>
                 <w:sz w:val="14"/>
               </w:rPr>
-              <w:t>0.499</w:t>
+              <w:t>0.473</w:t>
             </w:r>
           </w:p>
         </w:tc>
@@ -8137,7 +8137,7 @@
                 <w:i w:val="0"/>
                 <w:sz w:val="14"/>
               </w:rPr>
-              <w:t>76.4</w:t>
+              <w:t>76.0</w:t>
             </w:r>
           </w:p>
         </w:tc>
@@ -8164,7 +8164,7 @@
                 <w:i w:val="0"/>
                 <w:sz w:val="14"/>
               </w:rPr>
-              <w:t>75.2</w:t>
+              <w:t>79.2</w:t>
             </w:r>
           </w:p>
         </w:tc>
@@ -8191,7 +8191,7 @@
                 <w:i w:val="0"/>
                 <w:sz w:val="14"/>
               </w:rPr>
-              <w:t>77.3</w:t>
+              <w:t>73.1</w:t>
             </w:r>
           </w:p>
         </w:tc>
@@ -8218,7 +8218,7 @@
                 <w:i w:val="0"/>
                 <w:sz w:val="14"/>
               </w:rPr>
-              <w:t>74.1</w:t>
+              <w:t>72.1</w:t>
             </w:r>
           </w:p>
         </w:tc>
@@ -8245,7 +8245,7 @@
                 <w:i w:val="0"/>
                 <w:sz w:val="14"/>
               </w:rPr>
-              <w:t>78.3</w:t>
+              <w:t>80.1</w:t>
             </w:r>
           </w:p>
         </w:tc>
@@ -8272,7 +8272,7 @@
                 <w:i w:val="0"/>
                 <w:sz w:val="14"/>
               </w:rPr>
-              <w:t>0.747</w:t>
+              <w:t>0.755</w:t>
             </w:r>
           </w:p>
         </w:tc>
@@ -8299,7 +8299,7 @@
                 <w:i w:val="0"/>
                 <w:sz w:val="14"/>
               </w:rPr>
-              <w:t>0.525</w:t>
+              <w:t>0.520</w:t>
             </w:r>
           </w:p>
         </w:tc>
@@ -8326,7 +8326,7 @@
                 <w:i w:val="0"/>
                 <w:sz w:val="14"/>
               </w:rPr>
-              <w:t>76.4</w:t>
+              <w:t>76.3</w:t>
             </w:r>
           </w:p>
         </w:tc>
@@ -8353,7 +8353,7 @@
                 <w:i w:val="0"/>
                 <w:sz w:val="14"/>
               </w:rPr>
-              <w:t>75.2</w:t>
+              <w:t>77.8</w:t>
             </w:r>
           </w:p>
         </w:tc>
@@ -8380,7 +8380,7 @@
                 <w:i w:val="0"/>
                 <w:sz w:val="14"/>
               </w:rPr>
-              <w:t>77.3</w:t>
+              <w:t>74.9</w:t>
             </w:r>
           </w:p>
         </w:tc>
@@ -8466,7 +8466,7 @@
                 <w:i w:val="0"/>
                 <w:sz w:val="14"/>
               </w:rPr>
-              <w:t>74.2</w:t>
+              <w:t>75.0</w:t>
             </w:r>
           </w:p>
         </w:tc>
@@ -8493,7 +8493,7 @@
                 <w:i w:val="0"/>
                 <w:sz w:val="14"/>
               </w:rPr>
-              <w:t>81.0</w:t>
+              <w:t>72.8</w:t>
             </w:r>
           </w:p>
         </w:tc>
@@ -8520,7 +8520,7 @@
                 <w:i w:val="0"/>
                 <w:sz w:val="14"/>
               </w:rPr>
-              <w:t>68.4</w:t>
+              <w:t>77.0</w:t>
             </w:r>
           </w:p>
         </w:tc>
@@ -8547,7 +8547,7 @@
                 <w:i w:val="0"/>
                 <w:sz w:val="14"/>
               </w:rPr>
-              <w:t>68.9</w:t>
+              <w:t>73.5</w:t>
             </w:r>
           </w:p>
         </w:tc>
@@ -8574,7 +8574,7 @@
                 <w:i w:val="0"/>
                 <w:sz w:val="14"/>
               </w:rPr>
-              <w:t>80.7</w:t>
+              <w:t>76.4</w:t>
             </w:r>
           </w:p>
         </w:tc>
@@ -8601,7 +8601,7 @@
                 <w:i w:val="0"/>
                 <w:sz w:val="14"/>
               </w:rPr>
-              <w:t>0.745</w:t>
+              <w:t>0.732</w:t>
             </w:r>
           </w:p>
         </w:tc>
@@ -8628,7 +8628,7 @@
                 <w:i w:val="0"/>
                 <w:sz w:val="14"/>
               </w:rPr>
-              <w:t>0.488</w:t>
+              <w:t>0.498</w:t>
             </w:r>
           </w:p>
         </w:tc>
@@ -8655,7 +8655,7 @@
                 <w:i w:val="0"/>
                 <w:sz w:val="14"/>
               </w:rPr>
-              <w:t>74.2</w:t>
+              <w:t>75.0</w:t>
             </w:r>
           </w:p>
         </w:tc>
@@ -8682,7 +8682,7 @@
                 <w:i w:val="0"/>
                 <w:sz w:val="14"/>
               </w:rPr>
-              <w:t>81.0</w:t>
+              <w:t>72.8</w:t>
             </w:r>
           </w:p>
         </w:tc>
@@ -8709,7 +8709,7 @@
                 <w:i w:val="0"/>
                 <w:sz w:val="14"/>
               </w:rPr>
-              <w:t>68.4</w:t>
+              <w:t>77.0</w:t>
             </w:r>
           </w:p>
         </w:tc>
@@ -8741,7 +8741,7 @@
                 <w:i w:val="0"/>
                 <w:sz w:val="14"/>
               </w:rPr>
-              <w:t>MLP</w:t>
+              <w:t>KNN</w:t>
             </w:r>
           </w:p>
         </w:tc>
@@ -8768,7 +8768,7 @@
                 <w:i w:val="0"/>
                 <w:sz w:val="14"/>
               </w:rPr>
-              <w:t>0.449</w:t>
+              <w:t>0.520</w:t>
             </w:r>
           </w:p>
         </w:tc>
@@ -8795,7 +8795,7 @@
                 <w:i w:val="0"/>
                 <w:sz w:val="14"/>
               </w:rPr>
-              <w:t>72.4</w:t>
+              <w:t>71.7</w:t>
             </w:r>
           </w:p>
         </w:tc>
@@ -8822,7 +8822,7 @@
                 <w:i w:val="0"/>
                 <w:sz w:val="14"/>
               </w:rPr>
-              <w:t>76.9</w:t>
+              <w:t>77.5</w:t>
             </w:r>
           </w:p>
         </w:tc>
@@ -8849,7 +8849,7 @@
                 <w:i w:val="0"/>
                 <w:sz w:val="14"/>
               </w:rPr>
-              <w:t>68.6</w:t>
+              <w:t>66.7</w:t>
             </w:r>
           </w:p>
         </w:tc>
@@ -8876,7 +8876,7 @@
                 <w:i w:val="0"/>
                 <w:sz w:val="14"/>
               </w:rPr>
-              <w:t>67.9</w:t>
+              <w:t>67.1</w:t>
             </w:r>
           </w:p>
         </w:tc>
@@ -8903,7 +8903,7 @@
                 <w:i w:val="0"/>
                 <w:sz w:val="14"/>
               </w:rPr>
-              <w:t>77.4</w:t>
+              <w:t>77.2</w:t>
             </w:r>
           </w:p>
         </w:tc>
@@ -8930,7 +8930,7 @@
                 <w:i w:val="0"/>
                 <w:sz w:val="14"/>
               </w:rPr>
-              <w:t>0.721</w:t>
+              <w:t>0.719</w:t>
             </w:r>
           </w:p>
         </w:tc>
@@ -8957,7 +8957,7 @@
                 <w:i w:val="0"/>
                 <w:sz w:val="14"/>
               </w:rPr>
-              <w:t>0.450</w:t>
+              <w:t>0.438</w:t>
             </w:r>
           </w:p>
         </w:tc>
@@ -8984,7 +8984,7 @@
                 <w:i w:val="0"/>
                 <w:sz w:val="14"/>
               </w:rPr>
-              <w:t>72.6</w:t>
+              <w:t>71.7</w:t>
             </w:r>
           </w:p>
         </w:tc>
@@ -9011,7 +9011,7 @@
                 <w:i w:val="0"/>
                 <w:sz w:val="14"/>
               </w:rPr>
-              <w:t>74.7</w:t>
+              <w:t>77.5</w:t>
             </w:r>
           </w:p>
         </w:tc>
@@ -9038,7 +9038,7 @@
                 <w:i w:val="0"/>
                 <w:sz w:val="14"/>
               </w:rPr>
-              <w:t>70.7</w:t>
+              <w:t>66.7</w:t>
             </w:r>
           </w:p>
         </w:tc>
@@ -9070,7 +9070,7 @@
                 <w:i w:val="0"/>
                 <w:sz w:val="14"/>
               </w:rPr>
-              <w:t>KNN</w:t>
+              <w:t>MLP</w:t>
             </w:r>
           </w:p>
         </w:tc>
@@ -9097,7 +9097,7 @@
                 <w:i w:val="0"/>
                 <w:sz w:val="14"/>
               </w:rPr>
-              <w:t>0.520</w:t>
+              <w:t>0.338</w:t>
             </w:r>
           </w:p>
         </w:tc>
@@ -9151,13 +9151,94 @@
                 <w:i w:val="0"/>
                 <w:sz w:val="14"/>
               </w:rPr>
+              <w:t>82.7</w:t>
+            </w:r>
+          </w:p>
+        </w:tc>
+        <w:tc>
+          <w:tcPr>
+            <w:tcW w:type="dxa" w:w="662"/>
+            <w:tcBorders>
+              <w:top w:val="nil"/>
+              <w:bottom w:val="nil"/>
+              <w:left w:val="nil"/>
+              <w:right w:val="nil"/>
+            </w:tcBorders>
+          </w:tcPr>
+          <w:p>
+            <w:pPr>
+              <w:spacing w:line="240" w:lineRule="auto" w:after="30" w:before="30"/>
+              <w:jc w:val="center"/>
+            </w:pPr>
+            <w:r/>
+            <w:r>
+              <w:rPr>
+                <w:rFonts w:ascii="Times New Roman" w:hAnsi="Times New Roman" w:cs="Times New Roman" w:eastAsia="Times New Roman"/>
+                <w:b w:val="0"/>
+                <w:i w:val="0"/>
+                <w:sz w:val="14"/>
+              </w:rPr>
+              <w:t>64.2</w:t>
+            </w:r>
+          </w:p>
+        </w:tc>
+        <w:tc>
+          <w:tcPr>
+            <w:tcW w:type="dxa" w:w="634"/>
+            <w:tcBorders>
+              <w:top w:val="nil"/>
+              <w:bottom w:val="nil"/>
+              <w:left w:val="nil"/>
+              <w:right w:val="nil"/>
+            </w:tcBorders>
+          </w:tcPr>
+          <w:p>
+            <w:pPr>
+              <w:spacing w:line="240" w:lineRule="auto" w:after="30" w:before="30"/>
+              <w:jc w:val="center"/>
+            </w:pPr>
+            <w:r/>
+            <w:r>
+              <w:rPr>
+                <w:rFonts w:ascii="Times New Roman" w:hAnsi="Times New Roman" w:cs="Times New Roman" w:eastAsia="Times New Roman"/>
+                <w:b w:val="0"/>
+                <w:i w:val="0"/>
+                <w:sz w:val="14"/>
+              </w:rPr>
+              <w:t>66.9</w:t>
+            </w:r>
+          </w:p>
+        </w:tc>
+        <w:tc>
+          <w:tcPr>
+            <w:tcW w:type="dxa" w:w="634"/>
+            <w:tcBorders>
+              <w:top w:val="nil"/>
+              <w:bottom w:val="nil"/>
+              <w:left w:val="nil"/>
+              <w:right w:val="nil"/>
+            </w:tcBorders>
+          </w:tcPr>
+          <w:p>
+            <w:pPr>
+              <w:spacing w:line="240" w:lineRule="auto" w:after="30" w:before="30"/>
+              <w:jc w:val="center"/>
+            </w:pPr>
+            <w:r/>
+            <w:r>
+              <w:rPr>
+                <w:rFonts w:ascii="Times New Roman" w:hAnsi="Times New Roman" w:cs="Times New Roman" w:eastAsia="Times New Roman"/>
+                <w:b w:val="0"/>
+                <w:i w:val="0"/>
+                <w:sz w:val="14"/>
+              </w:rPr>
               <w:t>80.9</w:t>
             </w:r>
           </w:p>
         </w:tc>
         <w:tc>
           <w:tcPr>
-            <w:tcW w:type="dxa" w:w="662"/>
+            <w:tcW w:type="dxa" w:w="634"/>
             <w:tcBorders>
               <w:top w:val="nil"/>
               <w:bottom w:val="nil"/>
@@ -9178,7 +9259,7 @@
                 <w:i w:val="0"/>
                 <w:sz w:val="14"/>
               </w:rPr>
-              <w:t>65.7</w:t>
+              <w:t>0.740</w:t>
             </w:r>
           </w:p>
         </w:tc>
@@ -9205,13 +9286,13 @@
                 <w:i w:val="0"/>
                 <w:sz w:val="14"/>
               </w:rPr>
-              <w:t>67.1</w:t>
-            </w:r>
-          </w:p>
-        </w:tc>
-        <w:tc>
-          <w:tcPr>
-            <w:tcW w:type="dxa" w:w="634"/>
+              <w:t>0.462</w:t>
+            </w:r>
+          </w:p>
+        </w:tc>
+        <w:tc>
+          <w:tcPr>
+            <w:tcW w:type="dxa" w:w="720"/>
             <w:tcBorders>
               <w:top w:val="nil"/>
               <w:bottom w:val="nil"/>
@@ -9232,13 +9313,13 @@
                 <w:i w:val="0"/>
                 <w:sz w:val="14"/>
               </w:rPr>
-              <w:t>80.0</w:t>
-            </w:r>
-          </w:p>
-        </w:tc>
-        <w:tc>
-          <w:tcPr>
-            <w:tcW w:type="dxa" w:w="634"/>
+              <w:t>74.0</w:t>
+            </w:r>
+          </w:p>
+        </w:tc>
+        <w:tc>
+          <w:tcPr>
+            <w:tcW w:type="dxa" w:w="749"/>
             <w:tcBorders>
               <w:top w:val="nil"/>
               <w:bottom w:val="nil"/>
@@ -9259,13 +9340,13 @@
                 <w:i w:val="0"/>
                 <w:sz w:val="14"/>
               </w:rPr>
-              <w:t>0.734</w:t>
-            </w:r>
-          </w:p>
-        </w:tc>
-        <w:tc>
-          <w:tcPr>
-            <w:tcW w:type="dxa" w:w="634"/>
+              <w:t>74.5</w:t>
+            </w:r>
+          </w:p>
+        </w:tc>
+        <w:tc>
+          <w:tcPr>
+            <w:tcW w:type="dxa" w:w="749"/>
             <w:tcBorders>
               <w:top w:val="nil"/>
               <w:bottom w:val="nil"/>
@@ -9286,88 +9367,7 @@
                 <w:i w:val="0"/>
                 <w:sz w:val="14"/>
               </w:rPr>
-              <w:t>0.460</w:t>
-            </w:r>
-          </w:p>
-        </w:tc>
-        <w:tc>
-          <w:tcPr>
-            <w:tcW w:type="dxa" w:w="720"/>
-            <w:tcBorders>
-              <w:top w:val="nil"/>
-              <w:bottom w:val="nil"/>
-              <w:left w:val="nil"/>
-              <w:right w:val="nil"/>
-            </w:tcBorders>
-          </w:tcPr>
-          <w:p>
-            <w:pPr>
-              <w:spacing w:line="240" w:lineRule="auto" w:after="30" w:before="30"/>
-              <w:jc w:val="center"/>
-            </w:pPr>
-            <w:r/>
-            <w:r>
-              <w:rPr>
-                <w:rFonts w:ascii="Times New Roman" w:hAnsi="Times New Roman" w:cs="Times New Roman" w:eastAsia="Times New Roman"/>
-                <w:b w:val="0"/>
-                <w:i w:val="0"/>
-                <w:sz w:val="14"/>
-              </w:rPr>
-              <w:t>72.8</w:t>
-            </w:r>
-          </w:p>
-        </w:tc>
-        <w:tc>
-          <w:tcPr>
-            <w:tcW w:type="dxa" w:w="749"/>
-            <w:tcBorders>
-              <w:top w:val="nil"/>
-              <w:bottom w:val="nil"/>
-              <w:left w:val="nil"/>
-              <w:right w:val="nil"/>
-            </w:tcBorders>
-          </w:tcPr>
-          <w:p>
-            <w:pPr>
-              <w:spacing w:line="240" w:lineRule="auto" w:after="30" w:before="30"/>
-              <w:jc w:val="center"/>
-            </w:pPr>
-            <w:r/>
-            <w:r>
-              <w:rPr>
-                <w:rFonts w:ascii="Times New Roman" w:hAnsi="Times New Roman" w:cs="Times New Roman" w:eastAsia="Times New Roman"/>
-                <w:b w:val="0"/>
-                <w:i w:val="0"/>
-                <w:sz w:val="14"/>
-              </w:rPr>
-              <w:t>80.9</w:t>
-            </w:r>
-          </w:p>
-        </w:tc>
-        <w:tc>
-          <w:tcPr>
-            <w:tcW w:type="dxa" w:w="749"/>
-            <w:tcBorders>
-              <w:top w:val="nil"/>
-              <w:bottom w:val="nil"/>
-              <w:left w:val="nil"/>
-              <w:right w:val="nil"/>
-            </w:tcBorders>
-          </w:tcPr>
-          <w:p>
-            <w:pPr>
-              <w:spacing w:line="240" w:lineRule="auto" w:after="30" w:before="30"/>
-              <w:jc w:val="center"/>
-            </w:pPr>
-            <w:r/>
-            <w:r>
-              <w:rPr>
-                <w:rFonts w:ascii="Times New Roman" w:hAnsi="Times New Roman" w:cs="Times New Roman" w:eastAsia="Times New Roman"/>
-                <w:b w:val="0"/>
-                <w:i w:val="0"/>
-                <w:sz w:val="14"/>
-              </w:rPr>
-              <w:t>65.7</w:t>
+              <w:t>73.5</w:t>
             </w:r>
           </w:p>
         </w:tc>
@@ -9426,7 +9426,7 @@
                 <w:i w:val="0"/>
                 <w:sz w:val="14"/>
               </w:rPr>
-              <w:t>0.623</w:t>
+              <w:t>0.220</w:t>
             </w:r>
           </w:p>
         </w:tc>
@@ -9453,7 +9453,7 @@
                 <w:i w:val="0"/>
                 <w:sz w:val="14"/>
               </w:rPr>
-              <w:t>66.3</w:t>
+              <w:t>67.4</w:t>
             </w:r>
           </w:p>
         </w:tc>
@@ -9480,7 +9480,7 @@
                 <w:i w:val="0"/>
                 <w:sz w:val="14"/>
               </w:rPr>
-              <w:t>56.8</w:t>
+              <w:t>74.3</w:t>
             </w:r>
           </w:p>
         </w:tc>
@@ -9507,7 +9507,7 @@
                 <w:i w:val="0"/>
                 <w:sz w:val="14"/>
               </w:rPr>
-              <w:t>74.6</w:t>
+              <w:t>61.3</w:t>
             </w:r>
           </w:p>
         </w:tc>
@@ -9534,7 +9534,7 @@
                 <w:i w:val="0"/>
                 <w:sz w:val="14"/>
               </w:rPr>
-              <w:t>65.9</w:t>
+              <w:t>62.7</w:t>
             </w:r>
           </w:p>
         </w:tc>
@@ -9561,7 +9561,7 @@
                 <w:i w:val="0"/>
                 <w:sz w:val="14"/>
               </w:rPr>
-              <w:t>66.7</w:t>
+              <w:t>73.2</w:t>
             </w:r>
           </w:p>
         </w:tc>
@@ -9588,7 +9588,7 @@
                 <w:i w:val="0"/>
                 <w:sz w:val="14"/>
               </w:rPr>
-              <w:t>0.610</w:t>
+              <w:t>0.680</w:t>
             </w:r>
           </w:p>
         </w:tc>
@@ -9615,7 +9615,7 @@
                 <w:i w:val="0"/>
                 <w:sz w:val="14"/>
               </w:rPr>
-              <w:t>0.317</w:t>
+              <w:t>0.352</w:t>
             </w:r>
           </w:p>
         </w:tc>
@@ -9642,7 +9642,7 @@
                 <w:i w:val="0"/>
                 <w:sz w:val="14"/>
               </w:rPr>
-              <w:t>66.1</w:t>
+              <w:t>68.5</w:t>
             </w:r>
           </w:p>
         </w:tc>
@@ -9669,7 +9669,7 @@
                 <w:i w:val="0"/>
                 <w:sz w:val="14"/>
               </w:rPr>
-              <w:t>61.8</w:t>
+              <w:t>64.2</w:t>
             </w:r>
           </w:p>
         </w:tc>
@@ -9696,7 +9696,7 @@
                 <w:i w:val="0"/>
                 <w:sz w:val="14"/>
               </w:rPr>
-              <w:t>69.8</w:t>
+              <w:t>72.3</w:t>
             </w:r>
           </w:p>
         </w:tc>
@@ -9713,7 +9713,7 @@
           <w:i w:val="0"/>
           <w:sz w:val="18"/>
         </w:rPr>
-        <w:t>Acc., accuracy; Sens., sensitivity; Spec., specificity; PPV, positive predictive value; NPV, negative predictive value; κ, Cohen's kappa. Subscript 0.5 denotes the conventional cut-point. Thresholds were selected without reference to the test partition.</w:t>
+        <w:t>Acc., accuracy; Sens., sensitivity; Spec., specificity; PPV, positive predictive value; NPV, negative predictive value; κ, Cohen's kappa. Subscript 0.5 denotes the conventional cut-point. Thresholds were selected without reference to the test partition. Bootstrap 95% confidence intervals for every value are given in 04_Results_Tables/model_comparison.csv.</w:t>
       </w:r>
     </w:p>
     <w:p>
@@ -9739,7 +9739,7 @@
           <w:i w:val="0"/>
           <w:sz w:val="20"/>
         </w:rPr>
-        <w:t>The fifteen highest-ranked predictors by mean absolute SHAP value, with their permutation-importance values and ranks for comparison. Both methods are applied to the CatBoost model on the held-out test partition and both rank over the same 33 predictors.</w:t>
+        <w:t>The fifteen highest-ranked predictors by mean absolute SHAP value, with their permutation-importance values and ranks for comparison. Both methods are applied to the CatBoost model on the held-out test partition and both rank over the same 32 predictors.</w:t>
       </w:r>
     </w:p>
     <w:tbl>
@@ -9979,7 +9979,7 @@
                 <w:i w:val="0"/>
                 <w:sz w:val="16"/>
               </w:rPr>
-              <w:t>1.0254</w:t>
+              <w:t>1.0474</w:t>
             </w:r>
           </w:p>
         </w:tc>
@@ -10033,7 +10033,7 @@
                 <w:i w:val="0"/>
                 <w:sz w:val="16"/>
               </w:rPr>
-              <w:t>0.16034 ± 0.00822</w:t>
+              <w:t>0.16527 ± 0.00795</w:t>
             </w:r>
           </w:p>
         </w:tc>
@@ -10146,7 +10146,7 @@
                 <w:i w:val="0"/>
                 <w:sz w:val="16"/>
               </w:rPr>
-              <w:t>0.9913</w:t>
+              <w:t>0.9382</w:t>
             </w:r>
           </w:p>
         </w:tc>
@@ -10200,7 +10200,7 @@
                 <w:i w:val="0"/>
                 <w:sz w:val="16"/>
               </w:rPr>
-              <w:t>0.15632 ± 0.00667</w:t>
+              <w:t>0.14661 ± 0.01000</w:t>
             </w:r>
           </w:p>
         </w:tc>
@@ -10313,7 +10313,7 @@
                 <w:i w:val="0"/>
                 <w:sz w:val="16"/>
               </w:rPr>
-              <w:t>0.1941</w:t>
+              <w:t>0.1753</w:t>
             </w:r>
           </w:p>
         </w:tc>
@@ -10367,7 +10367,7 @@
                 <w:i w:val="0"/>
                 <w:sz w:val="16"/>
               </w:rPr>
-              <w:t>0.00191 ± 0.00129</w:t>
+              <w:t>0.00303 ± 0.00110</w:t>
             </w:r>
           </w:p>
         </w:tc>
@@ -10394,7 +10394,7 @@
                 <w:i w:val="0"/>
                 <w:sz w:val="16"/>
               </w:rPr>
-              <w:t>6</w:t>
+              <w:t>4</w:t>
             </w:r>
           </w:p>
         </w:tc>
@@ -10480,7 +10480,7 @@
                 <w:i w:val="0"/>
                 <w:sz w:val="16"/>
               </w:rPr>
-              <w:t>0.1644</w:t>
+              <w:t>0.1516</w:t>
             </w:r>
           </w:p>
         </w:tc>
@@ -10534,7 +10534,7 @@
                 <w:i w:val="0"/>
                 <w:sz w:val="16"/>
               </w:rPr>
-              <w:t>0.00845 ± 0.00113</w:t>
+              <w:t>0.00548 ± 0.00167</w:t>
             </w:r>
           </w:p>
         </w:tc>
@@ -10620,7 +10620,7 @@
                 <w:i w:val="0"/>
                 <w:sz w:val="16"/>
               </w:rPr>
-              <w:t>Race/ethnicity: Non-Hispanic Black</w:t>
+              <w:t>Self-rated diet quality</w:t>
             </w:r>
           </w:p>
         </w:tc>
@@ -10647,7 +10647,7 @@
                 <w:i w:val="0"/>
                 <w:sz w:val="16"/>
               </w:rPr>
-              <w:t>0.0796</w:t>
+              <w:t>0.1016</w:t>
             </w:r>
           </w:p>
         </w:tc>
@@ -10701,7 +10701,7 @@
                 <w:i w:val="0"/>
                 <w:sz w:val="16"/>
               </w:rPr>
-              <w:t>0.00212 ± 0.00071</w:t>
+              <w:t>0.00070 ± 0.00071</w:t>
             </w:r>
           </w:p>
         </w:tc>
@@ -10728,7 +10728,7 @@
                 <w:i w:val="0"/>
                 <w:sz w:val="16"/>
               </w:rPr>
-              <w:t>5</w:t>
+              <w:t>14</w:t>
             </w:r>
           </w:p>
         </w:tc>
@@ -10755,7 +10755,7 @@
                 <w:i w:val="0"/>
                 <w:sz w:val="16"/>
               </w:rPr>
-              <w:t>yes</w:t>
+              <w:t>no</w:t>
             </w:r>
           </w:p>
         </w:tc>
@@ -10787,7 +10787,7 @@
                 <w:i w:val="0"/>
                 <w:sz w:val="16"/>
               </w:rPr>
-              <w:t>Self-rated diet quality</w:t>
+              <w:t>Education level</w:t>
             </w:r>
           </w:p>
         </w:tc>
@@ -10814,7 +10814,7 @@
                 <w:i w:val="0"/>
                 <w:sz w:val="16"/>
               </w:rPr>
-              <w:t>0.0747</w:t>
+              <w:t>0.0773</w:t>
             </w:r>
           </w:p>
         </w:tc>
@@ -10868,7 +10868,7 @@
                 <w:i w:val="0"/>
                 <w:sz w:val="16"/>
               </w:rPr>
-              <w:t>0.00130 ± 0.00076</w:t>
+              <w:t>0.00009 ± 0.00051</w:t>
             </w:r>
           </w:p>
         </w:tc>
@@ -10895,7 +10895,7 @@
                 <w:i w:val="0"/>
                 <w:sz w:val="16"/>
               </w:rPr>
-              <w:t>8</w:t>
+              <w:t>21</w:t>
             </w:r>
           </w:p>
         </w:tc>
@@ -10922,7 +10922,7 @@
                 <w:i w:val="0"/>
                 <w:sz w:val="16"/>
               </w:rPr>
-              <w:t>yes</w:t>
+              <w:t>no</w:t>
             </w:r>
           </w:p>
         </w:tc>
@@ -10954,7 +10954,7 @@
                 <w:i w:val="0"/>
                 <w:sz w:val="16"/>
               </w:rPr>
-              <w:t>Marital status: Never married</w:t>
+              <w:t>Race/ethnicity: Non-Hispanic Black</w:t>
             </w:r>
           </w:p>
         </w:tc>
@@ -10981,7 +10981,7 @@
                 <w:i w:val="0"/>
                 <w:sz w:val="16"/>
               </w:rPr>
-              <w:t>0.0672</w:t>
+              <w:t>0.0629</w:t>
             </w:r>
           </w:p>
         </w:tc>
@@ -11035,7 +11035,7 @@
                 <w:i w:val="0"/>
                 <w:sz w:val="16"/>
               </w:rPr>
-              <w:t>−0.00047 ± 0.00049</w:t>
+              <w:t>0.00134 ± 0.00058</w:t>
             </w:r>
           </w:p>
         </w:tc>
@@ -11062,7 +11062,7 @@
                 <w:i w:val="0"/>
                 <w:sz w:val="16"/>
               </w:rPr>
-              <w:t>33</w:t>
+              <w:t>9</w:t>
             </w:r>
           </w:p>
         </w:tc>
@@ -11089,7 +11089,7 @@
                 <w:i w:val="0"/>
                 <w:sz w:val="16"/>
               </w:rPr>
-              <w:t>no</w:t>
+              <w:t>yes</w:t>
             </w:r>
           </w:p>
         </w:tc>
@@ -11121,7 +11121,7 @@
                 <w:i w:val="0"/>
                 <w:sz w:val="16"/>
               </w:rPr>
-              <w:t>Education level</w:t>
+              <w:t>Avg. drinks per drinking day (past 12 mo; 0 = non-drinker)</w:t>
             </w:r>
           </w:p>
         </w:tc>
@@ -11148,7 +11148,7 @@
                 <w:i w:val="0"/>
                 <w:sz w:val="16"/>
               </w:rPr>
-              <w:t>0.0630</w:t>
+              <w:t>0.0562</w:t>
             </w:r>
           </w:p>
         </w:tc>
@@ -11202,7 +11202,7 @@
                 <w:i w:val="0"/>
                 <w:sz w:val="16"/>
               </w:rPr>
-              <w:t>0.00062 ± 0.00044</w:t>
+              <w:t>0.00178 ± 0.00119</w:t>
             </w:r>
           </w:p>
         </w:tc>
@@ -11229,7 +11229,7 @@
                 <w:i w:val="0"/>
                 <w:sz w:val="16"/>
               </w:rPr>
-              <w:t>13</w:t>
+              <w:t>6</w:t>
             </w:r>
           </w:p>
         </w:tc>
@@ -11288,7 +11288,7 @@
                 <w:i w:val="0"/>
                 <w:sz w:val="16"/>
               </w:rPr>
-              <w:t>Race/ethnicity: Other/Multi-Racial</w:t>
+              <w:t>Marital status: Never married</w:t>
             </w:r>
           </w:p>
         </w:tc>
@@ -11315,7 +11315,7 @@
                 <w:i w:val="0"/>
                 <w:sz w:val="16"/>
               </w:rPr>
-              <w:t>0.0462</w:t>
+              <w:t>0.0561</w:t>
             </w:r>
           </w:p>
         </w:tc>
@@ -11369,7 +11369,7 @@
                 <w:i w:val="0"/>
                 <w:sz w:val="16"/>
               </w:rPr>
-              <w:t>0.00162 ± 0.00037</w:t>
+              <w:t>0.00105 ± 0.00039</w:t>
             </w:r>
           </w:p>
         </w:tc>
@@ -11396,7 +11396,7 @@
                 <w:i w:val="0"/>
                 <w:sz w:val="16"/>
               </w:rPr>
-              <w:t>7</w:t>
+              <w:t>12</w:t>
             </w:r>
           </w:p>
         </w:tc>
@@ -11455,7 +11455,7 @@
                 <w:i w:val="0"/>
                 <w:sz w:val="16"/>
               </w:rPr>
-              <w:t>Blood cadmium (µg/L)</w:t>
+              <w:t>Sex: Female</w:t>
             </w:r>
           </w:p>
         </w:tc>
@@ -11482,7 +11482,7 @@
                 <w:i w:val="0"/>
                 <w:sz w:val="16"/>
               </w:rPr>
-              <w:t>0.0437</w:t>
+              <w:t>0.0446</w:t>
             </w:r>
           </w:p>
         </w:tc>
@@ -11536,7 +11536,7 @@
                 <w:i w:val="0"/>
                 <w:sz w:val="16"/>
               </w:rPr>
-              <w:t>0.00013 ± 0.00058</w:t>
+              <w:t>0.00271 ± 0.00065</w:t>
             </w:r>
           </w:p>
         </w:tc>
@@ -11563,7 +11563,7 @@
                 <w:i w:val="0"/>
                 <w:sz w:val="16"/>
               </w:rPr>
-              <w:t>18</w:t>
+              <w:t>5</w:t>
             </w:r>
           </w:p>
         </w:tc>
@@ -11590,7 +11590,7 @@
                 <w:i w:val="0"/>
                 <w:sz w:val="16"/>
               </w:rPr>
-              <w:t>no</w:t>
+              <w:t>yes</w:t>
             </w:r>
           </w:p>
         </w:tc>
@@ -11622,7 +11622,7 @@
                 <w:i w:val="0"/>
                 <w:sz w:val="16"/>
               </w:rPr>
-              <w:t>Blood lead (µg/dL)</w:t>
+              <w:t>Current smoking intensity</w:t>
             </w:r>
           </w:p>
         </w:tc>
@@ -11649,7 +11649,7 @@
                 <w:i w:val="0"/>
                 <w:sz w:val="16"/>
               </w:rPr>
-              <w:t>0.0391</w:t>
+              <w:t>0.0445</w:t>
             </w:r>
           </w:p>
         </w:tc>
@@ -11703,7 +11703,7 @@
                 <w:i w:val="0"/>
                 <w:sz w:val="16"/>
               </w:rPr>
-              <w:t>0.00123 ± 0.00044</w:t>
+              <w:t>0.00120 ± 0.00063</w:t>
             </w:r>
           </w:p>
         </w:tc>
@@ -11730,7 +11730,7 @@
                 <w:i w:val="0"/>
                 <w:sz w:val="16"/>
               </w:rPr>
-              <w:t>9</w:t>
+              <w:t>10</w:t>
             </w:r>
           </w:p>
         </w:tc>
@@ -11789,7 +11789,7 @@
                 <w:i w:val="0"/>
                 <w:sz w:val="16"/>
               </w:rPr>
-              <w:t>Blood selenium (µg/L)</w:t>
+              <w:t>Household size</w:t>
             </w:r>
           </w:p>
         </w:tc>
@@ -11816,7 +11816,7 @@
                 <w:i w:val="0"/>
                 <w:sz w:val="16"/>
               </w:rPr>
-              <w:t>0.0388</w:t>
+              <w:t>0.0407</w:t>
             </w:r>
           </w:p>
         </w:tc>
@@ -11870,7 +11870,7 @@
                 <w:i w:val="0"/>
                 <w:sz w:val="16"/>
               </w:rPr>
-              <w:t>0.00069 ± 0.00023</w:t>
+              <w:t>−0.00046 ± 0.00032</w:t>
             </w:r>
           </w:p>
         </w:tc>
@@ -11897,7 +11897,7 @@
                 <w:i w:val="0"/>
                 <w:sz w:val="16"/>
               </w:rPr>
-              <w:t>11</w:t>
+              <w:t>31</w:t>
             </w:r>
           </w:p>
         </w:tc>
@@ -11956,7 +11956,7 @@
                 <w:i w:val="0"/>
                 <w:sz w:val="16"/>
               </w:rPr>
-              <w:t>Sex: Female</w:t>
+              <w:t>Race/ethnicity: Other/Multi-Racial</w:t>
             </w:r>
           </w:p>
         </w:tc>
@@ -11983,7 +11983,7 @@
                 <w:i w:val="0"/>
                 <w:sz w:val="16"/>
               </w:rPr>
-              <w:t>0.0377</w:t>
+              <w:t>0.0368</w:t>
             </w:r>
           </w:p>
         </w:tc>
@@ -12037,7 +12037,7 @@
                 <w:i w:val="0"/>
                 <w:sz w:val="16"/>
               </w:rPr>
-              <w:t>0.00254 ± 0.00056</w:t>
+              <w:t>0.00151 ± 0.00040</w:t>
             </w:r>
           </w:p>
         </w:tc>
@@ -12064,7 +12064,7 @@
                 <w:i w:val="0"/>
                 <w:sz w:val="16"/>
               </w:rPr>
-              <w:t>4</w:t>
+              <w:t>7</w:t>
             </w:r>
           </w:p>
         </w:tc>
@@ -12123,7 +12123,7 @@
                 <w:i w:val="0"/>
                 <w:sz w:val="16"/>
               </w:rPr>
-              <w:t>Blood mercury, total (µg/L)</w:t>
+              <w:t>Minutes walking/biking for transportation</w:t>
             </w:r>
           </w:p>
         </w:tc>
@@ -12150,7 +12150,7 @@
                 <w:i w:val="0"/>
                 <w:sz w:val="16"/>
               </w:rPr>
-              <w:t>0.0362</w:t>
+              <w:t>0.0363</w:t>
             </w:r>
           </w:p>
         </w:tc>
@@ -12204,7 +12204,7 @@
                 <w:i w:val="0"/>
                 <w:sz w:val="16"/>
               </w:rPr>
-              <w:t>−0.00000 ± 0.00046</w:t>
+              <w:t>0.00009 ± 0.00059</w:t>
             </w:r>
           </w:p>
         </w:tc>
@@ -12231,7 +12231,7 @@
                 <w:i w:val="0"/>
                 <w:sz w:val="16"/>
               </w:rPr>
-              <w:t>27</w:t>
+              <w:t>20</w:t>
             </w:r>
           </w:p>
         </w:tc>
@@ -12290,7 +12290,7 @@
                 <w:i w:val="0"/>
                 <w:sz w:val="16"/>
               </w:rPr>
-              <w:t>Income-to-poverty ratio</w:t>
+              <w:t>Blood cadmium (µg/L)</w:t>
             </w:r>
           </w:p>
         </w:tc>
@@ -12317,7 +12317,7 @@
                 <w:i w:val="0"/>
                 <w:sz w:val="16"/>
               </w:rPr>
-              <w:t>0.0349</w:t>
+              <w:t>0.0311</w:t>
             </w:r>
           </w:p>
         </w:tc>
@@ -12371,7 +12371,7 @@
                 <w:i w:val="0"/>
                 <w:sz w:val="16"/>
               </w:rPr>
-              <w:t>0.00009 ± 0.00039</w:t>
+              <w:t>0.00100 ± 0.00042</w:t>
             </w:r>
           </w:p>
         </w:tc>
@@ -12398,7 +12398,7 @@
                 <w:i w:val="0"/>
                 <w:sz w:val="16"/>
               </w:rPr>
-              <w:t>19</w:t>
+              <w:t>13</w:t>
             </w:r>
           </w:p>
         </w:tc>
@@ -12425,7 +12425,7 @@
                 <w:i w:val="0"/>
                 <w:sz w:val="16"/>
               </w:rPr>
-              <w:t>no</w:t>
+              <w:t>yes</w:t>
             </w:r>
           </w:p>
         </w:tc>
@@ -12460,7 +12460,7 @@
           <w:i w:val="0"/>
           <w:sz w:val="18"/>
         </w:rPr>
-        <w:t xml:space="preserve"> is a descriptive heuristic, not a hypothesis test: it flags predictors whose mean exceeds one permutation standard deviation, a roughly one-sigma bar reflecting permutation variability only and not sampling variability of the test partition. Only 11 of these fifteen clear it, so ranks below the leading few should not be read as a resolved ordering. A negative value means permuting the predictor left discrimination unchanged or marginally improved it. Two of the 33 columns (the missing-category indicators for race/ethnicity and marital status) are constant or near-constant and receive exactly zero importance under both methods; under SHAP they fall to the bottom (joint rank 32), but under permutation importance an exact zero ranks above the seven predictors with negative importance, placing them at joint rank 25 of 33 and pushing genuinely uninformative predictors such as mercury below them.</w:t>
+        <w:t xml:space="preserve"> is a descriptive heuristic, not a hypothesis test: it flags predictors whose mean exceeds one permutation standard deviation, a roughly one-sigma bar reflecting permutation variability only and not sampling variability of the test partition. Only 12 of these fifteen clear it, so ranks below the leading few should not be read as a resolved ordering. A negative value means permuting the predictor left discrimination unchanged or marginally improved it; 5 of the 32 predictors had a negative mean and 1 exactly zero, so the lower permutation ranks are not interpretable.</w:t>
       </w:r>
     </w:p>
     <w:p>
@@ -12726,7 +12726,7 @@
                 <w:i w:val="0"/>
                 <w:sz w:val="16"/>
               </w:rPr>
-              <w:t>2,229</w:t>
+              <w:t>2,176</w:t>
             </w:r>
           </w:p>
         </w:tc>
@@ -12753,7 +12753,7 @@
                 <w:i w:val="0"/>
                 <w:sz w:val="16"/>
               </w:rPr>
-              <w:t>46.3</w:t>
+              <w:t>46.7</w:t>
             </w:r>
           </w:p>
         </w:tc>
@@ -12780,7 +12780,7 @@
                 <w:i w:val="0"/>
                 <w:sz w:val="16"/>
               </w:rPr>
-              <w:t>0.857 (0.840–0.872)</w:t>
+              <w:t>0.853 (0.837–0.869)</w:t>
             </w:r>
           </w:p>
         </w:tc>
@@ -12807,7 +12807,7 @@
                 <w:i w:val="0"/>
                 <w:sz w:val="16"/>
               </w:rPr>
-              <w:t>1.06 (0.97–1.15)</w:t>
+              <w:t>1.06 (0.97–1.16)</w:t>
             </w:r>
           </w:p>
         </w:tc>
@@ -12834,7 +12834,7 @@
                 <w:i w:val="0"/>
                 <w:sz w:val="16"/>
               </w:rPr>
-              <w:t>0.970 (0.935–1.000)</w:t>
+              <w:t>0.983 (0.945–1.016)</w:t>
             </w:r>
           </w:p>
         </w:tc>
@@ -12893,7 +12893,7 @@
                 <w:i w:val="0"/>
                 <w:sz w:val="16"/>
               </w:rPr>
-              <w:t>1,094</w:t>
+              <w:t>1,031</w:t>
             </w:r>
           </w:p>
         </w:tc>
@@ -12920,7 +12920,7 @@
                 <w:i w:val="0"/>
                 <w:sz w:val="16"/>
               </w:rPr>
-              <w:t>47.6</w:t>
+              <w:t>48.3</w:t>
             </w:r>
           </w:p>
         </w:tc>
@@ -12947,7 +12947,7 @@
                 <w:i w:val="0"/>
                 <w:sz w:val="16"/>
               </w:rPr>
-              <w:t>0.848 (0.824–0.869)</w:t>
+              <w:t>0.858 (0.834–0.880)</w:t>
             </w:r>
           </w:p>
         </w:tc>
@@ -12974,7 +12974,7 @@
                 <w:i w:val="0"/>
                 <w:sz w:val="16"/>
               </w:rPr>
-              <w:t>1.05 (0.93–1.20)</w:t>
+              <w:t>1.09 (0.97–1.25)</w:t>
             </w:r>
           </w:p>
         </w:tc>
@@ -13001,7 +13001,7 @@
                 <w:i w:val="0"/>
                 <w:sz w:val="16"/>
               </w:rPr>
-              <w:t>0.997 (0.949–1.045)</w:t>
+              <w:t>1.031 (0.980–1.082)</w:t>
             </w:r>
           </w:p>
         </w:tc>
@@ -13060,7 +13060,7 @@
                 <w:i w:val="0"/>
                 <w:sz w:val="16"/>
               </w:rPr>
-              <w:t>1,135</w:t>
+              <w:t>1,145</w:t>
             </w:r>
           </w:p>
         </w:tc>
@@ -13087,7 +13087,7 @@
                 <w:i w:val="0"/>
                 <w:sz w:val="16"/>
               </w:rPr>
-              <w:t>45.1</w:t>
+              <w:t>45.2</w:t>
             </w:r>
           </w:p>
         </w:tc>
@@ -13114,7 +13114,7 @@
                 <w:i w:val="0"/>
                 <w:sz w:val="16"/>
               </w:rPr>
-              <w:t>0.865 (0.842–0.885)</w:t>
+              <w:t>0.851 (0.829–0.872)</w:t>
             </w:r>
           </w:p>
         </w:tc>
@@ -13141,7 +13141,7 @@
                 <w:i w:val="0"/>
                 <w:sz w:val="16"/>
               </w:rPr>
-              <w:t>1.08 (0.96–1.21)</w:t>
+              <w:t>1.04 (0.94–1.18)</w:t>
             </w:r>
           </w:p>
         </w:tc>
@@ -13168,7 +13168,7 @@
                 <w:i w:val="0"/>
                 <w:sz w:val="16"/>
               </w:rPr>
-              <w:t>0.943 (0.900–0.993)</w:t>
+              <w:t>0.940 (0.892–0.989)</w:t>
             </w:r>
           </w:p>
         </w:tc>
@@ -13227,7 +13227,7 @@
                 <w:i w:val="0"/>
                 <w:sz w:val="16"/>
               </w:rPr>
-              <w:t>763</w:t>
+              <w:t>760</w:t>
             </w:r>
           </w:p>
         </w:tc>
@@ -13254,7 +13254,7 @@
                 <w:i w:val="0"/>
                 <w:sz w:val="16"/>
               </w:rPr>
-              <w:t>23.1</w:t>
+              <w:t>22.9</w:t>
             </w:r>
           </w:p>
         </w:tc>
@@ -13281,7 +13281,7 @@
                 <w:i w:val="0"/>
                 <w:sz w:val="16"/>
               </w:rPr>
-              <w:t>0.861 (0.834–0.888)</w:t>
+              <w:t>0.855 (0.824–0.887)</w:t>
             </w:r>
           </w:p>
         </w:tc>
@@ -13308,7 +13308,7 @@
                 <w:i w:val="0"/>
                 <w:sz w:val="16"/>
               </w:rPr>
-              <w:t>1.14 (0.98–1.34)</w:t>
+              <w:t>1.03 (0.87–1.24)</w:t>
             </w:r>
           </w:p>
         </w:tc>
@@ -13335,7 +13335,7 @@
                 <w:i w:val="0"/>
                 <w:sz w:val="16"/>
               </w:rPr>
-              <w:t>0.995 (0.894–1.111)</w:t>
+              <w:t>0.924 (0.827–1.025)</w:t>
             </w:r>
           </w:p>
         </w:tc>
@@ -13367,7 +13367,7 @@
                 <w:i w:val="0"/>
                 <w:sz w:val="16"/>
               </w:rPr>
-              <w:t>Age 41–60 y</w:t>
+              <w:t>Age 41–59 y</w:t>
             </w:r>
           </w:p>
         </w:tc>
@@ -13394,7 +13394,7 @@
                 <w:i w:val="0"/>
                 <w:sz w:val="16"/>
               </w:rPr>
-              <w:t>755</w:t>
+              <w:t>717</w:t>
             </w:r>
           </w:p>
         </w:tc>
@@ -13421,7 +13421,7 @@
                 <w:i w:val="0"/>
                 <w:sz w:val="16"/>
               </w:rPr>
-              <w:t>45.0</w:t>
+              <w:t>48.5</w:t>
             </w:r>
           </w:p>
         </w:tc>
@@ -13448,7 +13448,7 @@
                 <w:i w:val="0"/>
                 <w:sz w:val="16"/>
               </w:rPr>
-              <w:t>0.826 (0.794–0.855)</w:t>
+              <w:t>0.795 (0.764–0.828)</w:t>
             </w:r>
           </w:p>
         </w:tc>
@@ -13475,7 +13475,7 @@
                 <w:i w:val="0"/>
                 <w:sz w:val="16"/>
               </w:rPr>
-              <w:t>1.19 (1.02–1.39)</w:t>
+              <w:t>1.02 (0.88–1.21)</w:t>
             </w:r>
           </w:p>
         </w:tc>
@@ -13502,7 +13502,7 @@
                 <w:i w:val="0"/>
                 <w:sz w:val="16"/>
               </w:rPr>
-              <w:t>0.902 (0.845–0.964)</w:t>
+              <w:t>0.989 (0.923–1.051)</w:t>
             </w:r>
           </w:p>
         </w:tc>
@@ -13534,7 +13534,7 @@
                 <w:i w:val="0"/>
                 <w:sz w:val="16"/>
               </w:rPr>
-              <w:t>Age &gt; 60 y</w:t>
+              <w:t>Age &gt; 59 y</w:t>
             </w:r>
           </w:p>
         </w:tc>
@@ -13561,7 +13561,7 @@
                 <w:i w:val="0"/>
                 <w:sz w:val="16"/>
               </w:rPr>
-              <w:t>711</w:t>
+              <w:t>699</w:t>
             </w:r>
           </w:p>
         </w:tc>
@@ -13588,7 +13588,7 @@
                 <w:i w:val="0"/>
                 <w:sz w:val="16"/>
               </w:rPr>
-              <w:t>72.7</w:t>
+              <w:t>70.7</w:t>
             </w:r>
           </w:p>
         </w:tc>
@@ -13615,7 +13615,7 @@
                 <w:i w:val="0"/>
                 <w:sz w:val="16"/>
               </w:rPr>
-              <w:t>0.741 (0.701–0.783)</w:t>
+              <w:t>0.780 (0.740–0.816)</w:t>
             </w:r>
           </w:p>
         </w:tc>
@@ -13642,7 +13642,7 @@
                 <w:i w:val="0"/>
                 <w:sz w:val="16"/>
               </w:rPr>
-              <w:t>0.88 (0.71–1.07)</w:t>
+              <w:t>1.09 (0.90–1.31)</w:t>
             </w:r>
           </w:p>
         </w:tc>
@@ -13669,7 +13669,7 @@
                 <w:i w:val="0"/>
                 <w:sz w:val="16"/>
               </w:rPr>
-              <w:t>1.011 (0.971–1.052)</w:t>
+              <w:t>1.001 (0.959–1.044)</w:t>
             </w:r>
           </w:p>
         </w:tc>
@@ -13728,7 +13728,7 @@
                 <w:i w:val="0"/>
                 <w:sz w:val="16"/>
               </w:rPr>
-              <w:t>877</w:t>
+              <w:t>908</w:t>
             </w:r>
           </w:p>
         </w:tc>
@@ -13755,7 +13755,7 @@
                 <w:i w:val="0"/>
                 <w:sz w:val="16"/>
               </w:rPr>
-              <w:t>50.7</w:t>
+              <w:t>49.1</w:t>
             </w:r>
           </w:p>
         </w:tc>
@@ -13782,7 +13782,7 @@
                 <w:i w:val="0"/>
                 <w:sz w:val="16"/>
               </w:rPr>
-              <w:t>0.850 (0.826–0.874)</w:t>
+              <w:t>0.850 (0.826–0.873)</w:t>
             </w:r>
           </w:p>
         </w:tc>
@@ -13809,7 +13809,7 @@
                 <w:i w:val="0"/>
                 <w:sz w:val="16"/>
               </w:rPr>
-              <w:t>1.08 (0.96–1.23)</w:t>
+              <w:t>1.02 (0.90–1.15)</w:t>
             </w:r>
           </w:p>
         </w:tc>
@@ -13836,7 +13836,7 @@
                 <w:i w:val="0"/>
                 <w:sz w:val="16"/>
               </w:rPr>
-              <w:t>0.975 (0.924–1.024)</w:t>
+              <w:t>0.974 (0.921–1.026)</w:t>
             </w:r>
           </w:p>
         </w:tc>
@@ -13895,7 +13895,7 @@
                 <w:i w:val="0"/>
                 <w:sz w:val="16"/>
               </w:rPr>
-              <w:t>363</w:t>
+              <w:t>337</w:t>
             </w:r>
           </w:p>
         </w:tc>
@@ -13922,7 +13922,7 @@
                 <w:i w:val="0"/>
                 <w:sz w:val="16"/>
               </w:rPr>
-              <w:t>45.5</w:t>
+              <w:t>45.1</w:t>
             </w:r>
           </w:p>
         </w:tc>
@@ -13949,7 +13949,7 @@
                 <w:i w:val="0"/>
                 <w:sz w:val="16"/>
               </w:rPr>
-              <w:t>0.864 (0.827–0.900)</w:t>
+              <w:t>0.830 (0.783–0.871)</w:t>
             </w:r>
           </w:p>
         </w:tc>
@@ -13976,7 +13976,7 @@
                 <w:i w:val="0"/>
                 <w:sz w:val="16"/>
               </w:rPr>
-              <w:t>1.10 (0.88–1.40)</w:t>
+              <w:t>1.02 (0.79–1.33)</w:t>
             </w:r>
           </w:p>
         </w:tc>
@@ -14003,7 +14003,7 @@
                 <w:i w:val="0"/>
                 <w:sz w:val="16"/>
               </w:rPr>
-              <w:t>0.947 (0.864–1.031)</w:t>
+              <w:t>0.962 (0.861–1.052)</w:t>
             </w:r>
           </w:p>
         </w:tc>
@@ -14062,7 +14062,7 @@
                 <w:i w:val="0"/>
                 <w:sz w:val="16"/>
               </w:rPr>
-              <w:t>478</w:t>
+              <w:t>424</w:t>
             </w:r>
           </w:p>
         </w:tc>
@@ -14089,7 +14089,7 @@
                 <w:i w:val="0"/>
                 <w:sz w:val="16"/>
               </w:rPr>
-              <w:t>43.5</w:t>
+              <w:t>46.9</w:t>
             </w:r>
           </w:p>
         </w:tc>
@@ -14116,7 +14116,7 @@
                 <w:i w:val="0"/>
                 <w:sz w:val="16"/>
               </w:rPr>
-              <w:t>0.840 (0.805–0.875)</w:t>
+              <w:t>0.861 (0.828–0.895)</w:t>
             </w:r>
           </w:p>
         </w:tc>
@@ -14143,7 +14143,7 @@
                 <w:i w:val="0"/>
                 <w:sz w:val="16"/>
               </w:rPr>
-              <w:t>0.96 (0.80–1.18)</w:t>
+              <w:t>1.17 (0.97–1.46)</w:t>
             </w:r>
           </w:p>
         </w:tc>
@@ -14170,7 +14170,7 @@
                 <w:i w:val="0"/>
                 <w:sz w:val="16"/>
               </w:rPr>
-              <w:t>0.955 (0.883–1.035)</w:t>
+              <w:t>0.990 (0.913–1.076)</w:t>
             </w:r>
           </w:p>
         </w:tc>
@@ -14229,7 +14229,7 @@
                 <w:i w:val="0"/>
                 <w:sz w:val="16"/>
               </w:rPr>
-              <w:t>236</w:t>
+              <w:t>233</w:t>
             </w:r>
           </w:p>
         </w:tc>
@@ -14256,7 +14256,7 @@
                 <w:i w:val="0"/>
                 <w:sz w:val="16"/>
               </w:rPr>
-              <w:t>49.6</w:t>
+              <w:t>47.2</w:t>
             </w:r>
           </w:p>
         </w:tc>
@@ -14283,7 +14283,7 @@
                 <w:i w:val="0"/>
                 <w:sz w:val="16"/>
               </w:rPr>
-              <w:t>0.862 (0.816–0.906)</w:t>
+              <w:t>0.858 (0.807–0.903)</w:t>
             </w:r>
           </w:p>
         </w:tc>
@@ -14310,7 +14310,7 @@
                 <w:i w:val="0"/>
                 <w:sz w:val="16"/>
               </w:rPr>
-              <w:t>1.16 (0.91–1.53)</w:t>
+              <w:t>1.13 (0.88–1.56)</w:t>
             </w:r>
           </w:p>
         </w:tc>
@@ -14337,7 +14337,7 @@
                 <w:i w:val="0"/>
                 <w:sz w:val="16"/>
               </w:rPr>
-              <w:t>0.988 (0.889–1.086)</w:t>
+              <w:t>0.966 (0.859–1.067)</w:t>
             </w:r>
           </w:p>
         </w:tc>
@@ -14396,7 +14396,7 @@
                 <w:i w:val="0"/>
                 <w:sz w:val="16"/>
               </w:rPr>
-              <w:t>275</w:t>
+              <w:t>274</w:t>
             </w:r>
           </w:p>
         </w:tc>
@@ -14423,7 +14423,7 @@
                 <w:i w:val="0"/>
                 <w:sz w:val="16"/>
               </w:rPr>
-              <w:t>35.6</w:t>
+              <w:t>39.8</w:t>
             </w:r>
           </w:p>
         </w:tc>
@@ -14450,7 +14450,7 @@
                 <w:i w:val="0"/>
                 <w:sz w:val="16"/>
               </w:rPr>
-              <w:t>0.878 (0.832–0.919)</w:t>
+              <w:t>0.877 (0.834–0.915)</w:t>
             </w:r>
           </w:p>
         </w:tc>
@@ -14477,7 +14477,7 @@
                 <w:i w:val="0"/>
                 <w:sz w:val="16"/>
               </w:rPr>
-              <w:t>1.09 (0.84–1.49)</w:t>
+              <w:t>1.07 (0.82–1.43)</w:t>
             </w:r>
           </w:p>
         </w:tc>
@@ -14504,7 +14504,7 @@
                 <w:i w:val="0"/>
                 <w:sz w:val="16"/>
               </w:rPr>
-              <w:t>0.995 (0.871–1.127)</w:t>
+              <w:t>1.060 (0.935–1.177)</w:t>
             </w:r>
           </w:p>
         </w:tc>
@@ -14546,16 +14546,7 @@
           <w:i w:val="0"/>
           <w:sz w:val="20"/>
         </w:rPr>
-        <w:t xml:space="preserve">Prespecified sensitivity analyses. Each entry is the mean AUROC from 10-fold stratified cross-validation on the training partition, using the three leading algorithms at their default hyperparameter configurations so that the comparison between arms is not confounded by re-tuning. </w:t>
-      </w:r>
-      <w:r>
-        <w:rPr>
-          <w:rFonts w:ascii="Times New Roman" w:hAnsi="Times New Roman" w:cs="Times New Roman" w:eastAsia="Times New Roman"/>
-          <w:b w:val="0"/>
-          <w:i/>
-          <w:sz w:val="20"/>
-        </w:rPr>
-        <w:t>Absolute values are consequently lower than the tuned values in Table S3 and are not comparable to them; the difference between arms is the quantity of interest.</w:t>
+        <w:t>Sensitivity analyses. Each entry is the mean AUROC from 10-fold stratified cross-validation on the training partition, using the three leading algorithms at their tuned hyperparameters (Table S3), holding everything except the stated change fixed. The outcome-definition arms change the label, and therefore its prevalence, as well as the difficulty of the task.</w:t>
       </w:r>
     </w:p>
     <w:tbl>
@@ -14794,7 +14785,7 @@
                 <w:i w:val="0"/>
                 <w:sz w:val="17"/>
               </w:rPr>
-              <w:t>0.8416</w:t>
+              <w:t>0.8438</w:t>
             </w:r>
           </w:p>
         </w:tc>
@@ -14821,7 +14812,7 @@
                 <w:i w:val="0"/>
                 <w:sz w:val="17"/>
               </w:rPr>
-              <w:t>0.8515</w:t>
+              <w:t>0.8533</w:t>
             </w:r>
           </w:p>
         </w:tc>
@@ -14848,7 +14839,7 @@
                 <w:i w:val="0"/>
                 <w:sz w:val="17"/>
               </w:rPr>
-              <w:t>+0.0099</w:t>
+              <w:t>+0.0095</w:t>
             </w:r>
           </w:p>
         </w:tc>
@@ -14907,7 +14898,7 @@
                 <w:i w:val="0"/>
                 <w:sz w:val="17"/>
               </w:rPr>
-              <w:t>XGBoost</w:t>
+              <w:t>LightGBM</w:t>
             </w:r>
           </w:p>
         </w:tc>
@@ -14934,7 +14925,7 @@
                 <w:i w:val="0"/>
                 <w:sz w:val="17"/>
               </w:rPr>
-              <w:t>0.8186</w:t>
+              <w:t>0.8400</w:t>
             </w:r>
           </w:p>
         </w:tc>
@@ -14961,7 +14952,7 @@
                 <w:i w:val="0"/>
                 <w:sz w:val="17"/>
               </w:rPr>
-              <w:t>0.8314</w:t>
+              <w:t>0.8504</w:t>
             </w:r>
           </w:p>
         </w:tc>
@@ -14988,7 +14979,7 @@
                 <w:i w:val="0"/>
                 <w:sz w:val="17"/>
               </w:rPr>
-              <w:t>+0.0128</w:t>
+              <w:t>+0.0104</w:t>
             </w:r>
           </w:p>
         </w:tc>
@@ -15047,7 +15038,7 @@
                 <w:i w:val="0"/>
                 <w:sz w:val="17"/>
               </w:rPr>
-              <w:t>Gradient Boosting</w:t>
+              <w:t>XGBoost</w:t>
             </w:r>
           </w:p>
         </w:tc>
@@ -15074,7 +15065,7 @@
                 <w:i w:val="0"/>
                 <w:sz w:val="17"/>
               </w:rPr>
-              <w:t>0.8442</w:t>
+              <w:t>0.8399</w:t>
             </w:r>
           </w:p>
         </w:tc>
@@ -15101,7 +15092,7 @@
                 <w:i w:val="0"/>
                 <w:sz w:val="17"/>
               </w:rPr>
-              <w:t>0.8547</w:t>
+              <w:t>0.8512</w:t>
             </w:r>
           </w:p>
         </w:tc>
@@ -15128,7 +15119,7 @@
                 <w:i w:val="0"/>
                 <w:sz w:val="17"/>
               </w:rPr>
-              <w:t>+0.0105</w:t>
+              <w:t>+0.0112</w:t>
             </w:r>
           </w:p>
         </w:tc>
@@ -15214,7 +15205,7 @@
                 <w:i w:val="0"/>
                 <w:sz w:val="17"/>
               </w:rPr>
-              <w:t>0.8416</w:t>
+              <w:t>0.8438</w:t>
             </w:r>
           </w:p>
         </w:tc>
@@ -15241,7 +15232,7 @@
                 <w:i w:val="0"/>
                 <w:sz w:val="17"/>
               </w:rPr>
-              <w:t>0.8420</w:t>
+              <w:t>0.8430</w:t>
             </w:r>
           </w:p>
         </w:tc>
@@ -15268,7 +15259,7 @@
                 <w:i w:val="0"/>
                 <w:sz w:val="17"/>
               </w:rPr>
-              <w:t>+0.0005</w:t>
+              <w:t>-0.0008</w:t>
             </w:r>
           </w:p>
         </w:tc>
@@ -15327,7 +15318,7 @@
                 <w:i w:val="0"/>
                 <w:sz w:val="17"/>
               </w:rPr>
-              <w:t>XGBoost</w:t>
+              <w:t>LightGBM</w:t>
             </w:r>
           </w:p>
         </w:tc>
@@ -15354,7 +15345,7 @@
                 <w:i w:val="0"/>
                 <w:sz w:val="17"/>
               </w:rPr>
-              <w:t>0.8186</w:t>
+              <w:t>0.8400</w:t>
             </w:r>
           </w:p>
         </w:tc>
@@ -15381,7 +15372,7 @@
                 <w:i w:val="0"/>
                 <w:sz w:val="17"/>
               </w:rPr>
-              <w:t>0.8196</w:t>
+              <w:t>0.8387</w:t>
             </w:r>
           </w:p>
         </w:tc>
@@ -15408,7 +15399,7 @@
                 <w:i w:val="0"/>
                 <w:sz w:val="17"/>
               </w:rPr>
-              <w:t>+0.0010</w:t>
+              <w:t>-0.0013</w:t>
             </w:r>
           </w:p>
         </w:tc>
@@ -15467,7 +15458,7 @@
                 <w:i w:val="0"/>
                 <w:sz w:val="17"/>
               </w:rPr>
-              <w:t>Gradient Boosting</w:t>
+              <w:t>XGBoost</w:t>
             </w:r>
           </w:p>
         </w:tc>
@@ -15494,7 +15485,7 @@
                 <w:i w:val="0"/>
                 <w:sz w:val="17"/>
               </w:rPr>
-              <w:t>0.8442</w:t>
+              <w:t>0.8399</w:t>
             </w:r>
           </w:p>
         </w:tc>
@@ -15521,7 +15512,7 @@
                 <w:i w:val="0"/>
                 <w:sz w:val="17"/>
               </w:rPr>
-              <w:t>not applicable</w:t>
+              <w:t>0.8397</w:t>
             </w:r>
           </w:p>
         </w:tc>
@@ -15548,7 +15539,7 @@
                 <w:i w:val="0"/>
                 <w:sz w:val="17"/>
               </w:rPr>
-              <w:t>—</w:t>
+              <w:t>-0.0003</w:t>
             </w:r>
           </w:p>
         </w:tc>
@@ -15634,7 +15625,7 @@
                 <w:i w:val="0"/>
                 <w:sz w:val="17"/>
               </w:rPr>
-              <w:t>0.8416</w:t>
+              <w:t>0.8438</w:t>
             </w:r>
           </w:p>
         </w:tc>
@@ -15661,7 +15652,7 @@
                 <w:i w:val="0"/>
                 <w:sz w:val="17"/>
               </w:rPr>
-              <w:t>0.8427</w:t>
+              <w:t>0.8428</w:t>
             </w:r>
           </w:p>
         </w:tc>
@@ -15688,7 +15679,7 @@
                 <w:i w:val="0"/>
                 <w:sz w:val="17"/>
               </w:rPr>
-              <w:t>+0.0011</w:t>
+              <w:t>-0.0010</w:t>
             </w:r>
           </w:p>
         </w:tc>
@@ -15747,7 +15738,7 @@
                 <w:i w:val="0"/>
                 <w:sz w:val="17"/>
               </w:rPr>
-              <w:t>XGBoost</w:t>
+              <w:t>LightGBM</w:t>
             </w:r>
           </w:p>
         </w:tc>
@@ -15774,7 +15765,7 @@
                 <w:i w:val="0"/>
                 <w:sz w:val="17"/>
               </w:rPr>
-              <w:t>0.8186</w:t>
+              <w:t>0.8400</w:t>
             </w:r>
           </w:p>
         </w:tc>
@@ -15801,7 +15792,7 @@
                 <w:i w:val="0"/>
                 <w:sz w:val="17"/>
               </w:rPr>
-              <w:t>0.8188</w:t>
+              <w:t>0.8401</w:t>
             </w:r>
           </w:p>
         </w:tc>
@@ -15887,7 +15878,7 @@
                 <w:i w:val="0"/>
                 <w:sz w:val="17"/>
               </w:rPr>
-              <w:t>Gradient Boosting</w:t>
+              <w:t>XGBoost</w:t>
             </w:r>
           </w:p>
         </w:tc>
@@ -15914,7 +15905,7 @@
                 <w:i w:val="0"/>
                 <w:sz w:val="17"/>
               </w:rPr>
-              <w:t>0.8442</w:t>
+              <w:t>0.8399</w:t>
             </w:r>
           </w:p>
         </w:tc>
@@ -15941,7 +15932,7 @@
                 <w:i w:val="0"/>
                 <w:sz w:val="17"/>
               </w:rPr>
-              <w:t>0.8445</w:t>
+              <w:t>0.8399</w:t>
             </w:r>
           </w:p>
         </w:tc>
@@ -15968,7 +15959,7 @@
                 <w:i w:val="0"/>
                 <w:sz w:val="17"/>
               </w:rPr>
-              <w:t>+0.0003</w:t>
+              <w:t>-0.0000</w:t>
             </w:r>
           </w:p>
         </w:tc>
@@ -16054,7 +16045,7 @@
                 <w:i w:val="0"/>
                 <w:sz w:val="17"/>
               </w:rPr>
-              <w:t>0.8416</w:t>
+              <w:t>0.8438</w:t>
             </w:r>
           </w:p>
         </w:tc>
@@ -16081,7 +16072,7 @@
                 <w:i w:val="0"/>
                 <w:sz w:val="17"/>
               </w:rPr>
-              <w:t>0.8097</w:t>
+              <w:t>0.8067</w:t>
             </w:r>
           </w:p>
         </w:tc>
@@ -16108,7 +16099,7 @@
                 <w:i w:val="0"/>
                 <w:sz w:val="17"/>
               </w:rPr>
-              <w:t>-0.0319</w:t>
+              <w:t>-0.0371</w:t>
             </w:r>
           </w:p>
         </w:tc>
@@ -16140,7 +16131,7 @@
                 <w:i w:val="0"/>
                 <w:sz w:val="17"/>
               </w:rPr>
-              <w:t>Measured-value-only outcome definition</w:t>
+              <w:t>No lipid-medication clause in the outcome</w:t>
             </w:r>
           </w:p>
         </w:tc>
@@ -16167,7 +16158,7 @@
                 <w:i w:val="0"/>
                 <w:sz w:val="17"/>
               </w:rPr>
-              <w:t>XGBoost</w:t>
+              <w:t>CatBoost</w:t>
             </w:r>
           </w:p>
         </w:tc>
@@ -16194,7 +16185,7 @@
                 <w:i w:val="0"/>
                 <w:sz w:val="17"/>
               </w:rPr>
-              <w:t>0.8186</w:t>
+              <w:t>0.8438</w:t>
             </w:r>
           </w:p>
         </w:tc>
@@ -16221,7 +16212,7 @@
                 <w:i w:val="0"/>
                 <w:sz w:val="17"/>
               </w:rPr>
-              <w:t>0.7897</w:t>
+              <w:t>0.8381</w:t>
             </w:r>
           </w:p>
         </w:tc>
@@ -16248,7 +16239,7 @@
                 <w:i w:val="0"/>
                 <w:sz w:val="17"/>
               </w:rPr>
-              <w:t>-0.0289</w:t>
+              <w:t>-0.0057</w:t>
             </w:r>
           </w:p>
         </w:tc>
@@ -16262,6 +16253,846 @@
             <w:tcW w:type="dxa" w:w="3312"/>
             <w:tcBorders>
               <w:top w:val="nil"/>
+              <w:bottom w:val="nil"/>
+              <w:left w:val="nil"/>
+              <w:right w:val="nil"/>
+            </w:tcBorders>
+          </w:tcPr>
+          <w:p>
+            <w:pPr>
+              <w:spacing w:line="240" w:lineRule="auto" w:after="30" w:before="30"/>
+              <w:jc w:val="left"/>
+            </w:pPr>
+            <w:r/>
+            <w:r>
+              <w:rPr>
+                <w:rFonts w:ascii="Times New Roman" w:hAnsi="Times New Roman" w:cs="Times New Roman" w:eastAsia="Times New Roman"/>
+                <w:b w:val="0"/>
+                <w:i w:val="0"/>
+                <w:sz w:val="17"/>
+              </w:rPr>
+              <w:t>Outcome with first blood-pressure reading only</w:t>
+            </w:r>
+          </w:p>
+        </w:tc>
+        <w:tc>
+          <w:tcPr>
+            <w:tcW w:type="dxa" w:w="1800"/>
+            <w:tcBorders>
+              <w:top w:val="nil"/>
+              <w:bottom w:val="nil"/>
+              <w:left w:val="nil"/>
+              <w:right w:val="nil"/>
+            </w:tcBorders>
+          </w:tcPr>
+          <w:p>
+            <w:pPr>
+              <w:spacing w:line="240" w:lineRule="auto" w:after="30" w:before="30"/>
+              <w:jc w:val="left"/>
+            </w:pPr>
+            <w:r/>
+            <w:r>
+              <w:rPr>
+                <w:rFonts w:ascii="Times New Roman" w:hAnsi="Times New Roman" w:cs="Times New Roman" w:eastAsia="Times New Roman"/>
+                <w:b w:val="0"/>
+                <w:i w:val="0"/>
+                <w:sz w:val="17"/>
+              </w:rPr>
+              <w:t>CatBoost</w:t>
+            </w:r>
+          </w:p>
+        </w:tc>
+        <w:tc>
+          <w:tcPr>
+            <w:tcW w:type="dxa" w:w="1152"/>
+            <w:tcBorders>
+              <w:top w:val="nil"/>
+              <w:bottom w:val="nil"/>
+              <w:left w:val="nil"/>
+              <w:right w:val="nil"/>
+            </w:tcBorders>
+          </w:tcPr>
+          <w:p>
+            <w:pPr>
+              <w:spacing w:line="240" w:lineRule="auto" w:after="30" w:before="30"/>
+              <w:jc w:val="center"/>
+            </w:pPr>
+            <w:r/>
+            <w:r>
+              <w:rPr>
+                <w:rFonts w:ascii="Times New Roman" w:hAnsi="Times New Roman" w:cs="Times New Roman" w:eastAsia="Times New Roman"/>
+                <w:b w:val="0"/>
+                <w:i w:val="0"/>
+                <w:sz w:val="17"/>
+              </w:rPr>
+              <w:t>0.8438</w:t>
+            </w:r>
+          </w:p>
+        </w:tc>
+        <w:tc>
+          <w:tcPr>
+            <w:tcW w:type="dxa" w:w="1512"/>
+            <w:tcBorders>
+              <w:top w:val="nil"/>
+              <w:bottom w:val="nil"/>
+              <w:left w:val="nil"/>
+              <w:right w:val="nil"/>
+            </w:tcBorders>
+          </w:tcPr>
+          <w:p>
+            <w:pPr>
+              <w:spacing w:line="240" w:lineRule="auto" w:after="30" w:before="30"/>
+              <w:jc w:val="center"/>
+            </w:pPr>
+            <w:r/>
+            <w:r>
+              <w:rPr>
+                <w:rFonts w:ascii="Times New Roman" w:hAnsi="Times New Roman" w:cs="Times New Roman" w:eastAsia="Times New Roman"/>
+                <w:b w:val="0"/>
+                <w:i w:val="0"/>
+                <w:sz w:val="17"/>
+              </w:rPr>
+              <w:t>0.8436</w:t>
+            </w:r>
+          </w:p>
+        </w:tc>
+        <w:tc>
+          <w:tcPr>
+            <w:tcW w:type="dxa" w:w="1152"/>
+            <w:tcBorders>
+              <w:top w:val="nil"/>
+              <w:bottom w:val="nil"/>
+              <w:left w:val="nil"/>
+              <w:right w:val="nil"/>
+            </w:tcBorders>
+          </w:tcPr>
+          <w:p>
+            <w:pPr>
+              <w:spacing w:line="240" w:lineRule="auto" w:after="30" w:before="30"/>
+              <w:jc w:val="center"/>
+            </w:pPr>
+            <w:r/>
+            <w:r>
+              <w:rPr>
+                <w:rFonts w:ascii="Times New Roman" w:hAnsi="Times New Roman" w:cs="Times New Roman" w:eastAsia="Times New Roman"/>
+                <w:b w:val="0"/>
+                <w:i w:val="0"/>
+                <w:sz w:val="17"/>
+              </w:rPr>
+              <w:t>-0.0002</w:t>
+            </w:r>
+          </w:p>
+        </w:tc>
+      </w:tr>
+      <w:tr>
+        <w:trPr>
+          <w:cantSplit/>
+        </w:trPr>
+        <w:tc>
+          <w:tcPr>
+            <w:tcW w:type="dxa" w:w="3312"/>
+            <w:tcBorders>
+              <w:top w:val="nil"/>
+              <w:bottom w:val="nil"/>
+              <w:left w:val="nil"/>
+              <w:right w:val="nil"/>
+            </w:tcBorders>
+          </w:tcPr>
+          <w:p>
+            <w:pPr>
+              <w:spacing w:line="240" w:lineRule="auto" w:after="30" w:before="30"/>
+              <w:jc w:val="left"/>
+            </w:pPr>
+            <w:r/>
+            <w:r>
+              <w:rPr>
+                <w:rFonts w:ascii="Times New Roman" w:hAnsi="Times New Roman" w:cs="Times New Roman" w:eastAsia="Times New Roman"/>
+                <w:b w:val="0"/>
+                <w:i w:val="0"/>
+                <w:sz w:val="17"/>
+              </w:rPr>
+              <w:t>Measured-value-only outcome definition</w:t>
+            </w:r>
+          </w:p>
+        </w:tc>
+        <w:tc>
+          <w:tcPr>
+            <w:tcW w:type="dxa" w:w="1800"/>
+            <w:tcBorders>
+              <w:top w:val="nil"/>
+              <w:bottom w:val="nil"/>
+              <w:left w:val="nil"/>
+              <w:right w:val="nil"/>
+            </w:tcBorders>
+          </w:tcPr>
+          <w:p>
+            <w:pPr>
+              <w:spacing w:line="240" w:lineRule="auto" w:after="30" w:before="30"/>
+              <w:jc w:val="left"/>
+            </w:pPr>
+            <w:r/>
+            <w:r>
+              <w:rPr>
+                <w:rFonts w:ascii="Times New Roman" w:hAnsi="Times New Roman" w:cs="Times New Roman" w:eastAsia="Times New Roman"/>
+                <w:b w:val="0"/>
+                <w:i w:val="0"/>
+                <w:sz w:val="17"/>
+              </w:rPr>
+              <w:t>LightGBM</w:t>
+            </w:r>
+          </w:p>
+        </w:tc>
+        <w:tc>
+          <w:tcPr>
+            <w:tcW w:type="dxa" w:w="1152"/>
+            <w:tcBorders>
+              <w:top w:val="nil"/>
+              <w:bottom w:val="nil"/>
+              <w:left w:val="nil"/>
+              <w:right w:val="nil"/>
+            </w:tcBorders>
+          </w:tcPr>
+          <w:p>
+            <w:pPr>
+              <w:spacing w:line="240" w:lineRule="auto" w:after="30" w:before="30"/>
+              <w:jc w:val="center"/>
+            </w:pPr>
+            <w:r/>
+            <w:r>
+              <w:rPr>
+                <w:rFonts w:ascii="Times New Roman" w:hAnsi="Times New Roman" w:cs="Times New Roman" w:eastAsia="Times New Roman"/>
+                <w:b w:val="0"/>
+                <w:i w:val="0"/>
+                <w:sz w:val="17"/>
+              </w:rPr>
+              <w:t>0.8400</w:t>
+            </w:r>
+          </w:p>
+        </w:tc>
+        <w:tc>
+          <w:tcPr>
+            <w:tcW w:type="dxa" w:w="1512"/>
+            <w:tcBorders>
+              <w:top w:val="nil"/>
+              <w:bottom w:val="nil"/>
+              <w:left w:val="nil"/>
+              <w:right w:val="nil"/>
+            </w:tcBorders>
+          </w:tcPr>
+          <w:p>
+            <w:pPr>
+              <w:spacing w:line="240" w:lineRule="auto" w:after="30" w:before="30"/>
+              <w:jc w:val="center"/>
+            </w:pPr>
+            <w:r/>
+            <w:r>
+              <w:rPr>
+                <w:rFonts w:ascii="Times New Roman" w:hAnsi="Times New Roman" w:cs="Times New Roman" w:eastAsia="Times New Roman"/>
+                <w:b w:val="0"/>
+                <w:i w:val="0"/>
+                <w:sz w:val="17"/>
+              </w:rPr>
+              <w:t>0.8044</w:t>
+            </w:r>
+          </w:p>
+        </w:tc>
+        <w:tc>
+          <w:tcPr>
+            <w:tcW w:type="dxa" w:w="1152"/>
+            <w:tcBorders>
+              <w:top w:val="nil"/>
+              <w:bottom w:val="nil"/>
+              <w:left w:val="nil"/>
+              <w:right w:val="nil"/>
+            </w:tcBorders>
+          </w:tcPr>
+          <w:p>
+            <w:pPr>
+              <w:spacing w:line="240" w:lineRule="auto" w:after="30" w:before="30"/>
+              <w:jc w:val="center"/>
+            </w:pPr>
+            <w:r/>
+            <w:r>
+              <w:rPr>
+                <w:rFonts w:ascii="Times New Roman" w:hAnsi="Times New Roman" w:cs="Times New Roman" w:eastAsia="Times New Roman"/>
+                <w:b w:val="0"/>
+                <w:i w:val="0"/>
+                <w:sz w:val="17"/>
+              </w:rPr>
+              <w:t>-0.0356</w:t>
+            </w:r>
+          </w:p>
+        </w:tc>
+      </w:tr>
+      <w:tr>
+        <w:trPr>
+          <w:cantSplit/>
+        </w:trPr>
+        <w:tc>
+          <w:tcPr>
+            <w:tcW w:type="dxa" w:w="3312"/>
+            <w:tcBorders>
+              <w:top w:val="nil"/>
+              <w:bottom w:val="nil"/>
+              <w:left w:val="nil"/>
+              <w:right w:val="nil"/>
+            </w:tcBorders>
+          </w:tcPr>
+          <w:p>
+            <w:pPr>
+              <w:spacing w:line="240" w:lineRule="auto" w:after="30" w:before="30"/>
+              <w:jc w:val="left"/>
+            </w:pPr>
+            <w:r/>
+            <w:r>
+              <w:rPr>
+                <w:rFonts w:ascii="Times New Roman" w:hAnsi="Times New Roman" w:cs="Times New Roman" w:eastAsia="Times New Roman"/>
+                <w:b w:val="0"/>
+                <w:i w:val="0"/>
+                <w:sz w:val="17"/>
+              </w:rPr>
+              <w:t>No lipid-medication clause in the outcome</w:t>
+            </w:r>
+          </w:p>
+        </w:tc>
+        <w:tc>
+          <w:tcPr>
+            <w:tcW w:type="dxa" w:w="1800"/>
+            <w:tcBorders>
+              <w:top w:val="nil"/>
+              <w:bottom w:val="nil"/>
+              <w:left w:val="nil"/>
+              <w:right w:val="nil"/>
+            </w:tcBorders>
+          </w:tcPr>
+          <w:p>
+            <w:pPr>
+              <w:spacing w:line="240" w:lineRule="auto" w:after="30" w:before="30"/>
+              <w:jc w:val="left"/>
+            </w:pPr>
+            <w:r/>
+            <w:r>
+              <w:rPr>
+                <w:rFonts w:ascii="Times New Roman" w:hAnsi="Times New Roman" w:cs="Times New Roman" w:eastAsia="Times New Roman"/>
+                <w:b w:val="0"/>
+                <w:i w:val="0"/>
+                <w:sz w:val="17"/>
+              </w:rPr>
+              <w:t>LightGBM</w:t>
+            </w:r>
+          </w:p>
+        </w:tc>
+        <w:tc>
+          <w:tcPr>
+            <w:tcW w:type="dxa" w:w="1152"/>
+            <w:tcBorders>
+              <w:top w:val="nil"/>
+              <w:bottom w:val="nil"/>
+              <w:left w:val="nil"/>
+              <w:right w:val="nil"/>
+            </w:tcBorders>
+          </w:tcPr>
+          <w:p>
+            <w:pPr>
+              <w:spacing w:line="240" w:lineRule="auto" w:after="30" w:before="30"/>
+              <w:jc w:val="center"/>
+            </w:pPr>
+            <w:r/>
+            <w:r>
+              <w:rPr>
+                <w:rFonts w:ascii="Times New Roman" w:hAnsi="Times New Roman" w:cs="Times New Roman" w:eastAsia="Times New Roman"/>
+                <w:b w:val="0"/>
+                <w:i w:val="0"/>
+                <w:sz w:val="17"/>
+              </w:rPr>
+              <w:t>0.8400</w:t>
+            </w:r>
+          </w:p>
+        </w:tc>
+        <w:tc>
+          <w:tcPr>
+            <w:tcW w:type="dxa" w:w="1512"/>
+            <w:tcBorders>
+              <w:top w:val="nil"/>
+              <w:bottom w:val="nil"/>
+              <w:left w:val="nil"/>
+              <w:right w:val="nil"/>
+            </w:tcBorders>
+          </w:tcPr>
+          <w:p>
+            <w:pPr>
+              <w:spacing w:line="240" w:lineRule="auto" w:after="30" w:before="30"/>
+              <w:jc w:val="center"/>
+            </w:pPr>
+            <w:r/>
+            <w:r>
+              <w:rPr>
+                <w:rFonts w:ascii="Times New Roman" w:hAnsi="Times New Roman" w:cs="Times New Roman" w:eastAsia="Times New Roman"/>
+                <w:b w:val="0"/>
+                <w:i w:val="0"/>
+                <w:sz w:val="17"/>
+              </w:rPr>
+              <w:t>0.8353</w:t>
+            </w:r>
+          </w:p>
+        </w:tc>
+        <w:tc>
+          <w:tcPr>
+            <w:tcW w:type="dxa" w:w="1152"/>
+            <w:tcBorders>
+              <w:top w:val="nil"/>
+              <w:bottom w:val="nil"/>
+              <w:left w:val="nil"/>
+              <w:right w:val="nil"/>
+            </w:tcBorders>
+          </w:tcPr>
+          <w:p>
+            <w:pPr>
+              <w:spacing w:line="240" w:lineRule="auto" w:after="30" w:before="30"/>
+              <w:jc w:val="center"/>
+            </w:pPr>
+            <w:r/>
+            <w:r>
+              <w:rPr>
+                <w:rFonts w:ascii="Times New Roman" w:hAnsi="Times New Roman" w:cs="Times New Roman" w:eastAsia="Times New Roman"/>
+                <w:b w:val="0"/>
+                <w:i w:val="0"/>
+                <w:sz w:val="17"/>
+              </w:rPr>
+              <w:t>-0.0047</w:t>
+            </w:r>
+          </w:p>
+        </w:tc>
+      </w:tr>
+      <w:tr>
+        <w:trPr>
+          <w:cantSplit/>
+        </w:trPr>
+        <w:tc>
+          <w:tcPr>
+            <w:tcW w:type="dxa" w:w="3312"/>
+            <w:tcBorders>
+              <w:top w:val="nil"/>
+              <w:bottom w:val="nil"/>
+              <w:left w:val="nil"/>
+              <w:right w:val="nil"/>
+            </w:tcBorders>
+          </w:tcPr>
+          <w:p>
+            <w:pPr>
+              <w:spacing w:line="240" w:lineRule="auto" w:after="30" w:before="30"/>
+              <w:jc w:val="left"/>
+            </w:pPr>
+            <w:r/>
+            <w:r>
+              <w:rPr>
+                <w:rFonts w:ascii="Times New Roman" w:hAnsi="Times New Roman" w:cs="Times New Roman" w:eastAsia="Times New Roman"/>
+                <w:b w:val="0"/>
+                <w:i w:val="0"/>
+                <w:sz w:val="17"/>
+              </w:rPr>
+              <w:t>Outcome with first blood-pressure reading only</w:t>
+            </w:r>
+          </w:p>
+        </w:tc>
+        <w:tc>
+          <w:tcPr>
+            <w:tcW w:type="dxa" w:w="1800"/>
+            <w:tcBorders>
+              <w:top w:val="nil"/>
+              <w:bottom w:val="nil"/>
+              <w:left w:val="nil"/>
+              <w:right w:val="nil"/>
+            </w:tcBorders>
+          </w:tcPr>
+          <w:p>
+            <w:pPr>
+              <w:spacing w:line="240" w:lineRule="auto" w:after="30" w:before="30"/>
+              <w:jc w:val="left"/>
+            </w:pPr>
+            <w:r/>
+            <w:r>
+              <w:rPr>
+                <w:rFonts w:ascii="Times New Roman" w:hAnsi="Times New Roman" w:cs="Times New Roman" w:eastAsia="Times New Roman"/>
+                <w:b w:val="0"/>
+                <w:i w:val="0"/>
+                <w:sz w:val="17"/>
+              </w:rPr>
+              <w:t>LightGBM</w:t>
+            </w:r>
+          </w:p>
+        </w:tc>
+        <w:tc>
+          <w:tcPr>
+            <w:tcW w:type="dxa" w:w="1152"/>
+            <w:tcBorders>
+              <w:top w:val="nil"/>
+              <w:bottom w:val="nil"/>
+              <w:left w:val="nil"/>
+              <w:right w:val="nil"/>
+            </w:tcBorders>
+          </w:tcPr>
+          <w:p>
+            <w:pPr>
+              <w:spacing w:line="240" w:lineRule="auto" w:after="30" w:before="30"/>
+              <w:jc w:val="center"/>
+            </w:pPr>
+            <w:r/>
+            <w:r>
+              <w:rPr>
+                <w:rFonts w:ascii="Times New Roman" w:hAnsi="Times New Roman" w:cs="Times New Roman" w:eastAsia="Times New Roman"/>
+                <w:b w:val="0"/>
+                <w:i w:val="0"/>
+                <w:sz w:val="17"/>
+              </w:rPr>
+              <w:t>0.8400</w:t>
+            </w:r>
+          </w:p>
+        </w:tc>
+        <w:tc>
+          <w:tcPr>
+            <w:tcW w:type="dxa" w:w="1512"/>
+            <w:tcBorders>
+              <w:top w:val="nil"/>
+              <w:bottom w:val="nil"/>
+              <w:left w:val="nil"/>
+              <w:right w:val="nil"/>
+            </w:tcBorders>
+          </w:tcPr>
+          <w:p>
+            <w:pPr>
+              <w:spacing w:line="240" w:lineRule="auto" w:after="30" w:before="30"/>
+              <w:jc w:val="center"/>
+            </w:pPr>
+            <w:r/>
+            <w:r>
+              <w:rPr>
+                <w:rFonts w:ascii="Times New Roman" w:hAnsi="Times New Roman" w:cs="Times New Roman" w:eastAsia="Times New Roman"/>
+                <w:b w:val="0"/>
+                <w:i w:val="0"/>
+                <w:sz w:val="17"/>
+              </w:rPr>
+              <w:t>0.8408</w:t>
+            </w:r>
+          </w:p>
+        </w:tc>
+        <w:tc>
+          <w:tcPr>
+            <w:tcW w:type="dxa" w:w="1152"/>
+            <w:tcBorders>
+              <w:top w:val="nil"/>
+              <w:bottom w:val="nil"/>
+              <w:left w:val="nil"/>
+              <w:right w:val="nil"/>
+            </w:tcBorders>
+          </w:tcPr>
+          <w:p>
+            <w:pPr>
+              <w:spacing w:line="240" w:lineRule="auto" w:after="30" w:before="30"/>
+              <w:jc w:val="center"/>
+            </w:pPr>
+            <w:r/>
+            <w:r>
+              <w:rPr>
+                <w:rFonts w:ascii="Times New Roman" w:hAnsi="Times New Roman" w:cs="Times New Roman" w:eastAsia="Times New Roman"/>
+                <w:b w:val="0"/>
+                <w:i w:val="0"/>
+                <w:sz w:val="17"/>
+              </w:rPr>
+              <w:t>+0.0008</w:t>
+            </w:r>
+          </w:p>
+        </w:tc>
+      </w:tr>
+      <w:tr>
+        <w:trPr>
+          <w:cantSplit/>
+        </w:trPr>
+        <w:tc>
+          <w:tcPr>
+            <w:tcW w:type="dxa" w:w="3312"/>
+            <w:tcBorders>
+              <w:top w:val="nil"/>
+              <w:bottom w:val="nil"/>
+              <w:left w:val="nil"/>
+              <w:right w:val="nil"/>
+            </w:tcBorders>
+          </w:tcPr>
+          <w:p>
+            <w:pPr>
+              <w:spacing w:line="240" w:lineRule="auto" w:after="30" w:before="30"/>
+              <w:jc w:val="left"/>
+            </w:pPr>
+            <w:r/>
+            <w:r>
+              <w:rPr>
+                <w:rFonts w:ascii="Times New Roman" w:hAnsi="Times New Roman" w:cs="Times New Roman" w:eastAsia="Times New Roman"/>
+                <w:b w:val="0"/>
+                <w:i w:val="0"/>
+                <w:sz w:val="17"/>
+              </w:rPr>
+              <w:t>Measured-value-only outcome definition</w:t>
+            </w:r>
+          </w:p>
+        </w:tc>
+        <w:tc>
+          <w:tcPr>
+            <w:tcW w:type="dxa" w:w="1800"/>
+            <w:tcBorders>
+              <w:top w:val="nil"/>
+              <w:bottom w:val="nil"/>
+              <w:left w:val="nil"/>
+              <w:right w:val="nil"/>
+            </w:tcBorders>
+          </w:tcPr>
+          <w:p>
+            <w:pPr>
+              <w:spacing w:line="240" w:lineRule="auto" w:after="30" w:before="30"/>
+              <w:jc w:val="left"/>
+            </w:pPr>
+            <w:r/>
+            <w:r>
+              <w:rPr>
+                <w:rFonts w:ascii="Times New Roman" w:hAnsi="Times New Roman" w:cs="Times New Roman" w:eastAsia="Times New Roman"/>
+                <w:b w:val="0"/>
+                <w:i w:val="0"/>
+                <w:sz w:val="17"/>
+              </w:rPr>
+              <w:t>XGBoost</w:t>
+            </w:r>
+          </w:p>
+        </w:tc>
+        <w:tc>
+          <w:tcPr>
+            <w:tcW w:type="dxa" w:w="1152"/>
+            <w:tcBorders>
+              <w:top w:val="nil"/>
+              <w:bottom w:val="nil"/>
+              <w:left w:val="nil"/>
+              <w:right w:val="nil"/>
+            </w:tcBorders>
+          </w:tcPr>
+          <w:p>
+            <w:pPr>
+              <w:spacing w:line="240" w:lineRule="auto" w:after="30" w:before="30"/>
+              <w:jc w:val="center"/>
+            </w:pPr>
+            <w:r/>
+            <w:r>
+              <w:rPr>
+                <w:rFonts w:ascii="Times New Roman" w:hAnsi="Times New Roman" w:cs="Times New Roman" w:eastAsia="Times New Roman"/>
+                <w:b w:val="0"/>
+                <w:i w:val="0"/>
+                <w:sz w:val="17"/>
+              </w:rPr>
+              <w:t>0.8399</w:t>
+            </w:r>
+          </w:p>
+        </w:tc>
+        <w:tc>
+          <w:tcPr>
+            <w:tcW w:type="dxa" w:w="1512"/>
+            <w:tcBorders>
+              <w:top w:val="nil"/>
+              <w:bottom w:val="nil"/>
+              <w:left w:val="nil"/>
+              <w:right w:val="nil"/>
+            </w:tcBorders>
+          </w:tcPr>
+          <w:p>
+            <w:pPr>
+              <w:spacing w:line="240" w:lineRule="auto" w:after="30" w:before="30"/>
+              <w:jc w:val="center"/>
+            </w:pPr>
+            <w:r/>
+            <w:r>
+              <w:rPr>
+                <w:rFonts w:ascii="Times New Roman" w:hAnsi="Times New Roman" w:cs="Times New Roman" w:eastAsia="Times New Roman"/>
+                <w:b w:val="0"/>
+                <w:i w:val="0"/>
+                <w:sz w:val="17"/>
+              </w:rPr>
+              <w:t>0.8025</w:t>
+            </w:r>
+          </w:p>
+        </w:tc>
+        <w:tc>
+          <w:tcPr>
+            <w:tcW w:type="dxa" w:w="1152"/>
+            <w:tcBorders>
+              <w:top w:val="nil"/>
+              <w:bottom w:val="nil"/>
+              <w:left w:val="nil"/>
+              <w:right w:val="nil"/>
+            </w:tcBorders>
+          </w:tcPr>
+          <w:p>
+            <w:pPr>
+              <w:spacing w:line="240" w:lineRule="auto" w:after="30" w:before="30"/>
+              <w:jc w:val="center"/>
+            </w:pPr>
+            <w:r/>
+            <w:r>
+              <w:rPr>
+                <w:rFonts w:ascii="Times New Roman" w:hAnsi="Times New Roman" w:cs="Times New Roman" w:eastAsia="Times New Roman"/>
+                <w:b w:val="0"/>
+                <w:i w:val="0"/>
+                <w:sz w:val="17"/>
+              </w:rPr>
+              <w:t>-0.0374</w:t>
+            </w:r>
+          </w:p>
+        </w:tc>
+      </w:tr>
+      <w:tr>
+        <w:trPr>
+          <w:cantSplit/>
+        </w:trPr>
+        <w:tc>
+          <w:tcPr>
+            <w:tcW w:type="dxa" w:w="3312"/>
+            <w:tcBorders>
+              <w:top w:val="nil"/>
+              <w:bottom w:val="nil"/>
+              <w:left w:val="nil"/>
+              <w:right w:val="nil"/>
+            </w:tcBorders>
+          </w:tcPr>
+          <w:p>
+            <w:pPr>
+              <w:spacing w:line="240" w:lineRule="auto" w:after="30" w:before="30"/>
+              <w:jc w:val="left"/>
+            </w:pPr>
+            <w:r/>
+            <w:r>
+              <w:rPr>
+                <w:rFonts w:ascii="Times New Roman" w:hAnsi="Times New Roman" w:cs="Times New Roman" w:eastAsia="Times New Roman"/>
+                <w:b w:val="0"/>
+                <w:i w:val="0"/>
+                <w:sz w:val="17"/>
+              </w:rPr>
+              <w:t>No lipid-medication clause in the outcome</w:t>
+            </w:r>
+          </w:p>
+        </w:tc>
+        <w:tc>
+          <w:tcPr>
+            <w:tcW w:type="dxa" w:w="1800"/>
+            <w:tcBorders>
+              <w:top w:val="nil"/>
+              <w:bottom w:val="nil"/>
+              <w:left w:val="nil"/>
+              <w:right w:val="nil"/>
+            </w:tcBorders>
+          </w:tcPr>
+          <w:p>
+            <w:pPr>
+              <w:spacing w:line="240" w:lineRule="auto" w:after="30" w:before="30"/>
+              <w:jc w:val="left"/>
+            </w:pPr>
+            <w:r/>
+            <w:r>
+              <w:rPr>
+                <w:rFonts w:ascii="Times New Roman" w:hAnsi="Times New Roman" w:cs="Times New Roman" w:eastAsia="Times New Roman"/>
+                <w:b w:val="0"/>
+                <w:i w:val="0"/>
+                <w:sz w:val="17"/>
+              </w:rPr>
+              <w:t>XGBoost</w:t>
+            </w:r>
+          </w:p>
+        </w:tc>
+        <w:tc>
+          <w:tcPr>
+            <w:tcW w:type="dxa" w:w="1152"/>
+            <w:tcBorders>
+              <w:top w:val="nil"/>
+              <w:bottom w:val="nil"/>
+              <w:left w:val="nil"/>
+              <w:right w:val="nil"/>
+            </w:tcBorders>
+          </w:tcPr>
+          <w:p>
+            <w:pPr>
+              <w:spacing w:line="240" w:lineRule="auto" w:after="30" w:before="30"/>
+              <w:jc w:val="center"/>
+            </w:pPr>
+            <w:r/>
+            <w:r>
+              <w:rPr>
+                <w:rFonts w:ascii="Times New Roman" w:hAnsi="Times New Roman" w:cs="Times New Roman" w:eastAsia="Times New Roman"/>
+                <w:b w:val="0"/>
+                <w:i w:val="0"/>
+                <w:sz w:val="17"/>
+              </w:rPr>
+              <w:t>0.8399</w:t>
+            </w:r>
+          </w:p>
+        </w:tc>
+        <w:tc>
+          <w:tcPr>
+            <w:tcW w:type="dxa" w:w="1512"/>
+            <w:tcBorders>
+              <w:top w:val="nil"/>
+              <w:bottom w:val="nil"/>
+              <w:left w:val="nil"/>
+              <w:right w:val="nil"/>
+            </w:tcBorders>
+          </w:tcPr>
+          <w:p>
+            <w:pPr>
+              <w:spacing w:line="240" w:lineRule="auto" w:after="30" w:before="30"/>
+              <w:jc w:val="center"/>
+            </w:pPr>
+            <w:r/>
+            <w:r>
+              <w:rPr>
+                <w:rFonts w:ascii="Times New Roman" w:hAnsi="Times New Roman" w:cs="Times New Roman" w:eastAsia="Times New Roman"/>
+                <w:b w:val="0"/>
+                <w:i w:val="0"/>
+                <w:sz w:val="17"/>
+              </w:rPr>
+              <w:t>0.8347</w:t>
+            </w:r>
+          </w:p>
+        </w:tc>
+        <w:tc>
+          <w:tcPr>
+            <w:tcW w:type="dxa" w:w="1152"/>
+            <w:tcBorders>
+              <w:top w:val="nil"/>
+              <w:bottom w:val="nil"/>
+              <w:left w:val="nil"/>
+              <w:right w:val="nil"/>
+            </w:tcBorders>
+          </w:tcPr>
+          <w:p>
+            <w:pPr>
+              <w:spacing w:line="240" w:lineRule="auto" w:after="30" w:before="30"/>
+              <w:jc w:val="center"/>
+            </w:pPr>
+            <w:r/>
+            <w:r>
+              <w:rPr>
+                <w:rFonts w:ascii="Times New Roman" w:hAnsi="Times New Roman" w:cs="Times New Roman" w:eastAsia="Times New Roman"/>
+                <w:b w:val="0"/>
+                <w:i w:val="0"/>
+                <w:sz w:val="17"/>
+              </w:rPr>
+              <w:t>-0.0052</w:t>
+            </w:r>
+          </w:p>
+        </w:tc>
+      </w:tr>
+      <w:tr>
+        <w:trPr>
+          <w:cantSplit/>
+        </w:trPr>
+        <w:tc>
+          <w:tcPr>
+            <w:tcW w:type="dxa" w:w="3312"/>
+            <w:tcBorders>
+              <w:top w:val="nil"/>
               <w:bottom w:val="single" w:sz="12" w:color="000000" w:space="0"/>
               <w:left w:val="nil"/>
               <w:right w:val="nil"/>
@@ -16280,7 +17111,7 @@
                 <w:i w:val="0"/>
                 <w:sz w:val="17"/>
               </w:rPr>
-              <w:t>Measured-value-only outcome definition</w:t>
+              <w:t>Outcome with first blood-pressure reading only</w:t>
             </w:r>
           </w:p>
         </w:tc>
@@ -16307,7 +17138,7 @@
                 <w:i w:val="0"/>
                 <w:sz w:val="17"/>
               </w:rPr>
-              <w:t>Gradient Boosting</w:t>
+              <w:t>XGBoost</w:t>
             </w:r>
           </w:p>
         </w:tc>
@@ -16334,7 +17165,7 @@
                 <w:i w:val="0"/>
                 <w:sz w:val="17"/>
               </w:rPr>
-              <w:t>0.8442</w:t>
+              <w:t>0.8399</w:t>
             </w:r>
           </w:p>
         </w:tc>
@@ -16361,7 +17192,7 @@
                 <w:i w:val="0"/>
                 <w:sz w:val="17"/>
               </w:rPr>
-              <w:t>0.8104</w:t>
+              <w:t>0.8418</w:t>
             </w:r>
           </w:p>
         </w:tc>
@@ -16388,7 +17219,7 @@
                 <w:i w:val="0"/>
                 <w:sz w:val="17"/>
               </w:rPr>
-              <w:t>-0.0338</w:t>
+              <w:t>+0.0019</w:t>
             </w:r>
           </w:p>
         </w:tc>
@@ -16405,7 +17236,3426 @@
           <w:i w:val="0"/>
           <w:sz w:val="18"/>
         </w:rPr>
-        <w:t>Δ AUROC is the alternative specification minus the primary, so a positive value indicates the alternative discriminated better. For the outcome-definition arm the primary specification is the harmonized definition used throughout, and the negative values indicate that the measured-value-only definition is harder to predict.</w:t>
+        <w:t>Δ AUROC is the alternative specification minus the primary, so a positive value indicates the alternative discriminated better. For the outcome-definition arms the primary specification is the harmonized definition used throughout. Gradient boosting has no class-weight option and used balanced sample weights instead.</w:t>
+      </w:r>
+    </w:p>
+    <w:p>
+      <w:pPr>
+        <w:keepNext/>
+        <w:spacing w:line="240" w:lineRule="auto" w:before="80" w:after="160"/>
+        <w:jc w:val="left"/>
+        <w:pageBreakBefore w:val="true"/>
+      </w:pPr>
+      <w:r>
+        <w:rPr>
+          <w:rFonts w:ascii="Times New Roman" w:hAnsi="Times New Roman" w:cs="Times New Roman" w:eastAsia="Times New Roman"/>
+          <w:b/>
+          <w:i w:val="0"/>
+          <w:sz w:val="20"/>
+        </w:rPr>
+        <w:t xml:space="preserve">Table S8. </w:t>
+      </w:r>
+      <w:r>
+        <w:rPr>
+          <w:rFonts w:ascii="Times New Roman" w:hAnsi="Times New Roman" w:cs="Times New Roman" w:eastAsia="Times New Roman"/>
+          <w:b w:val="0"/>
+          <w:i w:val="0"/>
+          <w:sz w:val="20"/>
+        </w:rPr>
+        <w:t>Incremental value of the blood metals and simple baselines. The leading algorithm (CatBoost) was refitted with its tuned hyperparameters on reduced predictor sets; every model was scored on the same 2,176 test participants and compared with the full model by DeLong's test, with a paired-bootstrap 95% CI for the difference.</w:t>
+      </w:r>
+    </w:p>
+    <w:tbl>
+      <w:tblPr>
+        <w:tblW w:type="auto" w:w="0"/>
+        <w:jc w:val="center"/>
+        <w:tblLayout w:type="fixed"/>
+        <w:tblLook w:firstColumn="1" w:firstRow="1" w:lastColumn="0" w:lastRow="0" w:noHBand="0" w:noVBand="1" w:val="04A0"/>
+      </w:tblPr>
+      <w:tblGrid>
+        <w:gridCol w:w="1560"/>
+        <w:gridCol w:w="1560"/>
+        <w:gridCol w:w="1560"/>
+        <w:gridCol w:w="1560"/>
+        <w:gridCol w:w="1560"/>
+        <w:gridCol w:w="1560"/>
+      </w:tblGrid>
+      <w:tr>
+        <w:trPr>
+          <w:tblHeader w:val="true"/>
+          <w:cantSplit/>
+        </w:trPr>
+        <w:tc>
+          <w:tcPr>
+            <w:tcW w:type="dxa" w:w="2952"/>
+            <w:tcBorders>
+              <w:top w:val="single" w:sz="12" w:color="000000" w:space="0"/>
+              <w:bottom w:val="single" w:sz="8" w:color="000000" w:space="0"/>
+              <w:left w:val="nil"/>
+              <w:right w:val="nil"/>
+            </w:tcBorders>
+          </w:tcPr>
+          <w:p>
+            <w:pPr>
+              <w:spacing w:line="240" w:lineRule="auto" w:after="40" w:before="40"/>
+              <w:jc w:val="left"/>
+            </w:pPr>
+            <w:r/>
+            <w:r>
+              <w:rPr>
+                <w:rFonts w:ascii="Times New Roman" w:hAnsi="Times New Roman" w:cs="Times New Roman" w:eastAsia="Times New Roman"/>
+                <w:b/>
+                <w:i w:val="0"/>
+                <w:sz w:val="16"/>
+              </w:rPr>
+              <w:t>Model</w:t>
+            </w:r>
+          </w:p>
+        </w:tc>
+        <w:tc>
+          <w:tcPr>
+            <w:tcW w:type="dxa" w:w="893"/>
+            <w:tcBorders>
+              <w:top w:val="single" w:sz="12" w:color="000000" w:space="0"/>
+              <w:bottom w:val="single" w:sz="8" w:color="000000" w:space="0"/>
+              <w:left w:val="nil"/>
+              <w:right w:val="nil"/>
+            </w:tcBorders>
+          </w:tcPr>
+          <w:p>
+            <w:pPr>
+              <w:spacing w:line="240" w:lineRule="auto" w:after="40" w:before="40"/>
+              <w:jc w:val="center"/>
+            </w:pPr>
+            <w:r/>
+            <w:r>
+              <w:rPr>
+                <w:rFonts w:ascii="Times New Roman" w:hAnsi="Times New Roman" w:cs="Times New Roman" w:eastAsia="Times New Roman"/>
+                <w:b/>
+                <w:i w:val="0"/>
+                <w:sz w:val="16"/>
+              </w:rPr>
+              <w:t>Columns</w:t>
+            </w:r>
+          </w:p>
+        </w:tc>
+        <w:tc>
+          <w:tcPr>
+            <w:tcW w:type="dxa" w:w="1008"/>
+            <w:tcBorders>
+              <w:top w:val="single" w:sz="12" w:color="000000" w:space="0"/>
+              <w:bottom w:val="single" w:sz="8" w:color="000000" w:space="0"/>
+              <w:left w:val="nil"/>
+              <w:right w:val="nil"/>
+            </w:tcBorders>
+          </w:tcPr>
+          <w:p>
+            <w:pPr>
+              <w:spacing w:line="240" w:lineRule="auto" w:after="40" w:before="40"/>
+              <w:jc w:val="center"/>
+            </w:pPr>
+            <w:r/>
+            <w:r>
+              <w:rPr>
+                <w:rFonts w:ascii="Times New Roman" w:hAnsi="Times New Roman" w:cs="Times New Roman" w:eastAsia="Times New Roman"/>
+                <w:b/>
+                <w:i w:val="0"/>
+                <w:sz w:val="16"/>
+              </w:rPr>
+              <w:t>CV AUROC</w:t>
+            </w:r>
+          </w:p>
+        </w:tc>
+        <w:tc>
+          <w:tcPr>
+            <w:tcW w:type="dxa" w:w="1944"/>
+            <w:tcBorders>
+              <w:top w:val="single" w:sz="12" w:color="000000" w:space="0"/>
+              <w:bottom w:val="single" w:sz="8" w:color="000000" w:space="0"/>
+              <w:left w:val="nil"/>
+              <w:right w:val="nil"/>
+            </w:tcBorders>
+          </w:tcPr>
+          <w:p>
+            <w:pPr>
+              <w:spacing w:line="240" w:lineRule="auto" w:after="40" w:before="40"/>
+              <w:jc w:val="center"/>
+            </w:pPr>
+            <w:r/>
+            <w:r>
+              <w:rPr>
+                <w:rFonts w:ascii="Times New Roman" w:hAnsi="Times New Roman" w:cs="Times New Roman" w:eastAsia="Times New Roman"/>
+                <w:b/>
+                <w:i w:val="0"/>
+                <w:sz w:val="16"/>
+              </w:rPr>
+              <w:t>Test AUROC (95% CI)</w:t>
+            </w:r>
+          </w:p>
+        </w:tc>
+        <w:tc>
+          <w:tcPr>
+            <w:tcW w:type="dxa" w:w="2088"/>
+            <w:tcBorders>
+              <w:top w:val="single" w:sz="12" w:color="000000" w:space="0"/>
+              <w:bottom w:val="single" w:sz="8" w:color="000000" w:space="0"/>
+              <w:left w:val="nil"/>
+              <w:right w:val="nil"/>
+            </w:tcBorders>
+          </w:tcPr>
+          <w:p>
+            <w:pPr>
+              <w:spacing w:line="240" w:lineRule="auto" w:after="40" w:before="40"/>
+              <w:jc w:val="center"/>
+            </w:pPr>
+            <w:r/>
+            <w:r>
+              <w:rPr>
+                <w:rFonts w:ascii="Times New Roman" w:hAnsi="Times New Roman" w:cs="Times New Roman" w:eastAsia="Times New Roman"/>
+                <w:b/>
+                <w:i w:val="0"/>
+                <w:sz w:val="16"/>
+              </w:rPr>
+              <w:t>Δ vs full (95% CI)</w:t>
+            </w:r>
+          </w:p>
+        </w:tc>
+        <w:tc>
+          <w:tcPr>
+            <w:tcW w:type="dxa" w:w="792"/>
+            <w:tcBorders>
+              <w:top w:val="single" w:sz="12" w:color="000000" w:space="0"/>
+              <w:bottom w:val="single" w:sz="8" w:color="000000" w:space="0"/>
+              <w:left w:val="nil"/>
+              <w:right w:val="nil"/>
+            </w:tcBorders>
+          </w:tcPr>
+          <w:p>
+            <w:pPr>
+              <w:spacing w:line="240" w:lineRule="auto" w:after="40" w:before="40"/>
+              <w:jc w:val="center"/>
+            </w:pPr>
+            <w:r/>
+            <w:r>
+              <w:rPr>
+                <w:rFonts w:ascii="Times New Roman" w:hAnsi="Times New Roman" w:cs="Times New Roman" w:eastAsia="Times New Roman"/>
+                <w:b/>
+                <w:i w:val="0"/>
+                <w:sz w:val="16"/>
+              </w:rPr>
+              <w:t>p</w:t>
+            </w:r>
+          </w:p>
+        </w:tc>
+      </w:tr>
+      <w:tr>
+        <w:trPr>
+          <w:cantSplit/>
+        </w:trPr>
+        <w:tc>
+          <w:tcPr>
+            <w:tcW w:type="dxa" w:w="2952"/>
+            <w:tcBorders>
+              <w:top w:val="nil"/>
+              <w:bottom w:val="nil"/>
+              <w:left w:val="nil"/>
+              <w:right w:val="nil"/>
+            </w:tcBorders>
+          </w:tcPr>
+          <w:p>
+            <w:pPr>
+              <w:spacing w:line="240" w:lineRule="auto" w:after="30" w:before="30"/>
+              <w:jc w:val="left"/>
+            </w:pPr>
+            <w:r/>
+            <w:r>
+              <w:rPr>
+                <w:rFonts w:ascii="Times New Roman" w:hAnsi="Times New Roman" w:cs="Times New Roman" w:eastAsia="Times New Roman"/>
+                <w:b w:val="0"/>
+                <w:i w:val="0"/>
+                <w:sz w:val="16"/>
+              </w:rPr>
+              <w:t>Full model (all predictors)</w:t>
+            </w:r>
+          </w:p>
+        </w:tc>
+        <w:tc>
+          <w:tcPr>
+            <w:tcW w:type="dxa" w:w="893"/>
+            <w:tcBorders>
+              <w:top w:val="nil"/>
+              <w:bottom w:val="nil"/>
+              <w:left w:val="nil"/>
+              <w:right w:val="nil"/>
+            </w:tcBorders>
+          </w:tcPr>
+          <w:p>
+            <w:pPr>
+              <w:spacing w:line="240" w:lineRule="auto" w:after="30" w:before="30"/>
+              <w:jc w:val="center"/>
+            </w:pPr>
+            <w:r/>
+            <w:r>
+              <w:rPr>
+                <w:rFonts w:ascii="Times New Roman" w:hAnsi="Times New Roman" w:cs="Times New Roman" w:eastAsia="Times New Roman"/>
+                <w:b w:val="0"/>
+                <w:i w:val="0"/>
+                <w:sz w:val="16"/>
+              </w:rPr>
+              <w:t>32</w:t>
+            </w:r>
+          </w:p>
+        </w:tc>
+        <w:tc>
+          <w:tcPr>
+            <w:tcW w:type="dxa" w:w="1008"/>
+            <w:tcBorders>
+              <w:top w:val="nil"/>
+              <w:bottom w:val="nil"/>
+              <w:left w:val="nil"/>
+              <w:right w:val="nil"/>
+            </w:tcBorders>
+          </w:tcPr>
+          <w:p>
+            <w:pPr>
+              <w:spacing w:line="240" w:lineRule="auto" w:after="30" w:before="30"/>
+              <w:jc w:val="center"/>
+            </w:pPr>
+            <w:r/>
+            <w:r>
+              <w:rPr>
+                <w:rFonts w:ascii="Times New Roman" w:hAnsi="Times New Roman" w:cs="Times New Roman" w:eastAsia="Times New Roman"/>
+                <w:b w:val="0"/>
+                <w:i w:val="0"/>
+                <w:sz w:val="16"/>
+              </w:rPr>
+              <w:t>0.8438</w:t>
+            </w:r>
+          </w:p>
+        </w:tc>
+        <w:tc>
+          <w:tcPr>
+            <w:tcW w:type="dxa" w:w="1944"/>
+            <w:tcBorders>
+              <w:top w:val="nil"/>
+              <w:bottom w:val="nil"/>
+              <w:left w:val="nil"/>
+              <w:right w:val="nil"/>
+            </w:tcBorders>
+          </w:tcPr>
+          <w:p>
+            <w:pPr>
+              <w:spacing w:line="240" w:lineRule="auto" w:after="30" w:before="30"/>
+              <w:jc w:val="center"/>
+            </w:pPr>
+            <w:r/>
+            <w:r>
+              <w:rPr>
+                <w:rFonts w:ascii="Times New Roman" w:hAnsi="Times New Roman" w:cs="Times New Roman" w:eastAsia="Times New Roman"/>
+                <w:b w:val="0"/>
+                <w:i w:val="0"/>
+                <w:sz w:val="16"/>
+              </w:rPr>
+              <w:t>0.853 (0.837–0.869)</w:t>
+            </w:r>
+          </w:p>
+        </w:tc>
+        <w:tc>
+          <w:tcPr>
+            <w:tcW w:type="dxa" w:w="2088"/>
+            <w:tcBorders>
+              <w:top w:val="nil"/>
+              <w:bottom w:val="nil"/>
+              <w:left w:val="nil"/>
+              <w:right w:val="nil"/>
+            </w:tcBorders>
+          </w:tcPr>
+          <w:p>
+            <w:pPr>
+              <w:spacing w:line="240" w:lineRule="auto" w:after="30" w:before="30"/>
+              <w:jc w:val="center"/>
+            </w:pPr>
+            <w:r/>
+            <w:r>
+              <w:rPr>
+                <w:rFonts w:ascii="Times New Roman" w:hAnsi="Times New Roman" w:cs="Times New Roman" w:eastAsia="Times New Roman"/>
+                <w:b w:val="0"/>
+                <w:i w:val="0"/>
+                <w:sz w:val="16"/>
+              </w:rPr>
+              <w:t>reference</w:t>
+            </w:r>
+          </w:p>
+        </w:tc>
+        <w:tc>
+          <w:tcPr>
+            <w:tcW w:type="dxa" w:w="792"/>
+            <w:tcBorders>
+              <w:top w:val="nil"/>
+              <w:bottom w:val="nil"/>
+              <w:left w:val="nil"/>
+              <w:right w:val="nil"/>
+            </w:tcBorders>
+          </w:tcPr>
+          <w:p>
+            <w:pPr>
+              <w:spacing w:line="240" w:lineRule="auto" w:after="30" w:before="30"/>
+              <w:jc w:val="center"/>
+            </w:pPr>
+            <w:r/>
+            <w:r>
+              <w:rPr>
+                <w:rFonts w:ascii="Times New Roman" w:hAnsi="Times New Roman" w:cs="Times New Roman" w:eastAsia="Times New Roman"/>
+                <w:b w:val="0"/>
+                <w:i w:val="0"/>
+                <w:sz w:val="16"/>
+              </w:rPr>
+              <w:t>–</w:t>
+            </w:r>
+          </w:p>
+        </w:tc>
+      </w:tr>
+      <w:tr>
+        <w:trPr>
+          <w:cantSplit/>
+        </w:trPr>
+        <w:tc>
+          <w:tcPr>
+            <w:tcW w:type="dxa" w:w="2952"/>
+            <w:tcBorders>
+              <w:top w:val="nil"/>
+              <w:bottom w:val="nil"/>
+              <w:left w:val="nil"/>
+              <w:right w:val="nil"/>
+            </w:tcBorders>
+          </w:tcPr>
+          <w:p>
+            <w:pPr>
+              <w:spacing w:line="240" w:lineRule="auto" w:after="30" w:before="30"/>
+              <w:jc w:val="left"/>
+            </w:pPr>
+            <w:r/>
+            <w:r>
+              <w:rPr>
+                <w:rFonts w:ascii="Times New Roman" w:hAnsi="Times New Roman" w:cs="Times New Roman" w:eastAsia="Times New Roman"/>
+                <w:b w:val="0"/>
+                <w:i w:val="0"/>
+                <w:sz w:val="16"/>
+              </w:rPr>
+              <w:t>Without the five metals</w:t>
+            </w:r>
+          </w:p>
+        </w:tc>
+        <w:tc>
+          <w:tcPr>
+            <w:tcW w:type="dxa" w:w="893"/>
+            <w:tcBorders>
+              <w:top w:val="nil"/>
+              <w:bottom w:val="nil"/>
+              <w:left w:val="nil"/>
+              <w:right w:val="nil"/>
+            </w:tcBorders>
+          </w:tcPr>
+          <w:p>
+            <w:pPr>
+              <w:spacing w:line="240" w:lineRule="auto" w:after="30" w:before="30"/>
+              <w:jc w:val="center"/>
+            </w:pPr>
+            <w:r/>
+            <w:r>
+              <w:rPr>
+                <w:rFonts w:ascii="Times New Roman" w:hAnsi="Times New Roman" w:cs="Times New Roman" w:eastAsia="Times New Roman"/>
+                <w:b w:val="0"/>
+                <w:i w:val="0"/>
+                <w:sz w:val="16"/>
+              </w:rPr>
+              <w:t>27</w:t>
+            </w:r>
+          </w:p>
+        </w:tc>
+        <w:tc>
+          <w:tcPr>
+            <w:tcW w:type="dxa" w:w="1008"/>
+            <w:tcBorders>
+              <w:top w:val="nil"/>
+              <w:bottom w:val="nil"/>
+              <w:left w:val="nil"/>
+              <w:right w:val="nil"/>
+            </w:tcBorders>
+          </w:tcPr>
+          <w:p>
+            <w:pPr>
+              <w:spacing w:line="240" w:lineRule="auto" w:after="30" w:before="30"/>
+              <w:jc w:val="center"/>
+            </w:pPr>
+            <w:r/>
+            <w:r>
+              <w:rPr>
+                <w:rFonts w:ascii="Times New Roman" w:hAnsi="Times New Roman" w:cs="Times New Roman" w:eastAsia="Times New Roman"/>
+                <w:b w:val="0"/>
+                <w:i w:val="0"/>
+                <w:sz w:val="16"/>
+              </w:rPr>
+              <w:t>0.8423</w:t>
+            </w:r>
+          </w:p>
+        </w:tc>
+        <w:tc>
+          <w:tcPr>
+            <w:tcW w:type="dxa" w:w="1944"/>
+            <w:tcBorders>
+              <w:top w:val="nil"/>
+              <w:bottom w:val="nil"/>
+              <w:left w:val="nil"/>
+              <w:right w:val="nil"/>
+            </w:tcBorders>
+          </w:tcPr>
+          <w:p>
+            <w:pPr>
+              <w:spacing w:line="240" w:lineRule="auto" w:after="30" w:before="30"/>
+              <w:jc w:val="center"/>
+            </w:pPr>
+            <w:r/>
+            <w:r>
+              <w:rPr>
+                <w:rFonts w:ascii="Times New Roman" w:hAnsi="Times New Roman" w:cs="Times New Roman" w:eastAsia="Times New Roman"/>
+                <w:b w:val="0"/>
+                <w:i w:val="0"/>
+                <w:sz w:val="16"/>
+              </w:rPr>
+              <w:t>0.853 (0.837–0.869)</w:t>
+            </w:r>
+          </w:p>
+        </w:tc>
+        <w:tc>
+          <w:tcPr>
+            <w:tcW w:type="dxa" w:w="2088"/>
+            <w:tcBorders>
+              <w:top w:val="nil"/>
+              <w:bottom w:val="nil"/>
+              <w:left w:val="nil"/>
+              <w:right w:val="nil"/>
+            </w:tcBorders>
+          </w:tcPr>
+          <w:p>
+            <w:pPr>
+              <w:spacing w:line="240" w:lineRule="auto" w:after="30" w:before="30"/>
+              <w:jc w:val="center"/>
+            </w:pPr>
+            <w:r/>
+            <w:r>
+              <w:rPr>
+                <w:rFonts w:ascii="Times New Roman" w:hAnsi="Times New Roman" w:cs="Times New Roman" w:eastAsia="Times New Roman"/>
+                <w:b w:val="0"/>
+                <w:i w:val="0"/>
+                <w:sz w:val="16"/>
+              </w:rPr>
+              <w:t>−0.0001 (−0.0028 to 0.0028)</w:t>
+            </w:r>
+          </w:p>
+        </w:tc>
+        <w:tc>
+          <w:tcPr>
+            <w:tcW w:type="dxa" w:w="792"/>
+            <w:tcBorders>
+              <w:top w:val="nil"/>
+              <w:bottom w:val="nil"/>
+              <w:left w:val="nil"/>
+              <w:right w:val="nil"/>
+            </w:tcBorders>
+          </w:tcPr>
+          <w:p>
+            <w:pPr>
+              <w:spacing w:line="240" w:lineRule="auto" w:after="30" w:before="30"/>
+              <w:jc w:val="center"/>
+            </w:pPr>
+            <w:r/>
+            <w:r>
+              <w:rPr>
+                <w:rFonts w:ascii="Times New Roman" w:hAnsi="Times New Roman" w:cs="Times New Roman" w:eastAsia="Times New Roman"/>
+                <w:b w:val="0"/>
+                <w:i w:val="0"/>
+                <w:sz w:val="16"/>
+              </w:rPr>
+              <w:t>0.951</w:t>
+            </w:r>
+          </w:p>
+        </w:tc>
+      </w:tr>
+      <w:tr>
+        <w:trPr>
+          <w:cantSplit/>
+        </w:trPr>
+        <w:tc>
+          <w:tcPr>
+            <w:tcW w:type="dxa" w:w="2952"/>
+            <w:tcBorders>
+              <w:top w:val="nil"/>
+              <w:bottom w:val="nil"/>
+              <w:left w:val="nil"/>
+              <w:right w:val="nil"/>
+            </w:tcBorders>
+          </w:tcPr>
+          <w:p>
+            <w:pPr>
+              <w:spacing w:line="240" w:lineRule="auto" w:after="30" w:before="30"/>
+              <w:jc w:val="left"/>
+            </w:pPr>
+            <w:r/>
+            <w:r>
+              <w:rPr>
+                <w:rFonts w:ascii="Times New Roman" w:hAnsi="Times New Roman" w:cs="Times New Roman" w:eastAsia="Times New Roman"/>
+                <w:b w:val="0"/>
+                <w:i w:val="0"/>
+                <w:sz w:val="16"/>
+              </w:rPr>
+              <w:t>Lead as the only metal</w:t>
+            </w:r>
+          </w:p>
+        </w:tc>
+        <w:tc>
+          <w:tcPr>
+            <w:tcW w:type="dxa" w:w="893"/>
+            <w:tcBorders>
+              <w:top w:val="nil"/>
+              <w:bottom w:val="nil"/>
+              <w:left w:val="nil"/>
+              <w:right w:val="nil"/>
+            </w:tcBorders>
+          </w:tcPr>
+          <w:p>
+            <w:pPr>
+              <w:spacing w:line="240" w:lineRule="auto" w:after="30" w:before="30"/>
+              <w:jc w:val="center"/>
+            </w:pPr>
+            <w:r/>
+            <w:r>
+              <w:rPr>
+                <w:rFonts w:ascii="Times New Roman" w:hAnsi="Times New Roman" w:cs="Times New Roman" w:eastAsia="Times New Roman"/>
+                <w:b w:val="0"/>
+                <w:i w:val="0"/>
+                <w:sz w:val="16"/>
+              </w:rPr>
+              <w:t>28</w:t>
+            </w:r>
+          </w:p>
+        </w:tc>
+        <w:tc>
+          <w:tcPr>
+            <w:tcW w:type="dxa" w:w="1008"/>
+            <w:tcBorders>
+              <w:top w:val="nil"/>
+              <w:bottom w:val="nil"/>
+              <w:left w:val="nil"/>
+              <w:right w:val="nil"/>
+            </w:tcBorders>
+          </w:tcPr>
+          <w:p>
+            <w:pPr>
+              <w:spacing w:line="240" w:lineRule="auto" w:after="30" w:before="30"/>
+              <w:jc w:val="center"/>
+            </w:pPr>
+            <w:r/>
+            <w:r>
+              <w:rPr>
+                <w:rFonts w:ascii="Times New Roman" w:hAnsi="Times New Roman" w:cs="Times New Roman" w:eastAsia="Times New Roman"/>
+                <w:b w:val="0"/>
+                <w:i w:val="0"/>
+                <w:sz w:val="16"/>
+              </w:rPr>
+              <w:t>0.8428</w:t>
+            </w:r>
+          </w:p>
+        </w:tc>
+        <w:tc>
+          <w:tcPr>
+            <w:tcW w:type="dxa" w:w="1944"/>
+            <w:tcBorders>
+              <w:top w:val="nil"/>
+              <w:bottom w:val="nil"/>
+              <w:left w:val="nil"/>
+              <w:right w:val="nil"/>
+            </w:tcBorders>
+          </w:tcPr>
+          <w:p>
+            <w:pPr>
+              <w:spacing w:line="240" w:lineRule="auto" w:after="30" w:before="30"/>
+              <w:jc w:val="center"/>
+            </w:pPr>
+            <w:r/>
+            <w:r>
+              <w:rPr>
+                <w:rFonts w:ascii="Times New Roman" w:hAnsi="Times New Roman" w:cs="Times New Roman" w:eastAsia="Times New Roman"/>
+                <w:b w:val="0"/>
+                <w:i w:val="0"/>
+                <w:sz w:val="16"/>
+              </w:rPr>
+              <w:t>0.853 (0.837–0.869)</w:t>
+            </w:r>
+          </w:p>
+        </w:tc>
+        <w:tc>
+          <w:tcPr>
+            <w:tcW w:type="dxa" w:w="2088"/>
+            <w:tcBorders>
+              <w:top w:val="nil"/>
+              <w:bottom w:val="nil"/>
+              <w:left w:val="nil"/>
+              <w:right w:val="nil"/>
+            </w:tcBorders>
+          </w:tcPr>
+          <w:p>
+            <w:pPr>
+              <w:spacing w:line="240" w:lineRule="auto" w:after="30" w:before="30"/>
+              <w:jc w:val="center"/>
+            </w:pPr>
+            <w:r/>
+            <w:r>
+              <w:rPr>
+                <w:rFonts w:ascii="Times New Roman" w:hAnsi="Times New Roman" w:cs="Times New Roman" w:eastAsia="Times New Roman"/>
+                <w:b w:val="0"/>
+                <w:i w:val="0"/>
+                <w:sz w:val="16"/>
+              </w:rPr>
+              <w:t>−0.0004 (−0.0031 to 0.0023)</w:t>
+            </w:r>
+          </w:p>
+        </w:tc>
+        <w:tc>
+          <w:tcPr>
+            <w:tcW w:type="dxa" w:w="792"/>
+            <w:tcBorders>
+              <w:top w:val="nil"/>
+              <w:bottom w:val="nil"/>
+              <w:left w:val="nil"/>
+              <w:right w:val="nil"/>
+            </w:tcBorders>
+          </w:tcPr>
+          <w:p>
+            <w:pPr>
+              <w:spacing w:line="240" w:lineRule="auto" w:after="30" w:before="30"/>
+              <w:jc w:val="center"/>
+            </w:pPr>
+            <w:r/>
+            <w:r>
+              <w:rPr>
+                <w:rFonts w:ascii="Times New Roman" w:hAnsi="Times New Roman" w:cs="Times New Roman" w:eastAsia="Times New Roman"/>
+                <w:b w:val="0"/>
+                <w:i w:val="0"/>
+                <w:sz w:val="16"/>
+              </w:rPr>
+              <w:t>0.778</w:t>
+            </w:r>
+          </w:p>
+        </w:tc>
+      </w:tr>
+      <w:tr>
+        <w:trPr>
+          <w:cantSplit/>
+        </w:trPr>
+        <w:tc>
+          <w:tcPr>
+            <w:tcW w:type="dxa" w:w="2952"/>
+            <w:tcBorders>
+              <w:top w:val="nil"/>
+              <w:bottom w:val="nil"/>
+              <w:left w:val="nil"/>
+              <w:right w:val="nil"/>
+            </w:tcBorders>
+          </w:tcPr>
+          <w:p>
+            <w:pPr>
+              <w:spacing w:line="240" w:lineRule="auto" w:after="30" w:before="30"/>
+              <w:jc w:val="left"/>
+            </w:pPr>
+            <w:r/>
+            <w:r>
+              <w:rPr>
+                <w:rFonts w:ascii="Times New Roman" w:hAnsi="Times New Roman" w:cs="Times New Roman" w:eastAsia="Times New Roman"/>
+                <w:b w:val="0"/>
+                <w:i w:val="0"/>
+                <w:sz w:val="16"/>
+              </w:rPr>
+              <w:t>Without body mass index</w:t>
+            </w:r>
+          </w:p>
+        </w:tc>
+        <w:tc>
+          <w:tcPr>
+            <w:tcW w:type="dxa" w:w="893"/>
+            <w:tcBorders>
+              <w:top w:val="nil"/>
+              <w:bottom w:val="nil"/>
+              <w:left w:val="nil"/>
+              <w:right w:val="nil"/>
+            </w:tcBorders>
+          </w:tcPr>
+          <w:p>
+            <w:pPr>
+              <w:spacing w:line="240" w:lineRule="auto" w:after="30" w:before="30"/>
+              <w:jc w:val="center"/>
+            </w:pPr>
+            <w:r/>
+            <w:r>
+              <w:rPr>
+                <w:rFonts w:ascii="Times New Roman" w:hAnsi="Times New Roman" w:cs="Times New Roman" w:eastAsia="Times New Roman"/>
+                <w:b w:val="0"/>
+                <w:i w:val="0"/>
+                <w:sz w:val="16"/>
+              </w:rPr>
+              <w:t>31</w:t>
+            </w:r>
+          </w:p>
+        </w:tc>
+        <w:tc>
+          <w:tcPr>
+            <w:tcW w:type="dxa" w:w="1008"/>
+            <w:tcBorders>
+              <w:top w:val="nil"/>
+              <w:bottom w:val="nil"/>
+              <w:left w:val="nil"/>
+              <w:right w:val="nil"/>
+            </w:tcBorders>
+          </w:tcPr>
+          <w:p>
+            <w:pPr>
+              <w:spacing w:line="240" w:lineRule="auto" w:after="30" w:before="30"/>
+              <w:jc w:val="center"/>
+            </w:pPr>
+            <w:r/>
+            <w:r>
+              <w:rPr>
+                <w:rFonts w:ascii="Times New Roman" w:hAnsi="Times New Roman" w:cs="Times New Roman" w:eastAsia="Times New Roman"/>
+                <w:b w:val="0"/>
+                <w:i w:val="0"/>
+                <w:sz w:val="16"/>
+              </w:rPr>
+              <w:t>0.7734</w:t>
+            </w:r>
+          </w:p>
+        </w:tc>
+        <w:tc>
+          <w:tcPr>
+            <w:tcW w:type="dxa" w:w="1944"/>
+            <w:tcBorders>
+              <w:top w:val="nil"/>
+              <w:bottom w:val="nil"/>
+              <w:left w:val="nil"/>
+              <w:right w:val="nil"/>
+            </w:tcBorders>
+          </w:tcPr>
+          <w:p>
+            <w:pPr>
+              <w:spacing w:line="240" w:lineRule="auto" w:after="30" w:before="30"/>
+              <w:jc w:val="center"/>
+            </w:pPr>
+            <w:r/>
+            <w:r>
+              <w:rPr>
+                <w:rFonts w:ascii="Times New Roman" w:hAnsi="Times New Roman" w:cs="Times New Roman" w:eastAsia="Times New Roman"/>
+                <w:b w:val="0"/>
+                <w:i w:val="0"/>
+                <w:sz w:val="16"/>
+              </w:rPr>
+              <w:t>0.774 (0.751–0.793)</w:t>
+            </w:r>
+          </w:p>
+        </w:tc>
+        <w:tc>
+          <w:tcPr>
+            <w:tcW w:type="dxa" w:w="2088"/>
+            <w:tcBorders>
+              <w:top w:val="nil"/>
+              <w:bottom w:val="nil"/>
+              <w:left w:val="nil"/>
+              <w:right w:val="nil"/>
+            </w:tcBorders>
+          </w:tcPr>
+          <w:p>
+            <w:pPr>
+              <w:spacing w:line="240" w:lineRule="auto" w:after="30" w:before="30"/>
+              <w:jc w:val="center"/>
+            </w:pPr>
+            <w:r/>
+            <w:r>
+              <w:rPr>
+                <w:rFonts w:ascii="Times New Roman" w:hAnsi="Times New Roman" w:cs="Times New Roman" w:eastAsia="Times New Roman"/>
+                <w:b w:val="0"/>
+                <w:i w:val="0"/>
+                <w:sz w:val="16"/>
+              </w:rPr>
+              <w:t>−0.0796 (−0.0949 to −0.0641)</w:t>
+            </w:r>
+          </w:p>
+        </w:tc>
+        <w:tc>
+          <w:tcPr>
+            <w:tcW w:type="dxa" w:w="792"/>
+            <w:tcBorders>
+              <w:top w:val="nil"/>
+              <w:bottom w:val="nil"/>
+              <w:left w:val="nil"/>
+              <w:right w:val="nil"/>
+            </w:tcBorders>
+          </w:tcPr>
+          <w:p>
+            <w:pPr>
+              <w:spacing w:line="240" w:lineRule="auto" w:after="30" w:before="30"/>
+              <w:jc w:val="center"/>
+            </w:pPr>
+            <w:r/>
+            <w:r>
+              <w:rPr>
+                <w:rFonts w:ascii="Times New Roman" w:hAnsi="Times New Roman" w:cs="Times New Roman" w:eastAsia="Times New Roman"/>
+                <w:b w:val="0"/>
+                <w:i w:val="0"/>
+                <w:sz w:val="16"/>
+              </w:rPr>
+              <w:t>&lt; 0.001</w:t>
+            </w:r>
+          </w:p>
+        </w:tc>
+      </w:tr>
+      <w:tr>
+        <w:trPr>
+          <w:cantSplit/>
+        </w:trPr>
+        <w:tc>
+          <w:tcPr>
+            <w:tcW w:type="dxa" w:w="2952"/>
+            <w:tcBorders>
+              <w:top w:val="nil"/>
+              <w:bottom w:val="single" w:sz="12" w:color="000000" w:space="0"/>
+              <w:left w:val="nil"/>
+              <w:right w:val="nil"/>
+            </w:tcBorders>
+          </w:tcPr>
+          <w:p>
+            <w:pPr>
+              <w:spacing w:line="240" w:lineRule="auto" w:after="30" w:before="30"/>
+              <w:jc w:val="left"/>
+            </w:pPr>
+            <w:r/>
+            <w:r>
+              <w:rPr>
+                <w:rFonts w:ascii="Times New Roman" w:hAnsi="Times New Roman" w:cs="Times New Roman" w:eastAsia="Times New Roman"/>
+                <w:b w:val="0"/>
+                <w:i w:val="0"/>
+                <w:sz w:val="16"/>
+              </w:rPr>
+              <w:t>Age and body mass index only (logistic regression)</w:t>
+            </w:r>
+          </w:p>
+        </w:tc>
+        <w:tc>
+          <w:tcPr>
+            <w:tcW w:type="dxa" w:w="893"/>
+            <w:tcBorders>
+              <w:top w:val="nil"/>
+              <w:bottom w:val="single" w:sz="12" w:color="000000" w:space="0"/>
+              <w:left w:val="nil"/>
+              <w:right w:val="nil"/>
+            </w:tcBorders>
+          </w:tcPr>
+          <w:p>
+            <w:pPr>
+              <w:spacing w:line="240" w:lineRule="auto" w:after="30" w:before="30"/>
+              <w:jc w:val="center"/>
+            </w:pPr>
+            <w:r/>
+            <w:r>
+              <w:rPr>
+                <w:rFonts w:ascii="Times New Roman" w:hAnsi="Times New Roman" w:cs="Times New Roman" w:eastAsia="Times New Roman"/>
+                <w:b w:val="0"/>
+                <w:i w:val="0"/>
+                <w:sz w:val="16"/>
+              </w:rPr>
+              <w:t>2</w:t>
+            </w:r>
+          </w:p>
+        </w:tc>
+        <w:tc>
+          <w:tcPr>
+            <w:tcW w:type="dxa" w:w="1008"/>
+            <w:tcBorders>
+              <w:top w:val="nil"/>
+              <w:bottom w:val="single" w:sz="12" w:color="000000" w:space="0"/>
+              <w:left w:val="nil"/>
+              <w:right w:val="nil"/>
+            </w:tcBorders>
+          </w:tcPr>
+          <w:p>
+            <w:pPr>
+              <w:spacing w:line="240" w:lineRule="auto" w:after="30" w:before="30"/>
+              <w:jc w:val="center"/>
+            </w:pPr>
+            <w:r/>
+            <w:r>
+              <w:rPr>
+                <w:rFonts w:ascii="Times New Roman" w:hAnsi="Times New Roman" w:cs="Times New Roman" w:eastAsia="Times New Roman"/>
+                <w:b w:val="0"/>
+                <w:i w:val="0"/>
+                <w:sz w:val="16"/>
+              </w:rPr>
+              <w:t>0.8264</w:t>
+            </w:r>
+          </w:p>
+        </w:tc>
+        <w:tc>
+          <w:tcPr>
+            <w:tcW w:type="dxa" w:w="1944"/>
+            <w:tcBorders>
+              <w:top w:val="nil"/>
+              <w:bottom w:val="single" w:sz="12" w:color="000000" w:space="0"/>
+              <w:left w:val="nil"/>
+              <w:right w:val="nil"/>
+            </w:tcBorders>
+          </w:tcPr>
+          <w:p>
+            <w:pPr>
+              <w:spacing w:line="240" w:lineRule="auto" w:after="30" w:before="30"/>
+              <w:jc w:val="center"/>
+            </w:pPr>
+            <w:r/>
+            <w:r>
+              <w:rPr>
+                <w:rFonts w:ascii="Times New Roman" w:hAnsi="Times New Roman" w:cs="Times New Roman" w:eastAsia="Times New Roman"/>
+                <w:b w:val="0"/>
+                <w:i w:val="0"/>
+                <w:sz w:val="16"/>
+              </w:rPr>
+              <w:t>0.835 (0.817–0.853)</w:t>
+            </w:r>
+          </w:p>
+        </w:tc>
+        <w:tc>
+          <w:tcPr>
+            <w:tcW w:type="dxa" w:w="2088"/>
+            <w:tcBorders>
+              <w:top w:val="nil"/>
+              <w:bottom w:val="single" w:sz="12" w:color="000000" w:space="0"/>
+              <w:left w:val="nil"/>
+              <w:right w:val="nil"/>
+            </w:tcBorders>
+          </w:tcPr>
+          <w:p>
+            <w:pPr>
+              <w:spacing w:line="240" w:lineRule="auto" w:after="30" w:before="30"/>
+              <w:jc w:val="center"/>
+            </w:pPr>
+            <w:r/>
+            <w:r>
+              <w:rPr>
+                <w:rFonts w:ascii="Times New Roman" w:hAnsi="Times New Roman" w:cs="Times New Roman" w:eastAsia="Times New Roman"/>
+                <w:b w:val="0"/>
+                <w:i w:val="0"/>
+                <w:sz w:val="16"/>
+              </w:rPr>
+              <w:t>−0.0186 (−0.0263 to −0.0113)</w:t>
+            </w:r>
+          </w:p>
+        </w:tc>
+        <w:tc>
+          <w:tcPr>
+            <w:tcW w:type="dxa" w:w="792"/>
+            <w:tcBorders>
+              <w:top w:val="nil"/>
+              <w:bottom w:val="single" w:sz="12" w:color="000000" w:space="0"/>
+              <w:left w:val="nil"/>
+              <w:right w:val="nil"/>
+            </w:tcBorders>
+          </w:tcPr>
+          <w:p>
+            <w:pPr>
+              <w:spacing w:line="240" w:lineRule="auto" w:after="30" w:before="30"/>
+              <w:jc w:val="center"/>
+            </w:pPr>
+            <w:r/>
+            <w:r>
+              <w:rPr>
+                <w:rFonts w:ascii="Times New Roman" w:hAnsi="Times New Roman" w:cs="Times New Roman" w:eastAsia="Times New Roman"/>
+                <w:b w:val="0"/>
+                <w:i w:val="0"/>
+                <w:sz w:val="16"/>
+              </w:rPr>
+              <w:t>&lt; 0.001</w:t>
+            </w:r>
+          </w:p>
+        </w:tc>
+      </w:tr>
+    </w:tbl>
+    <w:p>
+      <w:pPr>
+        <w:spacing w:line="240" w:lineRule="auto" w:before="80" w:after="280"/>
+      </w:pPr>
+      <w:r>
+        <w:rPr>
+          <w:rFonts w:ascii="Times New Roman" w:hAnsi="Times New Roman" w:cs="Times New Roman" w:eastAsia="Times New Roman"/>
+          <w:b w:val="0"/>
+          <w:i w:val="0"/>
+          <w:sz w:val="18"/>
+        </w:rPr>
+        <w:t>CV AUROC, mean of 10-fold cross-validation on the training partition. Removing body mass index also removes its missing-value indicator. Waist circumference defines one outcome component and correlates strongly with body mass index, so part of the no-BMI loss is definitional.</w:t>
+      </w:r>
+    </w:p>
+    <w:p>
+      <w:pPr>
+        <w:keepNext/>
+        <w:spacing w:line="240" w:lineRule="auto" w:before="80" w:after="160"/>
+        <w:jc w:val="left"/>
+      </w:pPr>
+      <w:r>
+        <w:rPr>
+          <w:rFonts w:ascii="Times New Roman" w:hAnsi="Times New Roman" w:cs="Times New Roman" w:eastAsia="Times New Roman"/>
+          <w:b/>
+          <w:i w:val="0"/>
+          <w:sz w:val="20"/>
+        </w:rPr>
+        <w:t xml:space="preserve">Table S9. </w:t>
+      </w:r>
+      <w:r>
+        <w:rPr>
+          <w:rFonts w:ascii="Times New Roman" w:hAnsi="Times New Roman" w:cs="Times New Roman" w:eastAsia="Times New Roman"/>
+          <w:b w:val="0"/>
+          <w:i w:val="0"/>
+          <w:sz w:val="20"/>
+        </w:rPr>
+        <w:t>Repeated stratified cross-validation on the training partition (10 folds × 5 repeats, 50 fits per model, tuned hyperparameters), showing how much discrimination varies between data partitions.</w:t>
+      </w:r>
+    </w:p>
+    <w:tbl>
+      <w:tblPr>
+        <w:tblW w:type="auto" w:w="0"/>
+        <w:jc w:val="center"/>
+        <w:tblLayout w:type="fixed"/>
+        <w:tblLook w:firstColumn="1" w:firstRow="1" w:lastColumn="0" w:lastRow="0" w:noHBand="0" w:noVBand="1" w:val="04A0"/>
+      </w:tblPr>
+      <w:tblGrid>
+        <w:gridCol w:w="1872"/>
+        <w:gridCol w:w="1872"/>
+        <w:gridCol w:w="1872"/>
+        <w:gridCol w:w="1872"/>
+        <w:gridCol w:w="1872"/>
+      </w:tblGrid>
+      <w:tr>
+        <w:trPr>
+          <w:tblHeader w:val="true"/>
+          <w:cantSplit/>
+        </w:trPr>
+        <w:tc>
+          <w:tcPr>
+            <w:tcW w:type="dxa" w:w="2088"/>
+            <w:tcBorders>
+              <w:top w:val="single" w:sz="12" w:color="000000" w:space="0"/>
+              <w:bottom w:val="single" w:sz="8" w:color="000000" w:space="0"/>
+              <w:left w:val="nil"/>
+              <w:right w:val="nil"/>
+            </w:tcBorders>
+          </w:tcPr>
+          <w:p>
+            <w:pPr>
+              <w:spacing w:line="240" w:lineRule="auto" w:after="40" w:before="40"/>
+              <w:jc w:val="left"/>
+            </w:pPr>
+            <w:r/>
+            <w:r>
+              <w:rPr>
+                <w:rFonts w:ascii="Times New Roman" w:hAnsi="Times New Roman" w:cs="Times New Roman" w:eastAsia="Times New Roman"/>
+                <w:b/>
+                <w:i w:val="0"/>
+                <w:sz w:val="16"/>
+              </w:rPr>
+              <w:t>Model</w:t>
+            </w:r>
+          </w:p>
+        </w:tc>
+        <w:tc>
+          <w:tcPr>
+            <w:tcW w:type="dxa" w:w="1368"/>
+            <w:tcBorders>
+              <w:top w:val="single" w:sz="12" w:color="000000" w:space="0"/>
+              <w:bottom w:val="single" w:sz="8" w:color="000000" w:space="0"/>
+              <w:left w:val="nil"/>
+              <w:right w:val="nil"/>
+            </w:tcBorders>
+          </w:tcPr>
+          <w:p>
+            <w:pPr>
+              <w:spacing w:line="240" w:lineRule="auto" w:after="40" w:before="40"/>
+              <w:jc w:val="center"/>
+            </w:pPr>
+            <w:r/>
+            <w:r>
+              <w:rPr>
+                <w:rFonts w:ascii="Times New Roman" w:hAnsi="Times New Roman" w:cs="Times New Roman" w:eastAsia="Times New Roman"/>
+                <w:b/>
+                <w:i w:val="0"/>
+                <w:sz w:val="16"/>
+              </w:rPr>
+              <w:t>Mean AUROC</w:t>
+            </w:r>
+          </w:p>
+        </w:tc>
+        <w:tc>
+          <w:tcPr>
+            <w:tcW w:type="dxa" w:w="1512"/>
+            <w:tcBorders>
+              <w:top w:val="single" w:sz="12" w:color="000000" w:space="0"/>
+              <w:bottom w:val="single" w:sz="8" w:color="000000" w:space="0"/>
+              <w:left w:val="nil"/>
+              <w:right w:val="nil"/>
+            </w:tcBorders>
+          </w:tcPr>
+          <w:p>
+            <w:pPr>
+              <w:spacing w:line="240" w:lineRule="auto" w:after="40" w:before="40"/>
+              <w:jc w:val="center"/>
+            </w:pPr>
+            <w:r/>
+            <w:r>
+              <w:rPr>
+                <w:rFonts w:ascii="Times New Roman" w:hAnsi="Times New Roman" w:cs="Times New Roman" w:eastAsia="Times New Roman"/>
+                <w:b/>
+                <w:i w:val="0"/>
+                <w:sz w:val="16"/>
+              </w:rPr>
+              <w:t>SD across folds</w:t>
+            </w:r>
+          </w:p>
+        </w:tc>
+        <w:tc>
+          <w:tcPr>
+            <w:tcW w:type="dxa" w:w="2232"/>
+            <w:tcBorders>
+              <w:top w:val="single" w:sz="12" w:color="000000" w:space="0"/>
+              <w:bottom w:val="single" w:sz="8" w:color="000000" w:space="0"/>
+              <w:left w:val="nil"/>
+              <w:right w:val="nil"/>
+            </w:tcBorders>
+          </w:tcPr>
+          <w:p>
+            <w:pPr>
+              <w:spacing w:line="240" w:lineRule="auto" w:after="40" w:before="40"/>
+              <w:jc w:val="center"/>
+            </w:pPr>
+            <w:r/>
+            <w:r>
+              <w:rPr>
+                <w:rFonts w:ascii="Times New Roman" w:hAnsi="Times New Roman" w:cs="Times New Roman" w:eastAsia="Times New Roman"/>
+                <w:b/>
+                <w:i w:val="0"/>
+                <w:sz w:val="16"/>
+              </w:rPr>
+              <w:t>2.5th–97.5th percentile</w:t>
+            </w:r>
+          </w:p>
+        </w:tc>
+        <w:tc>
+          <w:tcPr>
+            <w:tcW w:type="dxa" w:w="2016"/>
+            <w:tcBorders>
+              <w:top w:val="single" w:sz="12" w:color="000000" w:space="0"/>
+              <w:bottom w:val="single" w:sz="8" w:color="000000" w:space="0"/>
+              <w:left w:val="nil"/>
+              <w:right w:val="nil"/>
+            </w:tcBorders>
+          </w:tcPr>
+          <w:p>
+            <w:pPr>
+              <w:spacing w:line="240" w:lineRule="auto" w:after="40" w:before="40"/>
+              <w:jc w:val="center"/>
+            </w:pPr>
+            <w:r/>
+            <w:r>
+              <w:rPr>
+                <w:rFonts w:ascii="Times New Roman" w:hAnsi="Times New Roman" w:cs="Times New Roman" w:eastAsia="Times New Roman"/>
+                <w:b/>
+                <w:i w:val="0"/>
+                <w:sz w:val="16"/>
+              </w:rPr>
+              <w:t>Range of repeat means</w:t>
+            </w:r>
+          </w:p>
+        </w:tc>
+      </w:tr>
+      <w:tr>
+        <w:trPr>
+          <w:cantSplit/>
+        </w:trPr>
+        <w:tc>
+          <w:tcPr>
+            <w:tcW w:type="dxa" w:w="2088"/>
+            <w:tcBorders>
+              <w:top w:val="nil"/>
+              <w:bottom w:val="nil"/>
+              <w:left w:val="nil"/>
+              <w:right w:val="nil"/>
+            </w:tcBorders>
+          </w:tcPr>
+          <w:p>
+            <w:pPr>
+              <w:spacing w:line="240" w:lineRule="auto" w:after="30" w:before="30"/>
+              <w:jc w:val="left"/>
+            </w:pPr>
+            <w:r/>
+            <w:r>
+              <w:rPr>
+                <w:rFonts w:ascii="Times New Roman" w:hAnsi="Times New Roman" w:cs="Times New Roman" w:eastAsia="Times New Roman"/>
+                <w:b w:val="0"/>
+                <w:i w:val="0"/>
+                <w:sz w:val="16"/>
+              </w:rPr>
+              <w:t>CatBoost</w:t>
+            </w:r>
+          </w:p>
+        </w:tc>
+        <w:tc>
+          <w:tcPr>
+            <w:tcW w:type="dxa" w:w="1368"/>
+            <w:tcBorders>
+              <w:top w:val="nil"/>
+              <w:bottom w:val="nil"/>
+              <w:left w:val="nil"/>
+              <w:right w:val="nil"/>
+            </w:tcBorders>
+          </w:tcPr>
+          <w:p>
+            <w:pPr>
+              <w:spacing w:line="240" w:lineRule="auto" w:after="30" w:before="30"/>
+              <w:jc w:val="center"/>
+            </w:pPr>
+            <w:r/>
+            <w:r>
+              <w:rPr>
+                <w:rFonts w:ascii="Times New Roman" w:hAnsi="Times New Roman" w:cs="Times New Roman" w:eastAsia="Times New Roman"/>
+                <w:b w:val="0"/>
+                <w:i w:val="0"/>
+                <w:sz w:val="16"/>
+              </w:rPr>
+              <w:t>0.8419</w:t>
+            </w:r>
+          </w:p>
+        </w:tc>
+        <w:tc>
+          <w:tcPr>
+            <w:tcW w:type="dxa" w:w="1512"/>
+            <w:tcBorders>
+              <w:top w:val="nil"/>
+              <w:bottom w:val="nil"/>
+              <w:left w:val="nil"/>
+              <w:right w:val="nil"/>
+            </w:tcBorders>
+          </w:tcPr>
+          <w:p>
+            <w:pPr>
+              <w:spacing w:line="240" w:lineRule="auto" w:after="30" w:before="30"/>
+              <w:jc w:val="center"/>
+            </w:pPr>
+            <w:r/>
+            <w:r>
+              <w:rPr>
+                <w:rFonts w:ascii="Times New Roman" w:hAnsi="Times New Roman" w:cs="Times New Roman" w:eastAsia="Times New Roman"/>
+                <w:b w:val="0"/>
+                <w:i w:val="0"/>
+                <w:sz w:val="16"/>
+              </w:rPr>
+              <w:t>0.0116</w:t>
+            </w:r>
+          </w:p>
+        </w:tc>
+        <w:tc>
+          <w:tcPr>
+            <w:tcW w:type="dxa" w:w="2232"/>
+            <w:tcBorders>
+              <w:top w:val="nil"/>
+              <w:bottom w:val="nil"/>
+              <w:left w:val="nil"/>
+              <w:right w:val="nil"/>
+            </w:tcBorders>
+          </w:tcPr>
+          <w:p>
+            <w:pPr>
+              <w:spacing w:line="240" w:lineRule="auto" w:after="30" w:before="30"/>
+              <w:jc w:val="center"/>
+            </w:pPr>
+            <w:r/>
+            <w:r>
+              <w:rPr>
+                <w:rFonts w:ascii="Times New Roman" w:hAnsi="Times New Roman" w:cs="Times New Roman" w:eastAsia="Times New Roman"/>
+                <w:b w:val="0"/>
+                <w:i w:val="0"/>
+                <w:sz w:val="16"/>
+              </w:rPr>
+              <w:t>0.8219–0.8627</w:t>
+            </w:r>
+          </w:p>
+        </w:tc>
+        <w:tc>
+          <w:tcPr>
+            <w:tcW w:type="dxa" w:w="2016"/>
+            <w:tcBorders>
+              <w:top w:val="nil"/>
+              <w:bottom w:val="nil"/>
+              <w:left w:val="nil"/>
+              <w:right w:val="nil"/>
+            </w:tcBorders>
+          </w:tcPr>
+          <w:p>
+            <w:pPr>
+              <w:spacing w:line="240" w:lineRule="auto" w:after="30" w:before="30"/>
+              <w:jc w:val="center"/>
+            </w:pPr>
+            <w:r/>
+            <w:r>
+              <w:rPr>
+                <w:rFonts w:ascii="Times New Roman" w:hAnsi="Times New Roman" w:cs="Times New Roman" w:eastAsia="Times New Roman"/>
+                <w:b w:val="0"/>
+                <w:i w:val="0"/>
+                <w:sz w:val="16"/>
+              </w:rPr>
+              <w:t>0.8397–0.8438</w:t>
+            </w:r>
+          </w:p>
+        </w:tc>
+      </w:tr>
+      <w:tr>
+        <w:trPr>
+          <w:cantSplit/>
+        </w:trPr>
+        <w:tc>
+          <w:tcPr>
+            <w:tcW w:type="dxa" w:w="2088"/>
+            <w:tcBorders>
+              <w:top w:val="nil"/>
+              <w:bottom w:val="nil"/>
+              <w:left w:val="nil"/>
+              <w:right w:val="nil"/>
+            </w:tcBorders>
+          </w:tcPr>
+          <w:p>
+            <w:pPr>
+              <w:spacing w:line="240" w:lineRule="auto" w:after="30" w:before="30"/>
+              <w:jc w:val="left"/>
+            </w:pPr>
+            <w:r/>
+            <w:r>
+              <w:rPr>
+                <w:rFonts w:ascii="Times New Roman" w:hAnsi="Times New Roman" w:cs="Times New Roman" w:eastAsia="Times New Roman"/>
+                <w:b w:val="0"/>
+                <w:i w:val="0"/>
+                <w:sz w:val="16"/>
+              </w:rPr>
+              <w:t>XGBoost</w:t>
+            </w:r>
+          </w:p>
+        </w:tc>
+        <w:tc>
+          <w:tcPr>
+            <w:tcW w:type="dxa" w:w="1368"/>
+            <w:tcBorders>
+              <w:top w:val="nil"/>
+              <w:bottom w:val="nil"/>
+              <w:left w:val="nil"/>
+              <w:right w:val="nil"/>
+            </w:tcBorders>
+          </w:tcPr>
+          <w:p>
+            <w:pPr>
+              <w:spacing w:line="240" w:lineRule="auto" w:after="30" w:before="30"/>
+              <w:jc w:val="center"/>
+            </w:pPr>
+            <w:r/>
+            <w:r>
+              <w:rPr>
+                <w:rFonts w:ascii="Times New Roman" w:hAnsi="Times New Roman" w:cs="Times New Roman" w:eastAsia="Times New Roman"/>
+                <w:b w:val="0"/>
+                <w:i w:val="0"/>
+                <w:sz w:val="16"/>
+              </w:rPr>
+              <w:t>0.8401</w:t>
+            </w:r>
+          </w:p>
+        </w:tc>
+        <w:tc>
+          <w:tcPr>
+            <w:tcW w:type="dxa" w:w="1512"/>
+            <w:tcBorders>
+              <w:top w:val="nil"/>
+              <w:bottom w:val="nil"/>
+              <w:left w:val="nil"/>
+              <w:right w:val="nil"/>
+            </w:tcBorders>
+          </w:tcPr>
+          <w:p>
+            <w:pPr>
+              <w:spacing w:line="240" w:lineRule="auto" w:after="30" w:before="30"/>
+              <w:jc w:val="center"/>
+            </w:pPr>
+            <w:r/>
+            <w:r>
+              <w:rPr>
+                <w:rFonts w:ascii="Times New Roman" w:hAnsi="Times New Roman" w:cs="Times New Roman" w:eastAsia="Times New Roman"/>
+                <w:b w:val="0"/>
+                <w:i w:val="0"/>
+                <w:sz w:val="16"/>
+              </w:rPr>
+              <w:t>0.0112</w:t>
+            </w:r>
+          </w:p>
+        </w:tc>
+        <w:tc>
+          <w:tcPr>
+            <w:tcW w:type="dxa" w:w="2232"/>
+            <w:tcBorders>
+              <w:top w:val="nil"/>
+              <w:bottom w:val="nil"/>
+              <w:left w:val="nil"/>
+              <w:right w:val="nil"/>
+            </w:tcBorders>
+          </w:tcPr>
+          <w:p>
+            <w:pPr>
+              <w:spacing w:line="240" w:lineRule="auto" w:after="30" w:before="30"/>
+              <w:jc w:val="center"/>
+            </w:pPr>
+            <w:r/>
+            <w:r>
+              <w:rPr>
+                <w:rFonts w:ascii="Times New Roman" w:hAnsi="Times New Roman" w:cs="Times New Roman" w:eastAsia="Times New Roman"/>
+                <w:b w:val="0"/>
+                <w:i w:val="0"/>
+                <w:sz w:val="16"/>
+              </w:rPr>
+              <w:t>0.8225–0.8613</w:t>
+            </w:r>
+          </w:p>
+        </w:tc>
+        <w:tc>
+          <w:tcPr>
+            <w:tcW w:type="dxa" w:w="2016"/>
+            <w:tcBorders>
+              <w:top w:val="nil"/>
+              <w:bottom w:val="nil"/>
+              <w:left w:val="nil"/>
+              <w:right w:val="nil"/>
+            </w:tcBorders>
+          </w:tcPr>
+          <w:p>
+            <w:pPr>
+              <w:spacing w:line="240" w:lineRule="auto" w:after="30" w:before="30"/>
+              <w:jc w:val="center"/>
+            </w:pPr>
+            <w:r/>
+            <w:r>
+              <w:rPr>
+                <w:rFonts w:ascii="Times New Roman" w:hAnsi="Times New Roman" w:cs="Times New Roman" w:eastAsia="Times New Roman"/>
+                <w:b w:val="0"/>
+                <w:i w:val="0"/>
+                <w:sz w:val="16"/>
+              </w:rPr>
+              <w:t>0.8388–0.8418</w:t>
+            </w:r>
+          </w:p>
+        </w:tc>
+      </w:tr>
+      <w:tr>
+        <w:trPr>
+          <w:cantSplit/>
+        </w:trPr>
+        <w:tc>
+          <w:tcPr>
+            <w:tcW w:type="dxa" w:w="2088"/>
+            <w:tcBorders>
+              <w:top w:val="nil"/>
+              <w:bottom w:val="nil"/>
+              <w:left w:val="nil"/>
+              <w:right w:val="nil"/>
+            </w:tcBorders>
+          </w:tcPr>
+          <w:p>
+            <w:pPr>
+              <w:spacing w:line="240" w:lineRule="auto" w:after="30" w:before="30"/>
+              <w:jc w:val="left"/>
+            </w:pPr>
+            <w:r/>
+            <w:r>
+              <w:rPr>
+                <w:rFonts w:ascii="Times New Roman" w:hAnsi="Times New Roman" w:cs="Times New Roman" w:eastAsia="Times New Roman"/>
+                <w:b w:val="0"/>
+                <w:i w:val="0"/>
+                <w:sz w:val="16"/>
+              </w:rPr>
+              <w:t>LightGBM</w:t>
+            </w:r>
+          </w:p>
+        </w:tc>
+        <w:tc>
+          <w:tcPr>
+            <w:tcW w:type="dxa" w:w="1368"/>
+            <w:tcBorders>
+              <w:top w:val="nil"/>
+              <w:bottom w:val="nil"/>
+              <w:left w:val="nil"/>
+              <w:right w:val="nil"/>
+            </w:tcBorders>
+          </w:tcPr>
+          <w:p>
+            <w:pPr>
+              <w:spacing w:line="240" w:lineRule="auto" w:after="30" w:before="30"/>
+              <w:jc w:val="center"/>
+            </w:pPr>
+            <w:r/>
+            <w:r>
+              <w:rPr>
+                <w:rFonts w:ascii="Times New Roman" w:hAnsi="Times New Roman" w:cs="Times New Roman" w:eastAsia="Times New Roman"/>
+                <w:b w:val="0"/>
+                <w:i w:val="0"/>
+                <w:sz w:val="16"/>
+              </w:rPr>
+              <w:t>0.8397</w:t>
+            </w:r>
+          </w:p>
+        </w:tc>
+        <w:tc>
+          <w:tcPr>
+            <w:tcW w:type="dxa" w:w="1512"/>
+            <w:tcBorders>
+              <w:top w:val="nil"/>
+              <w:bottom w:val="nil"/>
+              <w:left w:val="nil"/>
+              <w:right w:val="nil"/>
+            </w:tcBorders>
+          </w:tcPr>
+          <w:p>
+            <w:pPr>
+              <w:spacing w:line="240" w:lineRule="auto" w:after="30" w:before="30"/>
+              <w:jc w:val="center"/>
+            </w:pPr>
+            <w:r/>
+            <w:r>
+              <w:rPr>
+                <w:rFonts w:ascii="Times New Roman" w:hAnsi="Times New Roman" w:cs="Times New Roman" w:eastAsia="Times New Roman"/>
+                <w:b w:val="0"/>
+                <w:i w:val="0"/>
+                <w:sz w:val="16"/>
+              </w:rPr>
+              <w:t>0.0114</w:t>
+            </w:r>
+          </w:p>
+        </w:tc>
+        <w:tc>
+          <w:tcPr>
+            <w:tcW w:type="dxa" w:w="2232"/>
+            <w:tcBorders>
+              <w:top w:val="nil"/>
+              <w:bottom w:val="nil"/>
+              <w:left w:val="nil"/>
+              <w:right w:val="nil"/>
+            </w:tcBorders>
+          </w:tcPr>
+          <w:p>
+            <w:pPr>
+              <w:spacing w:line="240" w:lineRule="auto" w:after="30" w:before="30"/>
+              <w:jc w:val="center"/>
+            </w:pPr>
+            <w:r/>
+            <w:r>
+              <w:rPr>
+                <w:rFonts w:ascii="Times New Roman" w:hAnsi="Times New Roman" w:cs="Times New Roman" w:eastAsia="Times New Roman"/>
+                <w:b w:val="0"/>
+                <w:i w:val="0"/>
+                <w:sz w:val="16"/>
+              </w:rPr>
+              <w:t>0.8183–0.8610</w:t>
+            </w:r>
+          </w:p>
+        </w:tc>
+        <w:tc>
+          <w:tcPr>
+            <w:tcW w:type="dxa" w:w="2016"/>
+            <w:tcBorders>
+              <w:top w:val="nil"/>
+              <w:bottom w:val="nil"/>
+              <w:left w:val="nil"/>
+              <w:right w:val="nil"/>
+            </w:tcBorders>
+          </w:tcPr>
+          <w:p>
+            <w:pPr>
+              <w:spacing w:line="240" w:lineRule="auto" w:after="30" w:before="30"/>
+              <w:jc w:val="center"/>
+            </w:pPr>
+            <w:r/>
+            <w:r>
+              <w:rPr>
+                <w:rFonts w:ascii="Times New Roman" w:hAnsi="Times New Roman" w:cs="Times New Roman" w:eastAsia="Times New Roman"/>
+                <w:b w:val="0"/>
+                <w:i w:val="0"/>
+                <w:sz w:val="16"/>
+              </w:rPr>
+              <w:t>0.8383–0.8411</w:t>
+            </w:r>
+          </w:p>
+        </w:tc>
+      </w:tr>
+      <w:tr>
+        <w:trPr>
+          <w:cantSplit/>
+        </w:trPr>
+        <w:tc>
+          <w:tcPr>
+            <w:tcW w:type="dxa" w:w="2088"/>
+            <w:tcBorders>
+              <w:top w:val="nil"/>
+              <w:bottom w:val="nil"/>
+              <w:left w:val="nil"/>
+              <w:right w:val="nil"/>
+            </w:tcBorders>
+          </w:tcPr>
+          <w:p>
+            <w:pPr>
+              <w:spacing w:line="240" w:lineRule="auto" w:after="30" w:before="30"/>
+              <w:jc w:val="left"/>
+            </w:pPr>
+            <w:r/>
+            <w:r>
+              <w:rPr>
+                <w:rFonts w:ascii="Times New Roman" w:hAnsi="Times New Roman" w:cs="Times New Roman" w:eastAsia="Times New Roman"/>
+                <w:b w:val="0"/>
+                <w:i w:val="0"/>
+                <w:sz w:val="16"/>
+              </w:rPr>
+              <w:t>Gradient Boosting</w:t>
+            </w:r>
+          </w:p>
+        </w:tc>
+        <w:tc>
+          <w:tcPr>
+            <w:tcW w:type="dxa" w:w="1368"/>
+            <w:tcBorders>
+              <w:top w:val="nil"/>
+              <w:bottom w:val="nil"/>
+              <w:left w:val="nil"/>
+              <w:right w:val="nil"/>
+            </w:tcBorders>
+          </w:tcPr>
+          <w:p>
+            <w:pPr>
+              <w:spacing w:line="240" w:lineRule="auto" w:after="30" w:before="30"/>
+              <w:jc w:val="center"/>
+            </w:pPr>
+            <w:r/>
+            <w:r>
+              <w:rPr>
+                <w:rFonts w:ascii="Times New Roman" w:hAnsi="Times New Roman" w:cs="Times New Roman" w:eastAsia="Times New Roman"/>
+                <w:b w:val="0"/>
+                <w:i w:val="0"/>
+                <w:sz w:val="16"/>
+              </w:rPr>
+              <w:t>0.8392</w:t>
+            </w:r>
+          </w:p>
+        </w:tc>
+        <w:tc>
+          <w:tcPr>
+            <w:tcW w:type="dxa" w:w="1512"/>
+            <w:tcBorders>
+              <w:top w:val="nil"/>
+              <w:bottom w:val="nil"/>
+              <w:left w:val="nil"/>
+              <w:right w:val="nil"/>
+            </w:tcBorders>
+          </w:tcPr>
+          <w:p>
+            <w:pPr>
+              <w:spacing w:line="240" w:lineRule="auto" w:after="30" w:before="30"/>
+              <w:jc w:val="center"/>
+            </w:pPr>
+            <w:r/>
+            <w:r>
+              <w:rPr>
+                <w:rFonts w:ascii="Times New Roman" w:hAnsi="Times New Roman" w:cs="Times New Roman" w:eastAsia="Times New Roman"/>
+                <w:b w:val="0"/>
+                <w:i w:val="0"/>
+                <w:sz w:val="16"/>
+              </w:rPr>
+              <w:t>0.0110</w:t>
+            </w:r>
+          </w:p>
+        </w:tc>
+        <w:tc>
+          <w:tcPr>
+            <w:tcW w:type="dxa" w:w="2232"/>
+            <w:tcBorders>
+              <w:top w:val="nil"/>
+              <w:bottom w:val="nil"/>
+              <w:left w:val="nil"/>
+              <w:right w:val="nil"/>
+            </w:tcBorders>
+          </w:tcPr>
+          <w:p>
+            <w:pPr>
+              <w:spacing w:line="240" w:lineRule="auto" w:after="30" w:before="30"/>
+              <w:jc w:val="center"/>
+            </w:pPr>
+            <w:r/>
+            <w:r>
+              <w:rPr>
+                <w:rFonts w:ascii="Times New Roman" w:hAnsi="Times New Roman" w:cs="Times New Roman" w:eastAsia="Times New Roman"/>
+                <w:b w:val="0"/>
+                <w:i w:val="0"/>
+                <w:sz w:val="16"/>
+              </w:rPr>
+              <w:t>0.8195–0.8603</w:t>
+            </w:r>
+          </w:p>
+        </w:tc>
+        <w:tc>
+          <w:tcPr>
+            <w:tcW w:type="dxa" w:w="2016"/>
+            <w:tcBorders>
+              <w:top w:val="nil"/>
+              <w:bottom w:val="nil"/>
+              <w:left w:val="nil"/>
+              <w:right w:val="nil"/>
+            </w:tcBorders>
+          </w:tcPr>
+          <w:p>
+            <w:pPr>
+              <w:spacing w:line="240" w:lineRule="auto" w:after="30" w:before="30"/>
+              <w:jc w:val="center"/>
+            </w:pPr>
+            <w:r/>
+            <w:r>
+              <w:rPr>
+                <w:rFonts w:ascii="Times New Roman" w:hAnsi="Times New Roman" w:cs="Times New Roman" w:eastAsia="Times New Roman"/>
+                <w:b w:val="0"/>
+                <w:i w:val="0"/>
+                <w:sz w:val="16"/>
+              </w:rPr>
+              <w:t>0.8382–0.8405</w:t>
+            </w:r>
+          </w:p>
+        </w:tc>
+      </w:tr>
+      <w:tr>
+        <w:trPr>
+          <w:cantSplit/>
+        </w:trPr>
+        <w:tc>
+          <w:tcPr>
+            <w:tcW w:type="dxa" w:w="2088"/>
+            <w:tcBorders>
+              <w:top w:val="nil"/>
+              <w:bottom w:val="nil"/>
+              <w:left w:val="nil"/>
+              <w:right w:val="nil"/>
+            </w:tcBorders>
+          </w:tcPr>
+          <w:p>
+            <w:pPr>
+              <w:spacing w:line="240" w:lineRule="auto" w:after="30" w:before="30"/>
+              <w:jc w:val="left"/>
+            </w:pPr>
+            <w:r/>
+            <w:r>
+              <w:rPr>
+                <w:rFonts w:ascii="Times New Roman" w:hAnsi="Times New Roman" w:cs="Times New Roman" w:eastAsia="Times New Roman"/>
+                <w:b w:val="0"/>
+                <w:i w:val="0"/>
+                <w:sz w:val="16"/>
+              </w:rPr>
+              <w:t>SVM</w:t>
+            </w:r>
+          </w:p>
+        </w:tc>
+        <w:tc>
+          <w:tcPr>
+            <w:tcW w:type="dxa" w:w="1368"/>
+            <w:tcBorders>
+              <w:top w:val="nil"/>
+              <w:bottom w:val="nil"/>
+              <w:left w:val="nil"/>
+              <w:right w:val="nil"/>
+            </w:tcBorders>
+          </w:tcPr>
+          <w:p>
+            <w:pPr>
+              <w:spacing w:line="240" w:lineRule="auto" w:after="30" w:before="30"/>
+              <w:jc w:val="center"/>
+            </w:pPr>
+            <w:r/>
+            <w:r>
+              <w:rPr>
+                <w:rFonts w:ascii="Times New Roman" w:hAnsi="Times New Roman" w:cs="Times New Roman" w:eastAsia="Times New Roman"/>
+                <w:b w:val="0"/>
+                <w:i w:val="0"/>
+                <w:sz w:val="16"/>
+              </w:rPr>
+              <w:t>0.8372</w:t>
+            </w:r>
+          </w:p>
+        </w:tc>
+        <w:tc>
+          <w:tcPr>
+            <w:tcW w:type="dxa" w:w="1512"/>
+            <w:tcBorders>
+              <w:top w:val="nil"/>
+              <w:bottom w:val="nil"/>
+              <w:left w:val="nil"/>
+              <w:right w:val="nil"/>
+            </w:tcBorders>
+          </w:tcPr>
+          <w:p>
+            <w:pPr>
+              <w:spacing w:line="240" w:lineRule="auto" w:after="30" w:before="30"/>
+              <w:jc w:val="center"/>
+            </w:pPr>
+            <w:r/>
+            <w:r>
+              <w:rPr>
+                <w:rFonts w:ascii="Times New Roman" w:hAnsi="Times New Roman" w:cs="Times New Roman" w:eastAsia="Times New Roman"/>
+                <w:b w:val="0"/>
+                <w:i w:val="0"/>
+                <w:sz w:val="16"/>
+              </w:rPr>
+              <w:t>0.0115</w:t>
+            </w:r>
+          </w:p>
+        </w:tc>
+        <w:tc>
+          <w:tcPr>
+            <w:tcW w:type="dxa" w:w="2232"/>
+            <w:tcBorders>
+              <w:top w:val="nil"/>
+              <w:bottom w:val="nil"/>
+              <w:left w:val="nil"/>
+              <w:right w:val="nil"/>
+            </w:tcBorders>
+          </w:tcPr>
+          <w:p>
+            <w:pPr>
+              <w:spacing w:line="240" w:lineRule="auto" w:after="30" w:before="30"/>
+              <w:jc w:val="center"/>
+            </w:pPr>
+            <w:r/>
+            <w:r>
+              <w:rPr>
+                <w:rFonts w:ascii="Times New Roman" w:hAnsi="Times New Roman" w:cs="Times New Roman" w:eastAsia="Times New Roman"/>
+                <w:b w:val="0"/>
+                <w:i w:val="0"/>
+                <w:sz w:val="16"/>
+              </w:rPr>
+              <w:t>0.8137–0.8595</w:t>
+            </w:r>
+          </w:p>
+        </w:tc>
+        <w:tc>
+          <w:tcPr>
+            <w:tcW w:type="dxa" w:w="2016"/>
+            <w:tcBorders>
+              <w:top w:val="nil"/>
+              <w:bottom w:val="nil"/>
+              <w:left w:val="nil"/>
+              <w:right w:val="nil"/>
+            </w:tcBorders>
+          </w:tcPr>
+          <w:p>
+            <w:pPr>
+              <w:spacing w:line="240" w:lineRule="auto" w:after="30" w:before="30"/>
+              <w:jc w:val="center"/>
+            </w:pPr>
+            <w:r/>
+            <w:r>
+              <w:rPr>
+                <w:rFonts w:ascii="Times New Roman" w:hAnsi="Times New Roman" w:cs="Times New Roman" w:eastAsia="Times New Roman"/>
+                <w:b w:val="0"/>
+                <w:i w:val="0"/>
+                <w:sz w:val="16"/>
+              </w:rPr>
+              <w:t>0.8352–0.8384</w:t>
+            </w:r>
+          </w:p>
+        </w:tc>
+      </w:tr>
+      <w:tr>
+        <w:trPr>
+          <w:cantSplit/>
+        </w:trPr>
+        <w:tc>
+          <w:tcPr>
+            <w:tcW w:type="dxa" w:w="2088"/>
+            <w:tcBorders>
+              <w:top w:val="nil"/>
+              <w:bottom w:val="nil"/>
+              <w:left w:val="nil"/>
+              <w:right w:val="nil"/>
+            </w:tcBorders>
+          </w:tcPr>
+          <w:p>
+            <w:pPr>
+              <w:spacing w:line="240" w:lineRule="auto" w:after="30" w:before="30"/>
+              <w:jc w:val="left"/>
+            </w:pPr>
+            <w:r/>
+            <w:r>
+              <w:rPr>
+                <w:rFonts w:ascii="Times New Roman" w:hAnsi="Times New Roman" w:cs="Times New Roman" w:eastAsia="Times New Roman"/>
+                <w:b w:val="0"/>
+                <w:i w:val="0"/>
+                <w:sz w:val="16"/>
+              </w:rPr>
+              <w:t>Random Forest</w:t>
+            </w:r>
+          </w:p>
+        </w:tc>
+        <w:tc>
+          <w:tcPr>
+            <w:tcW w:type="dxa" w:w="1368"/>
+            <w:tcBorders>
+              <w:top w:val="nil"/>
+              <w:bottom w:val="nil"/>
+              <w:left w:val="nil"/>
+              <w:right w:val="nil"/>
+            </w:tcBorders>
+          </w:tcPr>
+          <w:p>
+            <w:pPr>
+              <w:spacing w:line="240" w:lineRule="auto" w:after="30" w:before="30"/>
+              <w:jc w:val="center"/>
+            </w:pPr>
+            <w:r/>
+            <w:r>
+              <w:rPr>
+                <w:rFonts w:ascii="Times New Roman" w:hAnsi="Times New Roman" w:cs="Times New Roman" w:eastAsia="Times New Roman"/>
+                <w:b w:val="0"/>
+                <w:i w:val="0"/>
+                <w:sz w:val="16"/>
+              </w:rPr>
+              <w:t>0.8366</w:t>
+            </w:r>
+          </w:p>
+        </w:tc>
+        <w:tc>
+          <w:tcPr>
+            <w:tcW w:type="dxa" w:w="1512"/>
+            <w:tcBorders>
+              <w:top w:val="nil"/>
+              <w:bottom w:val="nil"/>
+              <w:left w:val="nil"/>
+              <w:right w:val="nil"/>
+            </w:tcBorders>
+          </w:tcPr>
+          <w:p>
+            <w:pPr>
+              <w:spacing w:line="240" w:lineRule="auto" w:after="30" w:before="30"/>
+              <w:jc w:val="center"/>
+            </w:pPr>
+            <w:r/>
+            <w:r>
+              <w:rPr>
+                <w:rFonts w:ascii="Times New Roman" w:hAnsi="Times New Roman" w:cs="Times New Roman" w:eastAsia="Times New Roman"/>
+                <w:b w:val="0"/>
+                <w:i w:val="0"/>
+                <w:sz w:val="16"/>
+              </w:rPr>
+              <w:t>0.0118</w:t>
+            </w:r>
+          </w:p>
+        </w:tc>
+        <w:tc>
+          <w:tcPr>
+            <w:tcW w:type="dxa" w:w="2232"/>
+            <w:tcBorders>
+              <w:top w:val="nil"/>
+              <w:bottom w:val="nil"/>
+              <w:left w:val="nil"/>
+              <w:right w:val="nil"/>
+            </w:tcBorders>
+          </w:tcPr>
+          <w:p>
+            <w:pPr>
+              <w:spacing w:line="240" w:lineRule="auto" w:after="30" w:before="30"/>
+              <w:jc w:val="center"/>
+            </w:pPr>
+            <w:r/>
+            <w:r>
+              <w:rPr>
+                <w:rFonts w:ascii="Times New Roman" w:hAnsi="Times New Roman" w:cs="Times New Roman" w:eastAsia="Times New Roman"/>
+                <w:b w:val="0"/>
+                <w:i w:val="0"/>
+                <w:sz w:val="16"/>
+              </w:rPr>
+              <w:t>0.8162–0.8582</w:t>
+            </w:r>
+          </w:p>
+        </w:tc>
+        <w:tc>
+          <w:tcPr>
+            <w:tcW w:type="dxa" w:w="2016"/>
+            <w:tcBorders>
+              <w:top w:val="nil"/>
+              <w:bottom w:val="nil"/>
+              <w:left w:val="nil"/>
+              <w:right w:val="nil"/>
+            </w:tcBorders>
+          </w:tcPr>
+          <w:p>
+            <w:pPr>
+              <w:spacing w:line="240" w:lineRule="auto" w:after="30" w:before="30"/>
+              <w:jc w:val="center"/>
+            </w:pPr>
+            <w:r/>
+            <w:r>
+              <w:rPr>
+                <w:rFonts w:ascii="Times New Roman" w:hAnsi="Times New Roman" w:cs="Times New Roman" w:eastAsia="Times New Roman"/>
+                <w:b w:val="0"/>
+                <w:i w:val="0"/>
+                <w:sz w:val="16"/>
+              </w:rPr>
+              <w:t>0.8351–0.8375</w:t>
+            </w:r>
+          </w:p>
+        </w:tc>
+      </w:tr>
+      <w:tr>
+        <w:trPr>
+          <w:cantSplit/>
+        </w:trPr>
+        <w:tc>
+          <w:tcPr>
+            <w:tcW w:type="dxa" w:w="2088"/>
+            <w:tcBorders>
+              <w:top w:val="nil"/>
+              <w:bottom w:val="nil"/>
+              <w:left w:val="nil"/>
+              <w:right w:val="nil"/>
+            </w:tcBorders>
+          </w:tcPr>
+          <w:p>
+            <w:pPr>
+              <w:spacing w:line="240" w:lineRule="auto" w:after="30" w:before="30"/>
+              <w:jc w:val="left"/>
+            </w:pPr>
+            <w:r/>
+            <w:r>
+              <w:rPr>
+                <w:rFonts w:ascii="Times New Roman" w:hAnsi="Times New Roman" w:cs="Times New Roman" w:eastAsia="Times New Roman"/>
+                <w:b w:val="0"/>
+                <w:i w:val="0"/>
+                <w:sz w:val="16"/>
+              </w:rPr>
+              <w:t>Logistic Regression</w:t>
+            </w:r>
+          </w:p>
+        </w:tc>
+        <w:tc>
+          <w:tcPr>
+            <w:tcW w:type="dxa" w:w="1368"/>
+            <w:tcBorders>
+              <w:top w:val="nil"/>
+              <w:bottom w:val="nil"/>
+              <w:left w:val="nil"/>
+              <w:right w:val="nil"/>
+            </w:tcBorders>
+          </w:tcPr>
+          <w:p>
+            <w:pPr>
+              <w:spacing w:line="240" w:lineRule="auto" w:after="30" w:before="30"/>
+              <w:jc w:val="center"/>
+            </w:pPr>
+            <w:r/>
+            <w:r>
+              <w:rPr>
+                <w:rFonts w:ascii="Times New Roman" w:hAnsi="Times New Roman" w:cs="Times New Roman" w:eastAsia="Times New Roman"/>
+                <w:b w:val="0"/>
+                <w:i w:val="0"/>
+                <w:sz w:val="16"/>
+              </w:rPr>
+              <w:t>0.8356</w:t>
+            </w:r>
+          </w:p>
+        </w:tc>
+        <w:tc>
+          <w:tcPr>
+            <w:tcW w:type="dxa" w:w="1512"/>
+            <w:tcBorders>
+              <w:top w:val="nil"/>
+              <w:bottom w:val="nil"/>
+              <w:left w:val="nil"/>
+              <w:right w:val="nil"/>
+            </w:tcBorders>
+          </w:tcPr>
+          <w:p>
+            <w:pPr>
+              <w:spacing w:line="240" w:lineRule="auto" w:after="30" w:before="30"/>
+              <w:jc w:val="center"/>
+            </w:pPr>
+            <w:r/>
+            <w:r>
+              <w:rPr>
+                <w:rFonts w:ascii="Times New Roman" w:hAnsi="Times New Roman" w:cs="Times New Roman" w:eastAsia="Times New Roman"/>
+                <w:b w:val="0"/>
+                <w:i w:val="0"/>
+                <w:sz w:val="16"/>
+              </w:rPr>
+              <w:t>0.0123</w:t>
+            </w:r>
+          </w:p>
+        </w:tc>
+        <w:tc>
+          <w:tcPr>
+            <w:tcW w:type="dxa" w:w="2232"/>
+            <w:tcBorders>
+              <w:top w:val="nil"/>
+              <w:bottom w:val="nil"/>
+              <w:left w:val="nil"/>
+              <w:right w:val="nil"/>
+            </w:tcBorders>
+          </w:tcPr>
+          <w:p>
+            <w:pPr>
+              <w:spacing w:line="240" w:lineRule="auto" w:after="30" w:before="30"/>
+              <w:jc w:val="center"/>
+            </w:pPr>
+            <w:r/>
+            <w:r>
+              <w:rPr>
+                <w:rFonts w:ascii="Times New Roman" w:hAnsi="Times New Roman" w:cs="Times New Roman" w:eastAsia="Times New Roman"/>
+                <w:b w:val="0"/>
+                <w:i w:val="0"/>
+                <w:sz w:val="16"/>
+              </w:rPr>
+              <w:t>0.8131–0.8609</w:t>
+            </w:r>
+          </w:p>
+        </w:tc>
+        <w:tc>
+          <w:tcPr>
+            <w:tcW w:type="dxa" w:w="2016"/>
+            <w:tcBorders>
+              <w:top w:val="nil"/>
+              <w:bottom w:val="nil"/>
+              <w:left w:val="nil"/>
+              <w:right w:val="nil"/>
+            </w:tcBorders>
+          </w:tcPr>
+          <w:p>
+            <w:pPr>
+              <w:spacing w:line="240" w:lineRule="auto" w:after="30" w:before="30"/>
+              <w:jc w:val="center"/>
+            </w:pPr>
+            <w:r/>
+            <w:r>
+              <w:rPr>
+                <w:rFonts w:ascii="Times New Roman" w:hAnsi="Times New Roman" w:cs="Times New Roman" w:eastAsia="Times New Roman"/>
+                <w:b w:val="0"/>
+                <w:i w:val="0"/>
+                <w:sz w:val="16"/>
+              </w:rPr>
+              <w:t>0.8352–0.8362</w:t>
+            </w:r>
+          </w:p>
+        </w:tc>
+      </w:tr>
+      <w:tr>
+        <w:trPr>
+          <w:cantSplit/>
+        </w:trPr>
+        <w:tc>
+          <w:tcPr>
+            <w:tcW w:type="dxa" w:w="2088"/>
+            <w:tcBorders>
+              <w:top w:val="nil"/>
+              <w:bottom w:val="nil"/>
+              <w:left w:val="nil"/>
+              <w:right w:val="nil"/>
+            </w:tcBorders>
+          </w:tcPr>
+          <w:p>
+            <w:pPr>
+              <w:spacing w:line="240" w:lineRule="auto" w:after="30" w:before="30"/>
+              <w:jc w:val="left"/>
+            </w:pPr>
+            <w:r/>
+            <w:r>
+              <w:rPr>
+                <w:rFonts w:ascii="Times New Roman" w:hAnsi="Times New Roman" w:cs="Times New Roman" w:eastAsia="Times New Roman"/>
+                <w:b w:val="0"/>
+                <w:i w:val="0"/>
+                <w:sz w:val="16"/>
+              </w:rPr>
+              <w:t>Decision Tree</w:t>
+            </w:r>
+          </w:p>
+        </w:tc>
+        <w:tc>
+          <w:tcPr>
+            <w:tcW w:type="dxa" w:w="1368"/>
+            <w:tcBorders>
+              <w:top w:val="nil"/>
+              <w:bottom w:val="nil"/>
+              <w:left w:val="nil"/>
+              <w:right w:val="nil"/>
+            </w:tcBorders>
+          </w:tcPr>
+          <w:p>
+            <w:pPr>
+              <w:spacing w:line="240" w:lineRule="auto" w:after="30" w:before="30"/>
+              <w:jc w:val="center"/>
+            </w:pPr>
+            <w:r/>
+            <w:r>
+              <w:rPr>
+                <w:rFonts w:ascii="Times New Roman" w:hAnsi="Times New Roman" w:cs="Times New Roman" w:eastAsia="Times New Roman"/>
+                <w:b w:val="0"/>
+                <w:i w:val="0"/>
+                <w:sz w:val="16"/>
+              </w:rPr>
+              <w:t>0.8177</w:t>
+            </w:r>
+          </w:p>
+        </w:tc>
+        <w:tc>
+          <w:tcPr>
+            <w:tcW w:type="dxa" w:w="1512"/>
+            <w:tcBorders>
+              <w:top w:val="nil"/>
+              <w:bottom w:val="nil"/>
+              <w:left w:val="nil"/>
+              <w:right w:val="nil"/>
+            </w:tcBorders>
+          </w:tcPr>
+          <w:p>
+            <w:pPr>
+              <w:spacing w:line="240" w:lineRule="auto" w:after="30" w:before="30"/>
+              <w:jc w:val="center"/>
+            </w:pPr>
+            <w:r/>
+            <w:r>
+              <w:rPr>
+                <w:rFonts w:ascii="Times New Roman" w:hAnsi="Times New Roman" w:cs="Times New Roman" w:eastAsia="Times New Roman"/>
+                <w:b w:val="0"/>
+                <w:i w:val="0"/>
+                <w:sz w:val="16"/>
+              </w:rPr>
+              <w:t>0.0125</w:t>
+            </w:r>
+          </w:p>
+        </w:tc>
+        <w:tc>
+          <w:tcPr>
+            <w:tcW w:type="dxa" w:w="2232"/>
+            <w:tcBorders>
+              <w:top w:val="nil"/>
+              <w:bottom w:val="nil"/>
+              <w:left w:val="nil"/>
+              <w:right w:val="nil"/>
+            </w:tcBorders>
+          </w:tcPr>
+          <w:p>
+            <w:pPr>
+              <w:spacing w:line="240" w:lineRule="auto" w:after="30" w:before="30"/>
+              <w:jc w:val="center"/>
+            </w:pPr>
+            <w:r/>
+            <w:r>
+              <w:rPr>
+                <w:rFonts w:ascii="Times New Roman" w:hAnsi="Times New Roman" w:cs="Times New Roman" w:eastAsia="Times New Roman"/>
+                <w:b w:val="0"/>
+                <w:i w:val="0"/>
+                <w:sz w:val="16"/>
+              </w:rPr>
+              <w:t>0.7923–0.8396</w:t>
+            </w:r>
+          </w:p>
+        </w:tc>
+        <w:tc>
+          <w:tcPr>
+            <w:tcW w:type="dxa" w:w="2016"/>
+            <w:tcBorders>
+              <w:top w:val="nil"/>
+              <w:bottom w:val="nil"/>
+              <w:left w:val="nil"/>
+              <w:right w:val="nil"/>
+            </w:tcBorders>
+          </w:tcPr>
+          <w:p>
+            <w:pPr>
+              <w:spacing w:line="240" w:lineRule="auto" w:after="30" w:before="30"/>
+              <w:jc w:val="center"/>
+            </w:pPr>
+            <w:r/>
+            <w:r>
+              <w:rPr>
+                <w:rFonts w:ascii="Times New Roman" w:hAnsi="Times New Roman" w:cs="Times New Roman" w:eastAsia="Times New Roman"/>
+                <w:b w:val="0"/>
+                <w:i w:val="0"/>
+                <w:sz w:val="16"/>
+              </w:rPr>
+              <w:t>0.8154–0.8195</w:t>
+            </w:r>
+          </w:p>
+        </w:tc>
+      </w:tr>
+      <w:tr>
+        <w:trPr>
+          <w:cantSplit/>
+        </w:trPr>
+        <w:tc>
+          <w:tcPr>
+            <w:tcW w:type="dxa" w:w="2088"/>
+            <w:tcBorders>
+              <w:top w:val="nil"/>
+              <w:bottom w:val="nil"/>
+              <w:left w:val="nil"/>
+              <w:right w:val="nil"/>
+            </w:tcBorders>
+          </w:tcPr>
+          <w:p>
+            <w:pPr>
+              <w:spacing w:line="240" w:lineRule="auto" w:after="30" w:before="30"/>
+              <w:jc w:val="left"/>
+            </w:pPr>
+            <w:r/>
+            <w:r>
+              <w:rPr>
+                <w:rFonts w:ascii="Times New Roman" w:hAnsi="Times New Roman" w:cs="Times New Roman" w:eastAsia="Times New Roman"/>
+                <w:b w:val="0"/>
+                <w:i w:val="0"/>
+                <w:sz w:val="16"/>
+              </w:rPr>
+              <w:t>KNN</w:t>
+            </w:r>
+          </w:p>
+        </w:tc>
+        <w:tc>
+          <w:tcPr>
+            <w:tcW w:type="dxa" w:w="1368"/>
+            <w:tcBorders>
+              <w:top w:val="nil"/>
+              <w:bottom w:val="nil"/>
+              <w:left w:val="nil"/>
+              <w:right w:val="nil"/>
+            </w:tcBorders>
+          </w:tcPr>
+          <w:p>
+            <w:pPr>
+              <w:spacing w:line="240" w:lineRule="auto" w:after="30" w:before="30"/>
+              <w:jc w:val="center"/>
+            </w:pPr>
+            <w:r/>
+            <w:r>
+              <w:rPr>
+                <w:rFonts w:ascii="Times New Roman" w:hAnsi="Times New Roman" w:cs="Times New Roman" w:eastAsia="Times New Roman"/>
+                <w:b w:val="0"/>
+                <w:i w:val="0"/>
+                <w:sz w:val="16"/>
+              </w:rPr>
+              <w:t>0.8014</w:t>
+            </w:r>
+          </w:p>
+        </w:tc>
+        <w:tc>
+          <w:tcPr>
+            <w:tcW w:type="dxa" w:w="1512"/>
+            <w:tcBorders>
+              <w:top w:val="nil"/>
+              <w:bottom w:val="nil"/>
+              <w:left w:val="nil"/>
+              <w:right w:val="nil"/>
+            </w:tcBorders>
+          </w:tcPr>
+          <w:p>
+            <w:pPr>
+              <w:spacing w:line="240" w:lineRule="auto" w:after="30" w:before="30"/>
+              <w:jc w:val="center"/>
+            </w:pPr>
+            <w:r/>
+            <w:r>
+              <w:rPr>
+                <w:rFonts w:ascii="Times New Roman" w:hAnsi="Times New Roman" w:cs="Times New Roman" w:eastAsia="Times New Roman"/>
+                <w:b w:val="0"/>
+                <w:i w:val="0"/>
+                <w:sz w:val="16"/>
+              </w:rPr>
+              <w:t>0.0133</w:t>
+            </w:r>
+          </w:p>
+        </w:tc>
+        <w:tc>
+          <w:tcPr>
+            <w:tcW w:type="dxa" w:w="2232"/>
+            <w:tcBorders>
+              <w:top w:val="nil"/>
+              <w:bottom w:val="nil"/>
+              <w:left w:val="nil"/>
+              <w:right w:val="nil"/>
+            </w:tcBorders>
+          </w:tcPr>
+          <w:p>
+            <w:pPr>
+              <w:spacing w:line="240" w:lineRule="auto" w:after="30" w:before="30"/>
+              <w:jc w:val="center"/>
+            </w:pPr>
+            <w:r/>
+            <w:r>
+              <w:rPr>
+                <w:rFonts w:ascii="Times New Roman" w:hAnsi="Times New Roman" w:cs="Times New Roman" w:eastAsia="Times New Roman"/>
+                <w:b w:val="0"/>
+                <w:i w:val="0"/>
+                <w:sz w:val="16"/>
+              </w:rPr>
+              <w:t>0.7708–0.8249</w:t>
+            </w:r>
+          </w:p>
+        </w:tc>
+        <w:tc>
+          <w:tcPr>
+            <w:tcW w:type="dxa" w:w="2016"/>
+            <w:tcBorders>
+              <w:top w:val="nil"/>
+              <w:bottom w:val="nil"/>
+              <w:left w:val="nil"/>
+              <w:right w:val="nil"/>
+            </w:tcBorders>
+          </w:tcPr>
+          <w:p>
+            <w:pPr>
+              <w:spacing w:line="240" w:lineRule="auto" w:after="30" w:before="30"/>
+              <w:jc w:val="center"/>
+            </w:pPr>
+            <w:r/>
+            <w:r>
+              <w:rPr>
+                <w:rFonts w:ascii="Times New Roman" w:hAnsi="Times New Roman" w:cs="Times New Roman" w:eastAsia="Times New Roman"/>
+                <w:b w:val="0"/>
+                <w:i w:val="0"/>
+                <w:sz w:val="16"/>
+              </w:rPr>
+              <w:t>0.7999–0.8028</w:t>
+            </w:r>
+          </w:p>
+        </w:tc>
+      </w:tr>
+      <w:tr>
+        <w:trPr>
+          <w:cantSplit/>
+        </w:trPr>
+        <w:tc>
+          <w:tcPr>
+            <w:tcW w:type="dxa" w:w="2088"/>
+            <w:tcBorders>
+              <w:top w:val="nil"/>
+              <w:bottom w:val="nil"/>
+              <w:left w:val="nil"/>
+              <w:right w:val="nil"/>
+            </w:tcBorders>
+          </w:tcPr>
+          <w:p>
+            <w:pPr>
+              <w:spacing w:line="240" w:lineRule="auto" w:after="30" w:before="30"/>
+              <w:jc w:val="left"/>
+            </w:pPr>
+            <w:r/>
+            <w:r>
+              <w:rPr>
+                <w:rFonts w:ascii="Times New Roman" w:hAnsi="Times New Roman" w:cs="Times New Roman" w:eastAsia="Times New Roman"/>
+                <w:b w:val="0"/>
+                <w:i w:val="0"/>
+                <w:sz w:val="16"/>
+              </w:rPr>
+              <w:t>MLP</w:t>
+            </w:r>
+          </w:p>
+        </w:tc>
+        <w:tc>
+          <w:tcPr>
+            <w:tcW w:type="dxa" w:w="1368"/>
+            <w:tcBorders>
+              <w:top w:val="nil"/>
+              <w:bottom w:val="nil"/>
+              <w:left w:val="nil"/>
+              <w:right w:val="nil"/>
+            </w:tcBorders>
+          </w:tcPr>
+          <w:p>
+            <w:pPr>
+              <w:spacing w:line="240" w:lineRule="auto" w:after="30" w:before="30"/>
+              <w:jc w:val="center"/>
+            </w:pPr>
+            <w:r/>
+            <w:r>
+              <w:rPr>
+                <w:rFonts w:ascii="Times New Roman" w:hAnsi="Times New Roman" w:cs="Times New Roman" w:eastAsia="Times New Roman"/>
+                <w:b w:val="0"/>
+                <w:i w:val="0"/>
+                <w:sz w:val="16"/>
+              </w:rPr>
+              <w:t>0.7896</w:t>
+            </w:r>
+          </w:p>
+        </w:tc>
+        <w:tc>
+          <w:tcPr>
+            <w:tcW w:type="dxa" w:w="1512"/>
+            <w:tcBorders>
+              <w:top w:val="nil"/>
+              <w:bottom w:val="nil"/>
+              <w:left w:val="nil"/>
+              <w:right w:val="nil"/>
+            </w:tcBorders>
+          </w:tcPr>
+          <w:p>
+            <w:pPr>
+              <w:spacing w:line="240" w:lineRule="auto" w:after="30" w:before="30"/>
+              <w:jc w:val="center"/>
+            </w:pPr>
+            <w:r/>
+            <w:r>
+              <w:rPr>
+                <w:rFonts w:ascii="Times New Roman" w:hAnsi="Times New Roman" w:cs="Times New Roman" w:eastAsia="Times New Roman"/>
+                <w:b w:val="0"/>
+                <w:i w:val="0"/>
+                <w:sz w:val="16"/>
+              </w:rPr>
+              <w:t>0.0164</w:t>
+            </w:r>
+          </w:p>
+        </w:tc>
+        <w:tc>
+          <w:tcPr>
+            <w:tcW w:type="dxa" w:w="2232"/>
+            <w:tcBorders>
+              <w:top w:val="nil"/>
+              <w:bottom w:val="nil"/>
+              <w:left w:val="nil"/>
+              <w:right w:val="nil"/>
+            </w:tcBorders>
+          </w:tcPr>
+          <w:p>
+            <w:pPr>
+              <w:spacing w:line="240" w:lineRule="auto" w:after="30" w:before="30"/>
+              <w:jc w:val="center"/>
+            </w:pPr>
+            <w:r/>
+            <w:r>
+              <w:rPr>
+                <w:rFonts w:ascii="Times New Roman" w:hAnsi="Times New Roman" w:cs="Times New Roman" w:eastAsia="Times New Roman"/>
+                <w:b w:val="0"/>
+                <w:i w:val="0"/>
+                <w:sz w:val="16"/>
+              </w:rPr>
+              <w:t>0.7584–0.8203</w:t>
+            </w:r>
+          </w:p>
+        </w:tc>
+        <w:tc>
+          <w:tcPr>
+            <w:tcW w:type="dxa" w:w="2016"/>
+            <w:tcBorders>
+              <w:top w:val="nil"/>
+              <w:bottom w:val="nil"/>
+              <w:left w:val="nil"/>
+              <w:right w:val="nil"/>
+            </w:tcBorders>
+          </w:tcPr>
+          <w:p>
+            <w:pPr>
+              <w:spacing w:line="240" w:lineRule="auto" w:after="30" w:before="30"/>
+              <w:jc w:val="center"/>
+            </w:pPr>
+            <w:r/>
+            <w:r>
+              <w:rPr>
+                <w:rFonts w:ascii="Times New Roman" w:hAnsi="Times New Roman" w:cs="Times New Roman" w:eastAsia="Times New Roman"/>
+                <w:b w:val="0"/>
+                <w:i w:val="0"/>
+                <w:sz w:val="16"/>
+              </w:rPr>
+              <w:t>0.7880–0.7924</w:t>
+            </w:r>
+          </w:p>
+        </w:tc>
+      </w:tr>
+      <w:tr>
+        <w:trPr>
+          <w:cantSplit/>
+        </w:trPr>
+        <w:tc>
+          <w:tcPr>
+            <w:tcW w:type="dxa" w:w="2088"/>
+            <w:tcBorders>
+              <w:top w:val="nil"/>
+              <w:bottom w:val="single" w:sz="12" w:color="000000" w:space="0"/>
+              <w:left w:val="nil"/>
+              <w:right w:val="nil"/>
+            </w:tcBorders>
+          </w:tcPr>
+          <w:p>
+            <w:pPr>
+              <w:spacing w:line="240" w:lineRule="auto" w:after="30" w:before="30"/>
+              <w:jc w:val="left"/>
+            </w:pPr>
+            <w:r/>
+            <w:r>
+              <w:rPr>
+                <w:rFonts w:ascii="Times New Roman" w:hAnsi="Times New Roman" w:cs="Times New Roman" w:eastAsia="Times New Roman"/>
+                <w:b w:val="0"/>
+                <w:i w:val="0"/>
+                <w:sz w:val="16"/>
+              </w:rPr>
+              <w:t>Naive Bayes</w:t>
+            </w:r>
+          </w:p>
+        </w:tc>
+        <w:tc>
+          <w:tcPr>
+            <w:tcW w:type="dxa" w:w="1368"/>
+            <w:tcBorders>
+              <w:top w:val="nil"/>
+              <w:bottom w:val="single" w:sz="12" w:color="000000" w:space="0"/>
+              <w:left w:val="nil"/>
+              <w:right w:val="nil"/>
+            </w:tcBorders>
+          </w:tcPr>
+          <w:p>
+            <w:pPr>
+              <w:spacing w:line="240" w:lineRule="auto" w:after="30" w:before="30"/>
+              <w:jc w:val="center"/>
+            </w:pPr>
+            <w:r/>
+            <w:r>
+              <w:rPr>
+                <w:rFonts w:ascii="Times New Roman" w:hAnsi="Times New Roman" w:cs="Times New Roman" w:eastAsia="Times New Roman"/>
+                <w:b w:val="0"/>
+                <w:i w:val="0"/>
+                <w:sz w:val="16"/>
+              </w:rPr>
+              <w:t>0.7438</w:t>
+            </w:r>
+          </w:p>
+        </w:tc>
+        <w:tc>
+          <w:tcPr>
+            <w:tcW w:type="dxa" w:w="1512"/>
+            <w:tcBorders>
+              <w:top w:val="nil"/>
+              <w:bottom w:val="single" w:sz="12" w:color="000000" w:space="0"/>
+              <w:left w:val="nil"/>
+              <w:right w:val="nil"/>
+            </w:tcBorders>
+          </w:tcPr>
+          <w:p>
+            <w:pPr>
+              <w:spacing w:line="240" w:lineRule="auto" w:after="30" w:before="30"/>
+              <w:jc w:val="center"/>
+            </w:pPr>
+            <w:r/>
+            <w:r>
+              <w:rPr>
+                <w:rFonts w:ascii="Times New Roman" w:hAnsi="Times New Roman" w:cs="Times New Roman" w:eastAsia="Times New Roman"/>
+                <w:b w:val="0"/>
+                <w:i w:val="0"/>
+                <w:sz w:val="16"/>
+              </w:rPr>
+              <w:t>0.0172</w:t>
+            </w:r>
+          </w:p>
+        </w:tc>
+        <w:tc>
+          <w:tcPr>
+            <w:tcW w:type="dxa" w:w="2232"/>
+            <w:tcBorders>
+              <w:top w:val="nil"/>
+              <w:bottom w:val="single" w:sz="12" w:color="000000" w:space="0"/>
+              <w:left w:val="nil"/>
+              <w:right w:val="nil"/>
+            </w:tcBorders>
+          </w:tcPr>
+          <w:p>
+            <w:pPr>
+              <w:spacing w:line="240" w:lineRule="auto" w:after="30" w:before="30"/>
+              <w:jc w:val="center"/>
+            </w:pPr>
+            <w:r/>
+            <w:r>
+              <w:rPr>
+                <w:rFonts w:ascii="Times New Roman" w:hAnsi="Times New Roman" w:cs="Times New Roman" w:eastAsia="Times New Roman"/>
+                <w:b w:val="0"/>
+                <w:i w:val="0"/>
+                <w:sz w:val="16"/>
+              </w:rPr>
+              <w:t>0.7165–0.7717</w:t>
+            </w:r>
+          </w:p>
+        </w:tc>
+        <w:tc>
+          <w:tcPr>
+            <w:tcW w:type="dxa" w:w="2016"/>
+            <w:tcBorders>
+              <w:top w:val="nil"/>
+              <w:bottom w:val="single" w:sz="12" w:color="000000" w:space="0"/>
+              <w:left w:val="nil"/>
+              <w:right w:val="nil"/>
+            </w:tcBorders>
+          </w:tcPr>
+          <w:p>
+            <w:pPr>
+              <w:spacing w:line="240" w:lineRule="auto" w:after="30" w:before="30"/>
+              <w:jc w:val="center"/>
+            </w:pPr>
+            <w:r/>
+            <w:r>
+              <w:rPr>
+                <w:rFonts w:ascii="Times New Roman" w:hAnsi="Times New Roman" w:cs="Times New Roman" w:eastAsia="Times New Roman"/>
+                <w:b w:val="0"/>
+                <w:i w:val="0"/>
+                <w:sz w:val="16"/>
+              </w:rPr>
+              <w:t>0.7429–0.7454</w:t>
+            </w:r>
+          </w:p>
+        </w:tc>
+      </w:tr>
+    </w:tbl>
+    <w:p>
+      <w:pPr>
+        <w:keepNext/>
+        <w:spacing w:line="240" w:lineRule="auto" w:before="80" w:after="160"/>
+        <w:jc w:val="left"/>
+      </w:pPr>
+      <w:r>
+        <w:rPr>
+          <w:rFonts w:ascii="Times New Roman" w:hAnsi="Times New Roman" w:cs="Times New Roman" w:eastAsia="Times New Roman"/>
+          <w:b/>
+          <w:i w:val="0"/>
+          <w:sz w:val="20"/>
+        </w:rPr>
+        <w:t xml:space="preserve">Table S10. </w:t>
+      </w:r>
+      <w:r>
+        <w:rPr>
+          <w:rFonts w:ascii="Times New Roman" w:hAnsi="Times New Roman" w:cs="Times New Roman" w:eastAsia="Times New Roman"/>
+          <w:b w:val="0"/>
+          <w:i w:val="0"/>
+          <w:sz w:val="20"/>
+        </w:rPr>
+        <w:t>Temporal validation of the CatBoost model: development on the 2007–2014 cycles with hyperparameters re-tuned by 10-fold cross-validation on those cycles only, testing on 2015–2018, compared with the primary random split.</w:t>
+      </w:r>
+    </w:p>
+    <w:tbl>
+      <w:tblPr>
+        <w:tblW w:type="auto" w:w="0"/>
+        <w:jc w:val="center"/>
+        <w:tblLayout w:type="fixed"/>
+        <w:tblLook w:firstColumn="1" w:firstRow="1" w:lastColumn="0" w:lastRow="0" w:noHBand="0" w:noVBand="1" w:val="04A0"/>
+      </w:tblPr>
+      <w:tblGrid>
+        <w:gridCol w:w="1337"/>
+        <w:gridCol w:w="1337"/>
+        <w:gridCol w:w="1337"/>
+        <w:gridCol w:w="1337"/>
+        <w:gridCol w:w="1337"/>
+        <w:gridCol w:w="1337"/>
+        <w:gridCol w:w="1337"/>
+      </w:tblGrid>
+      <w:tr>
+        <w:trPr>
+          <w:tblHeader w:val="true"/>
+          <w:cantSplit/>
+        </w:trPr>
+        <w:tc>
+          <w:tcPr>
+            <w:tcW w:type="dxa" w:w="2952"/>
+            <w:tcBorders>
+              <w:top w:val="single" w:sz="12" w:color="000000" w:space="0"/>
+              <w:bottom w:val="single" w:sz="8" w:color="000000" w:space="0"/>
+              <w:left w:val="nil"/>
+              <w:right w:val="nil"/>
+            </w:tcBorders>
+          </w:tcPr>
+          <w:p>
+            <w:pPr>
+              <w:spacing w:line="240" w:lineRule="auto" w:after="40" w:before="40"/>
+              <w:jc w:val="left"/>
+            </w:pPr>
+            <w:r/>
+            <w:r>
+              <w:rPr>
+                <w:rFonts w:ascii="Times New Roman" w:hAnsi="Times New Roman" w:cs="Times New Roman" w:eastAsia="Times New Roman"/>
+                <w:b/>
+                <w:i w:val="0"/>
+                <w:sz w:val="16"/>
+              </w:rPr>
+              <w:t>Design</w:t>
+            </w:r>
+          </w:p>
+        </w:tc>
+        <w:tc>
+          <w:tcPr>
+            <w:tcW w:type="dxa" w:w="893"/>
+            <w:tcBorders>
+              <w:top w:val="single" w:sz="12" w:color="000000" w:space="0"/>
+              <w:bottom w:val="single" w:sz="8" w:color="000000" w:space="0"/>
+              <w:left w:val="nil"/>
+              <w:right w:val="nil"/>
+            </w:tcBorders>
+          </w:tcPr>
+          <w:p>
+            <w:pPr>
+              <w:spacing w:line="240" w:lineRule="auto" w:after="40" w:before="40"/>
+              <w:jc w:val="center"/>
+            </w:pPr>
+            <w:r/>
+            <w:r>
+              <w:rPr>
+                <w:rFonts w:ascii="Times New Roman" w:hAnsi="Times New Roman" w:cs="Times New Roman" w:eastAsia="Times New Roman"/>
+                <w:b/>
+                <w:i w:val="0"/>
+                <w:sz w:val="16"/>
+              </w:rPr>
+              <w:t>Train n</w:t>
+            </w:r>
+          </w:p>
+        </w:tc>
+        <w:tc>
+          <w:tcPr>
+            <w:tcW w:type="dxa" w:w="792"/>
+            <w:tcBorders>
+              <w:top w:val="single" w:sz="12" w:color="000000" w:space="0"/>
+              <w:bottom w:val="single" w:sz="8" w:color="000000" w:space="0"/>
+              <w:left w:val="nil"/>
+              <w:right w:val="nil"/>
+            </w:tcBorders>
+          </w:tcPr>
+          <w:p>
+            <w:pPr>
+              <w:spacing w:line="240" w:lineRule="auto" w:after="40" w:before="40"/>
+              <w:jc w:val="center"/>
+            </w:pPr>
+            <w:r/>
+            <w:r>
+              <w:rPr>
+                <w:rFonts w:ascii="Times New Roman" w:hAnsi="Times New Roman" w:cs="Times New Roman" w:eastAsia="Times New Roman"/>
+                <w:b/>
+                <w:i w:val="0"/>
+                <w:sz w:val="16"/>
+              </w:rPr>
+              <w:t>Test n</w:t>
+            </w:r>
+          </w:p>
+        </w:tc>
+        <w:tc>
+          <w:tcPr>
+            <w:tcW w:type="dxa" w:w="1800"/>
+            <w:tcBorders>
+              <w:top w:val="single" w:sz="12" w:color="000000" w:space="0"/>
+              <w:bottom w:val="single" w:sz="8" w:color="000000" w:space="0"/>
+              <w:left w:val="nil"/>
+              <w:right w:val="nil"/>
+            </w:tcBorders>
+          </w:tcPr>
+          <w:p>
+            <w:pPr>
+              <w:spacing w:line="240" w:lineRule="auto" w:after="40" w:before="40"/>
+              <w:jc w:val="center"/>
+            </w:pPr>
+            <w:r/>
+            <w:r>
+              <w:rPr>
+                <w:rFonts w:ascii="Times New Roman" w:hAnsi="Times New Roman" w:cs="Times New Roman" w:eastAsia="Times New Roman"/>
+                <w:b/>
+                <w:i w:val="0"/>
+                <w:sz w:val="16"/>
+              </w:rPr>
+              <w:t>AUROC (95% CI)</w:t>
+            </w:r>
+          </w:p>
+        </w:tc>
+        <w:tc>
+          <w:tcPr>
+            <w:tcW w:type="dxa" w:w="936"/>
+            <w:tcBorders>
+              <w:top w:val="single" w:sz="12" w:color="000000" w:space="0"/>
+              <w:bottom w:val="single" w:sz="8" w:color="000000" w:space="0"/>
+              <w:left w:val="nil"/>
+              <w:right w:val="nil"/>
+            </w:tcBorders>
+          </w:tcPr>
+          <w:p>
+            <w:pPr>
+              <w:spacing w:line="240" w:lineRule="auto" w:after="40" w:before="40"/>
+              <w:jc w:val="center"/>
+            </w:pPr>
+            <w:r/>
+            <w:r>
+              <w:rPr>
+                <w:rFonts w:ascii="Times New Roman" w:hAnsi="Times New Roman" w:cs="Times New Roman" w:eastAsia="Times New Roman"/>
+                <w:b/>
+                <w:i w:val="0"/>
+                <w:sz w:val="16"/>
+              </w:rPr>
+              <w:t>Cal. slope</w:t>
+            </w:r>
+          </w:p>
+        </w:tc>
+        <w:tc>
+          <w:tcPr>
+            <w:tcW w:type="dxa" w:w="1008"/>
+            <w:tcBorders>
+              <w:top w:val="single" w:sz="12" w:color="000000" w:space="0"/>
+              <w:bottom w:val="single" w:sz="8" w:color="000000" w:space="0"/>
+              <w:left w:val="nil"/>
+              <w:right w:val="nil"/>
+            </w:tcBorders>
+          </w:tcPr>
+          <w:p>
+            <w:pPr>
+              <w:spacing w:line="240" w:lineRule="auto" w:after="40" w:before="40"/>
+              <w:jc w:val="center"/>
+            </w:pPr>
+            <w:r/>
+            <w:r>
+              <w:rPr>
+                <w:rFonts w:ascii="Times New Roman" w:hAnsi="Times New Roman" w:cs="Times New Roman" w:eastAsia="Times New Roman"/>
+                <w:b/>
+                <w:i w:val="0"/>
+                <w:sz w:val="16"/>
+              </w:rPr>
+              <w:t>Cal. intercept</w:t>
+            </w:r>
+          </w:p>
+        </w:tc>
+        <w:tc>
+          <w:tcPr>
+            <w:tcW w:type="dxa" w:w="720"/>
+            <w:tcBorders>
+              <w:top w:val="single" w:sz="12" w:color="000000" w:space="0"/>
+              <w:bottom w:val="single" w:sz="8" w:color="000000" w:space="0"/>
+              <w:left w:val="nil"/>
+              <w:right w:val="nil"/>
+            </w:tcBorders>
+          </w:tcPr>
+          <w:p>
+            <w:pPr>
+              <w:spacing w:line="240" w:lineRule="auto" w:after="40" w:before="40"/>
+              <w:jc w:val="center"/>
+            </w:pPr>
+            <w:r/>
+            <w:r>
+              <w:rPr>
+                <w:rFonts w:ascii="Times New Roman" w:hAnsi="Times New Roman" w:cs="Times New Roman" w:eastAsia="Times New Roman"/>
+                <w:b/>
+                <w:i w:val="0"/>
+                <w:sz w:val="16"/>
+              </w:rPr>
+              <w:t>O:E</w:t>
+            </w:r>
+          </w:p>
+        </w:tc>
+      </w:tr>
+      <w:tr>
+        <w:trPr>
+          <w:cantSplit/>
+        </w:trPr>
+        <w:tc>
+          <w:tcPr>
+            <w:tcW w:type="dxa" w:w="2952"/>
+            <w:tcBorders>
+              <w:top w:val="nil"/>
+              <w:bottom w:val="nil"/>
+              <w:left w:val="nil"/>
+              <w:right w:val="nil"/>
+            </w:tcBorders>
+          </w:tcPr>
+          <w:p>
+            <w:pPr>
+              <w:spacing w:line="240" w:lineRule="auto" w:after="30" w:before="30"/>
+              <w:jc w:val="left"/>
+            </w:pPr>
+            <w:r/>
+            <w:r>
+              <w:rPr>
+                <w:rFonts w:ascii="Times New Roman" w:hAnsi="Times New Roman" w:cs="Times New Roman" w:eastAsia="Times New Roman"/>
+                <w:b w:val="0"/>
+                <w:i w:val="0"/>
+                <w:sz w:val="16"/>
+              </w:rPr>
+              <w:t>Random split (primary analysis)</w:t>
+            </w:r>
+          </w:p>
+        </w:tc>
+        <w:tc>
+          <w:tcPr>
+            <w:tcW w:type="dxa" w:w="893"/>
+            <w:tcBorders>
+              <w:top w:val="nil"/>
+              <w:bottom w:val="nil"/>
+              <w:left w:val="nil"/>
+              <w:right w:val="nil"/>
+            </w:tcBorders>
+          </w:tcPr>
+          <w:p>
+            <w:pPr>
+              <w:spacing w:line="240" w:lineRule="auto" w:after="30" w:before="30"/>
+              <w:jc w:val="center"/>
+            </w:pPr>
+            <w:r/>
+            <w:r>
+              <w:rPr>
+                <w:rFonts w:ascii="Times New Roman" w:hAnsi="Times New Roman" w:cs="Times New Roman" w:eastAsia="Times New Roman"/>
+                <w:b w:val="0"/>
+                <w:i w:val="0"/>
+                <w:sz w:val="16"/>
+              </w:rPr>
+              <w:t>8,703</w:t>
+            </w:r>
+          </w:p>
+        </w:tc>
+        <w:tc>
+          <w:tcPr>
+            <w:tcW w:type="dxa" w:w="792"/>
+            <w:tcBorders>
+              <w:top w:val="nil"/>
+              <w:bottom w:val="nil"/>
+              <w:left w:val="nil"/>
+              <w:right w:val="nil"/>
+            </w:tcBorders>
+          </w:tcPr>
+          <w:p>
+            <w:pPr>
+              <w:spacing w:line="240" w:lineRule="auto" w:after="30" w:before="30"/>
+              <w:jc w:val="center"/>
+            </w:pPr>
+            <w:r/>
+            <w:r>
+              <w:rPr>
+                <w:rFonts w:ascii="Times New Roman" w:hAnsi="Times New Roman" w:cs="Times New Roman" w:eastAsia="Times New Roman"/>
+                <w:b w:val="0"/>
+                <w:i w:val="0"/>
+                <w:sz w:val="16"/>
+              </w:rPr>
+              <w:t>2,176</w:t>
+            </w:r>
+          </w:p>
+        </w:tc>
+        <w:tc>
+          <w:tcPr>
+            <w:tcW w:type="dxa" w:w="1800"/>
+            <w:tcBorders>
+              <w:top w:val="nil"/>
+              <w:bottom w:val="nil"/>
+              <w:left w:val="nil"/>
+              <w:right w:val="nil"/>
+            </w:tcBorders>
+          </w:tcPr>
+          <w:p>
+            <w:pPr>
+              <w:spacing w:line="240" w:lineRule="auto" w:after="30" w:before="30"/>
+              <w:jc w:val="center"/>
+            </w:pPr>
+            <w:r/>
+            <w:r>
+              <w:rPr>
+                <w:rFonts w:ascii="Times New Roman" w:hAnsi="Times New Roman" w:cs="Times New Roman" w:eastAsia="Times New Roman"/>
+                <w:b w:val="0"/>
+                <w:i w:val="0"/>
+                <w:sz w:val="16"/>
+              </w:rPr>
+              <w:t>0.853 (0.837–0.869)</w:t>
+            </w:r>
+          </w:p>
+        </w:tc>
+        <w:tc>
+          <w:tcPr>
+            <w:tcW w:type="dxa" w:w="936"/>
+            <w:tcBorders>
+              <w:top w:val="nil"/>
+              <w:bottom w:val="nil"/>
+              <w:left w:val="nil"/>
+              <w:right w:val="nil"/>
+            </w:tcBorders>
+          </w:tcPr>
+          <w:p>
+            <w:pPr>
+              <w:spacing w:line="240" w:lineRule="auto" w:after="30" w:before="30"/>
+              <w:jc w:val="center"/>
+            </w:pPr>
+            <w:r/>
+            <w:r>
+              <w:rPr>
+                <w:rFonts w:ascii="Times New Roman" w:hAnsi="Times New Roman" w:cs="Times New Roman" w:eastAsia="Times New Roman"/>
+                <w:b w:val="0"/>
+                <w:i w:val="0"/>
+                <w:sz w:val="16"/>
+              </w:rPr>
+              <w:t>1.06</w:t>
+            </w:r>
+          </w:p>
+        </w:tc>
+        <w:tc>
+          <w:tcPr>
+            <w:tcW w:type="dxa" w:w="1008"/>
+            <w:tcBorders>
+              <w:top w:val="nil"/>
+              <w:bottom w:val="nil"/>
+              <w:left w:val="nil"/>
+              <w:right w:val="nil"/>
+            </w:tcBorders>
+          </w:tcPr>
+          <w:p>
+            <w:pPr>
+              <w:spacing w:line="240" w:lineRule="auto" w:after="30" w:before="30"/>
+              <w:jc w:val="center"/>
+            </w:pPr>
+            <w:r/>
+            <w:r>
+              <w:rPr>
+                <w:rFonts w:ascii="Times New Roman" w:hAnsi="Times New Roman" w:cs="Times New Roman" w:eastAsia="Times New Roman"/>
+                <w:b w:val="0"/>
+                <w:i w:val="0"/>
+                <w:sz w:val="16"/>
+              </w:rPr>
+              <w:t>−0.051</w:t>
+            </w:r>
+          </w:p>
+        </w:tc>
+        <w:tc>
+          <w:tcPr>
+            <w:tcW w:type="dxa" w:w="720"/>
+            <w:tcBorders>
+              <w:top w:val="nil"/>
+              <w:bottom w:val="nil"/>
+              <w:left w:val="nil"/>
+              <w:right w:val="nil"/>
+            </w:tcBorders>
+          </w:tcPr>
+          <w:p>
+            <w:pPr>
+              <w:spacing w:line="240" w:lineRule="auto" w:after="30" w:before="30"/>
+              <w:jc w:val="center"/>
+            </w:pPr>
+            <w:r/>
+            <w:r>
+              <w:rPr>
+                <w:rFonts w:ascii="Times New Roman" w:hAnsi="Times New Roman" w:cs="Times New Roman" w:eastAsia="Times New Roman"/>
+                <w:b w:val="0"/>
+                <w:i w:val="0"/>
+                <w:sz w:val="16"/>
+              </w:rPr>
+              <w:t>0.983</w:t>
+            </w:r>
+          </w:p>
+        </w:tc>
+      </w:tr>
+      <w:tr>
+        <w:trPr>
+          <w:cantSplit/>
+        </w:trPr>
+        <w:tc>
+          <w:tcPr>
+            <w:tcW w:type="dxa" w:w="2952"/>
+            <w:tcBorders>
+              <w:top w:val="nil"/>
+              <w:bottom w:val="single" w:sz="12" w:color="000000" w:space="0"/>
+              <w:left w:val="nil"/>
+              <w:right w:val="nil"/>
+            </w:tcBorders>
+          </w:tcPr>
+          <w:p>
+            <w:pPr>
+              <w:spacing w:line="240" w:lineRule="auto" w:after="30" w:before="30"/>
+              <w:jc w:val="left"/>
+            </w:pPr>
+            <w:r/>
+            <w:r>
+              <w:rPr>
+                <w:rFonts w:ascii="Times New Roman" w:hAnsi="Times New Roman" w:cs="Times New Roman" w:eastAsia="Times New Roman"/>
+                <w:b w:val="0"/>
+                <w:i w:val="0"/>
+                <w:sz w:val="16"/>
+              </w:rPr>
+              <w:t>Temporal holdout (develop 2007-2014, test 2015-2018; re-tuned)</w:t>
+            </w:r>
+          </w:p>
+        </w:tc>
+        <w:tc>
+          <w:tcPr>
+            <w:tcW w:type="dxa" w:w="893"/>
+            <w:tcBorders>
+              <w:top w:val="nil"/>
+              <w:bottom w:val="single" w:sz="12" w:color="000000" w:space="0"/>
+              <w:left w:val="nil"/>
+              <w:right w:val="nil"/>
+            </w:tcBorders>
+          </w:tcPr>
+          <w:p>
+            <w:pPr>
+              <w:spacing w:line="240" w:lineRule="auto" w:after="30" w:before="30"/>
+              <w:jc w:val="center"/>
+            </w:pPr>
+            <w:r/>
+            <w:r>
+              <w:rPr>
+                <w:rFonts w:ascii="Times New Roman" w:hAnsi="Times New Roman" w:cs="Times New Roman" w:eastAsia="Times New Roman"/>
+                <w:b w:val="0"/>
+                <w:i w:val="0"/>
+                <w:sz w:val="16"/>
+              </w:rPr>
+              <w:t>7,786</w:t>
+            </w:r>
+          </w:p>
+        </w:tc>
+        <w:tc>
+          <w:tcPr>
+            <w:tcW w:type="dxa" w:w="792"/>
+            <w:tcBorders>
+              <w:top w:val="nil"/>
+              <w:bottom w:val="single" w:sz="12" w:color="000000" w:space="0"/>
+              <w:left w:val="nil"/>
+              <w:right w:val="nil"/>
+            </w:tcBorders>
+          </w:tcPr>
+          <w:p>
+            <w:pPr>
+              <w:spacing w:line="240" w:lineRule="auto" w:after="30" w:before="30"/>
+              <w:jc w:val="center"/>
+            </w:pPr>
+            <w:r/>
+            <w:r>
+              <w:rPr>
+                <w:rFonts w:ascii="Times New Roman" w:hAnsi="Times New Roman" w:cs="Times New Roman" w:eastAsia="Times New Roman"/>
+                <w:b w:val="0"/>
+                <w:i w:val="0"/>
+                <w:sz w:val="16"/>
+              </w:rPr>
+              <w:t>3,093</w:t>
+            </w:r>
+          </w:p>
+        </w:tc>
+        <w:tc>
+          <w:tcPr>
+            <w:tcW w:type="dxa" w:w="1800"/>
+            <w:tcBorders>
+              <w:top w:val="nil"/>
+              <w:bottom w:val="single" w:sz="12" w:color="000000" w:space="0"/>
+              <w:left w:val="nil"/>
+              <w:right w:val="nil"/>
+            </w:tcBorders>
+          </w:tcPr>
+          <w:p>
+            <w:pPr>
+              <w:spacing w:line="240" w:lineRule="auto" w:after="30" w:before="30"/>
+              <w:jc w:val="center"/>
+            </w:pPr>
+            <w:r/>
+            <w:r>
+              <w:rPr>
+                <w:rFonts w:ascii="Times New Roman" w:hAnsi="Times New Roman" w:cs="Times New Roman" w:eastAsia="Times New Roman"/>
+                <w:b w:val="0"/>
+                <w:i w:val="0"/>
+                <w:sz w:val="16"/>
+              </w:rPr>
+              <w:t>0.833 (0.819–0.846)</w:t>
+            </w:r>
+          </w:p>
+        </w:tc>
+        <w:tc>
+          <w:tcPr>
+            <w:tcW w:type="dxa" w:w="936"/>
+            <w:tcBorders>
+              <w:top w:val="nil"/>
+              <w:bottom w:val="single" w:sz="12" w:color="000000" w:space="0"/>
+              <w:left w:val="nil"/>
+              <w:right w:val="nil"/>
+            </w:tcBorders>
+          </w:tcPr>
+          <w:p>
+            <w:pPr>
+              <w:spacing w:line="240" w:lineRule="auto" w:after="30" w:before="30"/>
+              <w:jc w:val="center"/>
+            </w:pPr>
+            <w:r/>
+            <w:r>
+              <w:rPr>
+                <w:rFonts w:ascii="Times New Roman" w:hAnsi="Times New Roman" w:cs="Times New Roman" w:eastAsia="Times New Roman"/>
+                <w:b w:val="0"/>
+                <w:i w:val="0"/>
+                <w:sz w:val="16"/>
+              </w:rPr>
+              <w:t>1.06</w:t>
+            </w:r>
+          </w:p>
+        </w:tc>
+        <w:tc>
+          <w:tcPr>
+            <w:tcW w:type="dxa" w:w="1008"/>
+            <w:tcBorders>
+              <w:top w:val="nil"/>
+              <w:bottom w:val="single" w:sz="12" w:color="000000" w:space="0"/>
+              <w:left w:val="nil"/>
+              <w:right w:val="nil"/>
+            </w:tcBorders>
+          </w:tcPr>
+          <w:p>
+            <w:pPr>
+              <w:spacing w:line="240" w:lineRule="auto" w:after="30" w:before="30"/>
+              <w:jc w:val="center"/>
+            </w:pPr>
+            <w:r/>
+            <w:r>
+              <w:rPr>
+                <w:rFonts w:ascii="Times New Roman" w:hAnsi="Times New Roman" w:cs="Times New Roman" w:eastAsia="Times New Roman"/>
+                <w:b w:val="0"/>
+                <w:i w:val="0"/>
+                <w:sz w:val="16"/>
+              </w:rPr>
+              <w:t>−0.008</w:t>
+            </w:r>
+          </w:p>
+        </w:tc>
+        <w:tc>
+          <w:tcPr>
+            <w:tcW w:type="dxa" w:w="720"/>
+            <w:tcBorders>
+              <w:top w:val="nil"/>
+              <w:bottom w:val="single" w:sz="12" w:color="000000" w:space="0"/>
+              <w:left w:val="nil"/>
+              <w:right w:val="nil"/>
+            </w:tcBorders>
+          </w:tcPr>
+          <w:p>
+            <w:pPr>
+              <w:spacing w:line="240" w:lineRule="auto" w:after="30" w:before="30"/>
+              <w:jc w:val="center"/>
+            </w:pPr>
+            <w:r/>
+            <w:r>
+              <w:rPr>
+                <w:rFonts w:ascii="Times New Roman" w:hAnsi="Times New Roman" w:cs="Times New Roman" w:eastAsia="Times New Roman"/>
+                <w:b w:val="0"/>
+                <w:i w:val="0"/>
+                <w:sz w:val="16"/>
+              </w:rPr>
+              <w:t>0.997</w:t>
+            </w:r>
+          </w:p>
+        </w:tc>
+      </w:tr>
+    </w:tbl>
+    <w:p>
+      <w:pPr>
+        <w:spacing w:line="240" w:lineRule="auto" w:before="80" w:after="280"/>
+      </w:pPr>
+      <w:r>
+        <w:rPr>
+          <w:rFonts w:ascii="Times New Roman" w:hAnsi="Times New Roman" w:cs="Times New Roman" w:eastAsia="Times New Roman"/>
+          <w:b w:val="0"/>
+          <w:i w:val="0"/>
+          <w:sz w:val="18"/>
+        </w:rPr>
+        <w:t>Cal. intercept, calibration-in-the-large (slope fixed at 1; 0 = perfect).</w:t>
       </w:r>
     </w:p>
     <w:p>
@@ -16574,7 +20824,7 @@
           <w:i w:val="0"/>
           <w:sz w:val="20"/>
         </w:rPr>
-        <w:t xml:space="preserve"> Difference in AUROC from CatBoost from a paired bootstrap in which the same resampled participants were scored under both models; intervals crossing zero indicate models that cannot be distinguished from CatBoost. Using unpaired intervals from panel A for these comparisons would overstate the uncertainty, because all models are scored on the same participants.</w:t>
+        <w:t xml:space="preserve"> Difference in AUROC from CatBoost, with a paired-bootstrap 95% confidence interval (the same resampled participants scored under both models) and the DeLong p-value; intervals crossing zero indicate models that cannot be distinguished from CatBoost. Using unpaired intervals from panel A for these comparisons would overstate the uncertainty, because all models are scored on the same participants.</w:t>
       </w:r>
     </w:p>
     <w:p>
@@ -16743,7 +20993,7 @@
           <w:i w:val="0"/>
           <w:sz w:val="20"/>
         </w:rPr>
-        <w:t>Decision-curve analysis on the held-out test partition. Net benefit is plotted against the risk threshold at which intervention would be considered warranted, for the four leading models and for the treat-all and treat-none reference strategies.</w:t>
+        <w:t>Decision-curve analysis on the held-out test partition. Net benefit is plotted against the risk threshold (2% to 80%) at which intervention would be considered warranted, for the four leading models and for the treat-all and treat-none reference strategies.</w:t>
       </w:r>
     </w:p>
     <w:p>

--- a/01_Manuscript/03_Supplementary_Material.docx
+++ b/01_Manuscript/03_Supplementary_Material.docx
@@ -1321,7 +1321,7 @@
                 <w:i w:val="0"/>
                 <w:sz w:val="16"/>
               </w:rPr>
-              <w:t>5</w:t>
+              <w:t>4</w:t>
             </w:r>
           </w:p>
         </w:tc>
@@ -1572,7 +1572,7 @@
                 <w:i w:val="0"/>
                 <w:sz w:val="16"/>
               </w:rPr>
-              <w:t>One-hot; married = reference</w:t>
+              <w:t>One-hot; married = reference, plus a column for a missing answer</w:t>
             </w:r>
           </w:p>
         </w:tc>
@@ -5707,6 +5707,20 @@
     </w:tbl>
     <w:p>
       <w:pPr>
+        <w:spacing w:line="240" w:lineRule="auto" w:before="80" w:after="280"/>
+      </w:pPr>
+      <w:r>
+        <w:rPr>
+          <w:rFonts w:ascii="Times New Roman" w:hAnsi="Times New Roman" w:cs="Times New Roman" w:eastAsia="Times New Roman"/>
+          <w:b w:val="0"/>
+          <w:i w:val="0"/>
+          <w:sz w:val="18"/>
+        </w:rPr>
+        <w:t>Selections at the edge of their search range, where a wider grid might have chosen a more extreme value: CatBoost (iterations = 200); CatBoost (depth = 6); LightGBM (num_leaves = 15); LightGBM (n_estimators = 500); LightGBM (learning_rate = 0.01); XGBoost (n_estimators = 200); XGBoost (max_depth = 3); Gradient Boosting (n_estimators = 100); Gradient Boosting (max_depth = 3); Gradient Boosting (learning_rate = 0.1); Random Forest (n_estimators = 500); Random Forest (min_samples_leaf = 5); Logistic Regression (C = 0.01); Decision Tree (min_samples_leaf = 20); KNN (n_neighbors = 25); MLP (alpha = 0.001).</w:t>
+      </w:r>
+    </w:p>
+    <w:p>
+      <w:pPr>
         <w:keepNext/>
         <w:spacing w:line="240" w:lineRule="auto" w:before="80" w:after="160"/>
         <w:jc w:val="left"/>
@@ -11121,7 +11135,7 @@
                 <w:i w:val="0"/>
                 <w:sz w:val="16"/>
               </w:rPr>
-              <w:t>Avg. drinks per drinking day (past 12 mo; 0 = non-drinker)</w:t>
+              <w:t>Avg. drinks per drinking day (past 12 mo, 0 for non-drinkers)</w:t>
             </w:r>
           </w:p>
         </w:tc>
@@ -11924,7 +11938,7 @@
                 <w:i w:val="0"/>
                 <w:sz w:val="16"/>
               </w:rPr>
-              <w:t>yes</w:t>
+              <w:t>no</w:t>
             </w:r>
           </w:p>
         </w:tc>
@@ -12460,7 +12474,7 @@
           <w:i w:val="0"/>
           <w:sz w:val="18"/>
         </w:rPr>
-        <w:t xml:space="preserve"> is a descriptive heuristic, not a hypothesis test: it flags predictors whose mean exceeds one permutation standard deviation, a roughly one-sigma bar reflecting permutation variability only and not sampling variability of the test partition. Only 12 of these fifteen clear it, so ranks below the leading few should not be read as a resolved ordering. A negative value means permuting the predictor left discrimination unchanged or marginally improved it; 5 of the 32 predictors had a negative mean and 1 exactly zero, so the lower permutation ranks are not interpretable.</w:t>
+        <w:t xml:space="preserve"> is a descriptive heuristic, not a hypothesis test: it flags predictors whose mean exceeds one permutation standard deviation, a roughly one-sigma bar reflecting permutation variability only and not sampling variability of the test partition. Only 11 of these fifteen clear it, so ranks below the leading few should not be read as a resolved ordering. A negative value means permuting the predictor left discrimination unchanged or marginally improved it; 5 of the 32 predictors had a negative mean and 1 exactly zero, so the lower permutation ranks are not interpretable.</w:t>
       </w:r>
     </w:p>
     <w:p>
@@ -14546,7 +14560,7 @@
           <w:i w:val="0"/>
           <w:sz w:val="20"/>
         </w:rPr>
-        <w:t>Sensitivity analyses. Each entry is the mean AUROC from 10-fold stratified cross-validation on the training partition, using the three leading algorithms at their tuned hyperparameters (Table S3), holding everything except the stated change fixed. The outcome-definition arms change the label, and therefore its prevalence, as well as the difficulty of the task.</w:t>
+        <w:t>Sensitivity analyses. Each entry is the mean AUROC from 10-fold stratified cross-validation on the training partition, using the three algorithms with the highest cross-validated AUROC in Table S3 at their tuned hyperparameters, holding everything except the stated change fixed. The outcome-definition arms change the label, and therefore its prevalence, as well as the difficulty of the task; prevalences quoted for these arms refer to the training partition.</w:t>
       </w:r>
     </w:p>
     <w:tbl>
@@ -18320,7 +18334,7 @@
           <w:i w:val="0"/>
           <w:sz w:val="20"/>
         </w:rPr>
-        <w:t>Repeated stratified cross-validation on the training partition (10 folds × 5 repeats, 50 fits per model, tuned hyperparameters), showing how much discrimination varies between data partitions.</w:t>
+        <w:t>Repeated stratified cross-validation on the training partition (10 folds × 5 repeats, 50 fits per model), showing how much discrimination varies between data partitions. The hyperparameters tuned on the same training partition were reused rather than re-tuned inside each fold, so the means are mildly optimistic.</w:t>
       </w:r>
     </w:p>
     <w:tbl>
